--- a/template/pROPOSAL/BA proposal.docx
+++ b/template/pROPOSAL/BA proposal.docx
@@ -9,6 +9,7 @@
         <w:rPr>
           <w:rFonts w:ascii="Cambria" w:hAnsi="Cambria"/>
           <w:b/>
+          <w:color w:val="000000" w:themeColor="text1"/>
           <w:sz w:val="26"/>
           <w:szCs w:val="26"/>
         </w:rPr>
@@ -17,6 +18,7 @@
         <w:rPr>
           <w:rFonts w:ascii="Cambria" w:hAnsi="Cambria"/>
           <w:b/>
+          <w:color w:val="000000" w:themeColor="text1"/>
           <w:sz w:val="26"/>
           <w:szCs w:val="26"/>
         </w:rPr>
@@ -30,6 +32,7 @@
         <w:rPr>
           <w:rFonts w:ascii="Cambria" w:hAnsi="Cambria"/>
           <w:b/>
+          <w:color w:val="000000" w:themeColor="text1"/>
           <w:sz w:val="26"/>
           <w:szCs w:val="26"/>
           <w:lang w:val="id-ID"/>
@@ -39,6 +42,7 @@
         <w:rPr>
           <w:rFonts w:ascii="Cambria" w:hAnsi="Cambria"/>
           <w:b/>
+          <w:color w:val="000000" w:themeColor="text1"/>
           <w:sz w:val="26"/>
           <w:szCs w:val="26"/>
           <w:lang w:val="id-ID"/>
@@ -53,6 +57,7 @@
         <w:rPr>
           <w:rFonts w:ascii="Cambria" w:hAnsi="Cambria"/>
           <w:b/>
+          <w:color w:val="000000" w:themeColor="text1"/>
           <w:sz w:val="26"/>
           <w:szCs w:val="26"/>
         </w:rPr>
@@ -100,15 +105,17 @@
                 <w:rFonts w:ascii="Cambria" w:hAnsi="Cambria"/>
                 <w:b/>
                 <w:bCs/>
-                <w:sz w:val="23"/>
-                <w:szCs w:val="23"/>
-              </w:rPr>
-            </w:pPr>
-            <w:r>
-              <w:rPr>
-                <w:rFonts w:ascii="Cambria" w:hAnsi="Cambria"/>
-                <w:b/>
-                <w:bCs/>
+                <w:color w:val="000000" w:themeColor="text1"/>
+                <w:sz w:val="23"/>
+                <w:szCs w:val="23"/>
+              </w:rPr>
+            </w:pPr>
+            <w:r>
+              <w:rPr>
+                <w:rFonts w:ascii="Cambria" w:hAnsi="Cambria"/>
+                <w:b/>
+                <w:bCs/>
+                <w:color w:val="000000" w:themeColor="text1"/>
                 <w:sz w:val="23"/>
                 <w:szCs w:val="23"/>
               </w:rPr>
@@ -119,6 +126,7 @@
                 <w:rFonts w:ascii="Cambria" w:hAnsi="Cambria"/>
                 <w:b/>
                 <w:bCs/>
+                <w:color w:val="000000" w:themeColor="text1"/>
                 <w:sz w:val="23"/>
                 <w:szCs w:val="23"/>
                 <w:lang w:val="id-ID"/>
@@ -130,6 +138,7 @@
                 <w:rFonts w:ascii="Cambria" w:hAnsi="Cambria"/>
                 <w:b/>
                 <w:bCs/>
+                <w:color w:val="000000" w:themeColor="text1"/>
                 <w:sz w:val="23"/>
                 <w:szCs w:val="23"/>
               </w:rPr>
@@ -155,6 +164,7 @@
                 <w:rFonts w:ascii="Cambria" w:hAnsi="Cambria"/>
                 <w:b/>
                 <w:bCs/>
+                <w:color w:val="000000" w:themeColor="text1"/>
                 <w:sz w:val="23"/>
                 <w:szCs w:val="23"/>
               </w:rPr>
@@ -164,6 +174,7 @@
                 <w:rFonts w:ascii="Segoe UI" w:hAnsi="Segoe UI" w:cs="Segoe UI"/>
                 <w:b/>
                 <w:bCs/>
+                <w:color w:val="000000" w:themeColor="text1"/>
                 <w:lang w:val="id-ID"/>
               </w:rPr>
               <w:t>:</w:t>
@@ -173,6 +184,7 @@
                 <w:rFonts w:ascii="Segoe UI" w:hAnsi="Segoe UI" w:cs="Segoe UI"/>
                 <w:b/>
                 <w:bCs/>
+                <w:color w:val="000000" w:themeColor="text1"/>
               </w:rPr>
               <w:t xml:space="preserve"> </w:t>
             </w:r>
@@ -181,6 +193,7 @@
                 <w:rFonts w:ascii="Segoe UI" w:hAnsi="Segoe UI" w:cs="Segoe UI"/>
                 <w:b/>
                 <w:bCs/>
+                <w:color w:val="000000" w:themeColor="text1"/>
               </w:rPr>
               <w:t>$</w:t>
             </w:r>
@@ -189,21 +202,16 @@
                 <w:rFonts w:ascii="Segoe UI" w:hAnsi="Segoe UI" w:cs="Segoe UI"/>
                 <w:b/>
                 <w:bCs/>
+                <w:color w:val="000000" w:themeColor="text1"/>
               </w:rPr>
               <w:t>(</w:t>
             </w:r>
             <w:r>
               <w:rPr>
                 <w:rFonts w:ascii="Segoe UI" w:hAnsi="Segoe UI" w:cs="Segoe UI"/>
-                <w:color w:val="FF0000"/>
-              </w:rPr>
-              <w:t>judul</w:t>
-            </w:r>
-            <w:r>
-              <w:rPr>
-                <w:rFonts w:ascii="Segoe UI" w:hAnsi="Segoe UI" w:cs="Segoe UI"/>
-              </w:rPr>
-              <w:t>)</w:t>
+                <w:color w:val="000000" w:themeColor="text1"/>
+              </w:rPr>
+              <w:t>judul)</w:t>
             </w:r>
           </w:p>
         </w:tc>
@@ -229,15 +237,17 @@
                 <w:rFonts w:ascii="Cambria" w:hAnsi="Cambria"/>
                 <w:b/>
                 <w:bCs/>
-                <w:sz w:val="23"/>
-                <w:szCs w:val="23"/>
-              </w:rPr>
-            </w:pPr>
-            <w:r>
-              <w:rPr>
-                <w:rFonts w:ascii="Cambria" w:hAnsi="Cambria"/>
-                <w:b/>
-                <w:bCs/>
+                <w:color w:val="000000" w:themeColor="text1"/>
+                <w:sz w:val="23"/>
+                <w:szCs w:val="23"/>
+              </w:rPr>
+            </w:pPr>
+            <w:r>
+              <w:rPr>
+                <w:rFonts w:ascii="Cambria" w:hAnsi="Cambria"/>
+                <w:b/>
+                <w:bCs/>
+                <w:color w:val="000000" w:themeColor="text1"/>
                 <w:sz w:val="23"/>
                 <w:szCs w:val="23"/>
               </w:rPr>
@@ -262,15 +272,17 @@
                 <w:rFonts w:ascii="Cambria" w:hAnsi="Cambria"/>
                 <w:b/>
                 <w:bCs/>
-                <w:sz w:val="23"/>
-                <w:szCs w:val="23"/>
-              </w:rPr>
-            </w:pPr>
-            <w:r>
-              <w:rPr>
-                <w:rFonts w:ascii="Cambria" w:hAnsi="Cambria"/>
-                <w:b/>
-                <w:bCs/>
+                <w:color w:val="000000" w:themeColor="text1"/>
+                <w:sz w:val="23"/>
+                <w:szCs w:val="23"/>
+              </w:rPr>
+            </w:pPr>
+            <w:r>
+              <w:rPr>
+                <w:rFonts w:ascii="Cambria" w:hAnsi="Cambria"/>
+                <w:b/>
+                <w:bCs/>
+                <w:color w:val="000000" w:themeColor="text1"/>
                 <w:sz w:val="23"/>
                 <w:szCs w:val="23"/>
                 <w:lang w:val="id-ID"/>
@@ -282,6 +294,7 @@
                 <w:rFonts w:ascii="Cambria" w:hAnsi="Cambria"/>
                 <w:b/>
                 <w:bCs/>
+                <w:color w:val="000000" w:themeColor="text1"/>
                 <w:sz w:val="23"/>
                 <w:szCs w:val="23"/>
               </w:rPr>
@@ -292,6 +305,7 @@
                 <w:rFonts w:ascii="Cambria" w:hAnsi="Cambria"/>
                 <w:b/>
                 <w:bCs/>
+                <w:color w:val="000000" w:themeColor="text1"/>
                 <w:sz w:val="23"/>
                 <w:szCs w:val="23"/>
               </w:rPr>
@@ -302,6 +316,7 @@
                 <w:rFonts w:ascii="Cambria" w:hAnsi="Cambria"/>
                 <w:b/>
                 <w:bCs/>
+                <w:color w:val="000000" w:themeColor="text1"/>
                 <w:sz w:val="23"/>
                 <w:szCs w:val="23"/>
               </w:rPr>
@@ -310,15 +325,9 @@
             <w:r>
               <w:rPr>
                 <w:rFonts w:ascii="Segoe UI" w:hAnsi="Segoe UI" w:cs="Segoe UI"/>
-                <w:color w:val="FF0000"/>
-              </w:rPr>
-              <w:t>nama mhs</w:t>
-            </w:r>
-            <w:r>
-              <w:rPr>
-                <w:rFonts w:ascii="Segoe UI" w:hAnsi="Segoe UI" w:cs="Segoe UI"/>
-              </w:rPr>
-              <w:t>)</w:t>
+                <w:color w:val="000000" w:themeColor="text1"/>
+              </w:rPr>
+              <w:t>nama mhs)</w:t>
             </w:r>
           </w:p>
         </w:tc>
@@ -339,15 +348,17 @@
                 <w:rFonts w:ascii="Cambria" w:hAnsi="Cambria"/>
                 <w:b/>
                 <w:bCs/>
-                <w:sz w:val="23"/>
-                <w:szCs w:val="23"/>
-              </w:rPr>
-            </w:pPr>
-            <w:r>
-              <w:rPr>
-                <w:rFonts w:ascii="Cambria" w:hAnsi="Cambria"/>
-                <w:b/>
-                <w:bCs/>
+                <w:color w:val="000000" w:themeColor="text1"/>
+                <w:sz w:val="23"/>
+                <w:szCs w:val="23"/>
+              </w:rPr>
+            </w:pPr>
+            <w:r>
+              <w:rPr>
+                <w:rFonts w:ascii="Cambria" w:hAnsi="Cambria"/>
+                <w:b/>
+                <w:bCs/>
+                <w:color w:val="000000" w:themeColor="text1"/>
                 <w:sz w:val="23"/>
                 <w:szCs w:val="23"/>
               </w:rPr>
@@ -358,6 +369,7 @@
                 <w:rFonts w:ascii="Cambria" w:hAnsi="Cambria"/>
                 <w:b/>
                 <w:bCs/>
+                <w:color w:val="000000" w:themeColor="text1"/>
                 <w:sz w:val="23"/>
                 <w:szCs w:val="23"/>
               </w:rPr>
@@ -368,31 +380,11 @@
                 <w:rFonts w:ascii="Cambria" w:hAnsi="Cambria"/>
                 <w:b/>
                 <w:bCs/>
-                <w:sz w:val="23"/>
-                <w:szCs w:val="23"/>
-              </w:rPr>
-              <w:t>(</w:t>
-            </w:r>
-            <w:r>
-              <w:rPr>
-                <w:rFonts w:ascii="Cambria" w:hAnsi="Cambria"/>
-                <w:b/>
-                <w:bCs/>
-                <w:color w:val="FF0000"/>
-                <w:sz w:val="23"/>
-                <w:szCs w:val="23"/>
-              </w:rPr>
-              <w:t>nim</w:t>
-            </w:r>
-            <w:r>
-              <w:rPr>
-                <w:rFonts w:ascii="Cambria" w:hAnsi="Cambria"/>
-                <w:b/>
-                <w:bCs/>
-                <w:sz w:val="23"/>
-                <w:szCs w:val="23"/>
-              </w:rPr>
-              <w:t>)</w:t>
+                <w:color w:val="000000" w:themeColor="text1"/>
+                <w:sz w:val="23"/>
+                <w:szCs w:val="23"/>
+              </w:rPr>
+              <w:t>(nim)</w:t>
             </w:r>
           </w:p>
         </w:tc>
@@ -418,15 +410,17 @@
                 <w:rFonts w:ascii="Cambria" w:hAnsi="Cambria"/>
                 <w:b/>
                 <w:bCs/>
-                <w:sz w:val="23"/>
-                <w:szCs w:val="23"/>
-              </w:rPr>
-            </w:pPr>
-            <w:r>
-              <w:rPr>
-                <w:rFonts w:ascii="Cambria" w:hAnsi="Cambria"/>
-                <w:b/>
-                <w:bCs/>
+                <w:color w:val="000000" w:themeColor="text1"/>
+                <w:sz w:val="23"/>
+                <w:szCs w:val="23"/>
+              </w:rPr>
+            </w:pPr>
+            <w:r>
+              <w:rPr>
+                <w:rFonts w:ascii="Cambria" w:hAnsi="Cambria"/>
+                <w:b/>
+                <w:bCs/>
+                <w:color w:val="000000" w:themeColor="text1"/>
                 <w:sz w:val="23"/>
                 <w:szCs w:val="23"/>
               </w:rPr>
@@ -452,15 +446,17 @@
                 <w:rFonts w:ascii="Cambria" w:hAnsi="Cambria"/>
                 <w:b/>
                 <w:bCs/>
-                <w:sz w:val="23"/>
-                <w:szCs w:val="23"/>
-              </w:rPr>
-            </w:pPr>
-            <w:r>
-              <w:rPr>
-                <w:rFonts w:ascii="Cambria" w:hAnsi="Cambria"/>
-                <w:b/>
-                <w:bCs/>
+                <w:color w:val="000000" w:themeColor="text1"/>
+                <w:sz w:val="23"/>
+                <w:szCs w:val="23"/>
+              </w:rPr>
+            </w:pPr>
+            <w:r>
+              <w:rPr>
+                <w:rFonts w:ascii="Cambria" w:hAnsi="Cambria"/>
+                <w:b/>
+                <w:bCs/>
+                <w:color w:val="000000" w:themeColor="text1"/>
                 <w:sz w:val="23"/>
                 <w:szCs w:val="23"/>
                 <w:lang w:val="id-ID"/>
@@ -472,6 +468,7 @@
                 <w:rFonts w:ascii="Cambria" w:hAnsi="Cambria"/>
                 <w:b/>
                 <w:bCs/>
+                <w:color w:val="000000" w:themeColor="text1"/>
                 <w:sz w:val="23"/>
                 <w:szCs w:val="23"/>
               </w:rPr>
@@ -482,6 +479,7 @@
                 <w:rFonts w:ascii="Cambria" w:hAnsi="Cambria"/>
                 <w:b/>
                 <w:bCs/>
+                <w:color w:val="000000" w:themeColor="text1"/>
                 <w:sz w:val="23"/>
                 <w:szCs w:val="23"/>
               </w:rPr>
@@ -490,21 +488,9 @@
             <w:r>
               <w:rPr>
                 <w:rFonts w:ascii="Segoe UI" w:hAnsi="Segoe UI" w:cs="Segoe UI"/>
-              </w:rPr>
-              <w:t>(</w:t>
-            </w:r>
-            <w:r>
-              <w:rPr>
-                <w:rFonts w:ascii="Segoe UI" w:hAnsi="Segoe UI" w:cs="Segoe UI"/>
-                <w:color w:val="FF0000"/>
-              </w:rPr>
-              <w:t>nama ketua pembimbing</w:t>
-            </w:r>
-            <w:r>
-              <w:rPr>
-                <w:rFonts w:ascii="Segoe UI" w:hAnsi="Segoe UI" w:cs="Segoe UI"/>
-              </w:rPr>
-              <w:t>)</w:t>
+                <w:color w:val="000000" w:themeColor="text1"/>
+              </w:rPr>
+              <w:t>(nama ketua pembimbing)</w:t>
             </w:r>
           </w:p>
         </w:tc>
@@ -530,38 +516,31 @@
                 <w:rFonts w:ascii="Cambria" w:hAnsi="Cambria"/>
                 <w:b/>
                 <w:bCs/>
-                <w:sz w:val="23"/>
-                <w:szCs w:val="23"/>
-              </w:rPr>
-            </w:pPr>
-            <w:r>
-              <w:rPr>
-                <w:rFonts w:ascii="Cambria" w:hAnsi="Cambria"/>
-                <w:b/>
-                <w:bCs/>
-                <w:sz w:val="23"/>
-                <w:szCs w:val="23"/>
-              </w:rPr>
-              <w:t xml:space="preserve">Nama </w:t>
-            </w:r>
-            <w:r>
-              <w:rPr>
-                <w:rFonts w:ascii="Cambria" w:hAnsi="Cambria"/>
-                <w:b/>
-                <w:bCs/>
-                <w:sz w:val="23"/>
-                <w:szCs w:val="23"/>
-              </w:rPr>
-              <w:t>Anggota Pembimbing I</w:t>
-            </w:r>
-          </w:p>
-          <w:p>
-            <w:pPr>
-              <w:spacing w:after="0" w:line="240" w:lineRule="auto"/>
-              <w:rPr>
-                <w:rFonts w:ascii="Cambria" w:hAnsi="Cambria"/>
-                <w:b/>
-                <w:bCs/>
+                <w:color w:val="000000" w:themeColor="text1"/>
+                <w:sz w:val="23"/>
+                <w:szCs w:val="23"/>
+              </w:rPr>
+            </w:pPr>
+            <w:r>
+              <w:rPr>
+                <w:rFonts w:ascii="Cambria" w:hAnsi="Cambria"/>
+                <w:b/>
+                <w:bCs/>
+                <w:color w:val="000000" w:themeColor="text1"/>
+                <w:sz w:val="23"/>
+                <w:szCs w:val="23"/>
+              </w:rPr>
+              <w:t>Nama Anggota Pembimbing I</w:t>
+            </w:r>
+          </w:p>
+          <w:p>
+            <w:pPr>
+              <w:spacing w:after="0" w:line="240" w:lineRule="auto"/>
+              <w:rPr>
+                <w:rFonts w:ascii="Cambria" w:hAnsi="Cambria"/>
+                <w:b/>
+                <w:bCs/>
+                <w:color w:val="000000" w:themeColor="text1"/>
                 <w:sz w:val="23"/>
                 <w:szCs w:val="23"/>
               </w:rPr>
@@ -586,15 +565,17 @@
                 <w:rFonts w:ascii="Cambria" w:hAnsi="Cambria"/>
                 <w:b/>
                 <w:bCs/>
-                <w:sz w:val="23"/>
-                <w:szCs w:val="23"/>
-              </w:rPr>
-            </w:pPr>
-            <w:r>
-              <w:rPr>
-                <w:rFonts w:ascii="Cambria" w:hAnsi="Cambria"/>
-                <w:b/>
-                <w:bCs/>
+                <w:color w:val="000000" w:themeColor="text1"/>
+                <w:sz w:val="23"/>
+                <w:szCs w:val="23"/>
+              </w:rPr>
+            </w:pPr>
+            <w:r>
+              <w:rPr>
+                <w:rFonts w:ascii="Cambria" w:hAnsi="Cambria"/>
+                <w:b/>
+                <w:bCs/>
+                <w:color w:val="000000" w:themeColor="text1"/>
                 <w:sz w:val="23"/>
                 <w:szCs w:val="23"/>
                 <w:lang w:val="id-ID"/>
@@ -606,6 +587,7 @@
                 <w:rFonts w:ascii="Cambria" w:hAnsi="Cambria"/>
                 <w:b/>
                 <w:bCs/>
+                <w:color w:val="000000" w:themeColor="text1"/>
                 <w:sz w:val="23"/>
                 <w:szCs w:val="23"/>
               </w:rPr>
@@ -616,6 +598,7 @@
                 <w:rFonts w:ascii="Cambria" w:hAnsi="Cambria"/>
                 <w:b/>
                 <w:bCs/>
+                <w:color w:val="000000" w:themeColor="text1"/>
                 <w:sz w:val="23"/>
                 <w:szCs w:val="23"/>
               </w:rPr>
@@ -624,21 +607,9 @@
             <w:r>
               <w:rPr>
                 <w:rFonts w:ascii="Segoe UI" w:hAnsi="Segoe UI" w:cs="Segoe UI"/>
-              </w:rPr>
-              <w:t>(</w:t>
-            </w:r>
-            <w:r>
-              <w:rPr>
-                <w:rFonts w:ascii="Segoe UI" w:hAnsi="Segoe UI" w:cs="Segoe UI"/>
-                <w:color w:val="FF0000"/>
-              </w:rPr>
-              <w:t>nama pembimbing I</w:t>
-            </w:r>
-            <w:r>
-              <w:rPr>
-                <w:rFonts w:ascii="Segoe UI" w:hAnsi="Segoe UI" w:cs="Segoe UI"/>
-              </w:rPr>
-              <w:t>)</w:t>
+                <w:color w:val="000000" w:themeColor="text1"/>
+              </w:rPr>
+              <w:t>(nama pembimbing I)</w:t>
             </w:r>
           </w:p>
         </w:tc>
@@ -664,15 +635,17 @@
                 <w:rFonts w:ascii="Cambria" w:hAnsi="Cambria"/>
                 <w:b/>
                 <w:bCs/>
-                <w:sz w:val="23"/>
-                <w:szCs w:val="23"/>
-              </w:rPr>
-            </w:pPr>
-            <w:r>
-              <w:rPr>
-                <w:rFonts w:ascii="Cambria" w:hAnsi="Cambria"/>
-                <w:b/>
-                <w:bCs/>
+                <w:color w:val="000000" w:themeColor="text1"/>
+                <w:sz w:val="23"/>
+                <w:szCs w:val="23"/>
+              </w:rPr>
+            </w:pPr>
+            <w:r>
+              <w:rPr>
+                <w:rFonts w:ascii="Cambria" w:hAnsi="Cambria"/>
+                <w:b/>
+                <w:bCs/>
+                <w:color w:val="000000" w:themeColor="text1"/>
                 <w:sz w:val="23"/>
                 <w:szCs w:val="23"/>
               </w:rPr>
@@ -698,15 +671,17 @@
                 <w:rFonts w:ascii="Cambria" w:hAnsi="Cambria"/>
                 <w:b/>
                 <w:bCs/>
-                <w:sz w:val="23"/>
-                <w:szCs w:val="23"/>
-              </w:rPr>
-            </w:pPr>
-            <w:r>
-              <w:rPr>
-                <w:rFonts w:ascii="Cambria" w:hAnsi="Cambria"/>
-                <w:b/>
-                <w:bCs/>
+                <w:color w:val="000000" w:themeColor="text1"/>
+                <w:sz w:val="23"/>
+                <w:szCs w:val="23"/>
+              </w:rPr>
+            </w:pPr>
+            <w:r>
+              <w:rPr>
+                <w:rFonts w:ascii="Cambria" w:hAnsi="Cambria"/>
+                <w:b/>
+                <w:bCs/>
+                <w:color w:val="000000" w:themeColor="text1"/>
                 <w:sz w:val="23"/>
                 <w:szCs w:val="23"/>
                 <w:lang w:val="id-ID"/>
@@ -718,6 +693,7 @@
                 <w:rFonts w:ascii="Cambria" w:hAnsi="Cambria"/>
                 <w:b/>
                 <w:bCs/>
+                <w:color w:val="000000" w:themeColor="text1"/>
                 <w:sz w:val="23"/>
                 <w:szCs w:val="23"/>
               </w:rPr>
@@ -728,6 +704,7 @@
                 <w:rFonts w:ascii="Cambria" w:hAnsi="Cambria"/>
                 <w:b/>
                 <w:bCs/>
+                <w:color w:val="000000" w:themeColor="text1"/>
                 <w:sz w:val="23"/>
                 <w:szCs w:val="23"/>
               </w:rPr>
@@ -738,31 +715,11 @@
                 <w:rFonts w:ascii="Cambria" w:hAnsi="Cambria"/>
                 <w:b/>
                 <w:bCs/>
-                <w:sz w:val="23"/>
-                <w:szCs w:val="23"/>
-              </w:rPr>
-              <w:t>(</w:t>
-            </w:r>
-            <w:r>
-              <w:rPr>
-                <w:rFonts w:ascii="Cambria" w:hAnsi="Cambria"/>
-                <w:b/>
-                <w:bCs/>
-                <w:color w:val="FF0000"/>
-                <w:sz w:val="23"/>
-                <w:szCs w:val="23"/>
-              </w:rPr>
-              <w:t>nama pembimbing II</w:t>
-            </w:r>
-            <w:r>
-              <w:rPr>
-                <w:rFonts w:ascii="Cambria" w:hAnsi="Cambria"/>
-                <w:b/>
-                <w:bCs/>
-                <w:sz w:val="23"/>
-                <w:szCs w:val="23"/>
-              </w:rPr>
-              <w:t>)</w:t>
+                <w:color w:val="000000" w:themeColor="text1"/>
+                <w:sz w:val="23"/>
+                <w:szCs w:val="23"/>
+              </w:rPr>
+              <w:t>(nama pembimbing II)</w:t>
             </w:r>
           </w:p>
         </w:tc>
@@ -789,15 +746,17 @@
                 <w:rFonts w:ascii="Cambria" w:hAnsi="Cambria"/>
                 <w:b/>
                 <w:bCs/>
-                <w:sz w:val="23"/>
-                <w:szCs w:val="23"/>
-              </w:rPr>
-            </w:pPr>
-            <w:r>
-              <w:rPr>
-                <w:rFonts w:ascii="Cambria" w:hAnsi="Cambria"/>
-                <w:b/>
-                <w:bCs/>
+                <w:color w:val="000000" w:themeColor="text1"/>
+                <w:sz w:val="23"/>
+                <w:szCs w:val="23"/>
+              </w:rPr>
+            </w:pPr>
+            <w:r>
+              <w:rPr>
+                <w:rFonts w:ascii="Cambria" w:hAnsi="Cambria"/>
+                <w:b/>
+                <w:bCs/>
+                <w:color w:val="000000" w:themeColor="text1"/>
                 <w:sz w:val="23"/>
                 <w:szCs w:val="23"/>
               </w:rPr>
@@ -823,15 +782,17 @@
                 <w:rFonts w:ascii="Cambria" w:hAnsi="Cambria"/>
                 <w:b/>
                 <w:bCs/>
-                <w:sz w:val="23"/>
-                <w:szCs w:val="23"/>
-              </w:rPr>
-            </w:pPr>
-            <w:r>
-              <w:rPr>
-                <w:rFonts w:ascii="Cambria" w:hAnsi="Cambria"/>
-                <w:b/>
-                <w:bCs/>
+                <w:color w:val="000000" w:themeColor="text1"/>
+                <w:sz w:val="23"/>
+                <w:szCs w:val="23"/>
+              </w:rPr>
+            </w:pPr>
+            <w:r>
+              <w:rPr>
+                <w:rFonts w:ascii="Cambria" w:hAnsi="Cambria"/>
+                <w:b/>
+                <w:bCs/>
+                <w:color w:val="000000" w:themeColor="text1"/>
                 <w:sz w:val="23"/>
                 <w:szCs w:val="23"/>
               </w:rPr>
@@ -842,6 +803,7 @@
                 <w:rFonts w:ascii="Cambria" w:hAnsi="Cambria"/>
                 <w:b/>
                 <w:bCs/>
+                <w:color w:val="000000" w:themeColor="text1"/>
                 <w:sz w:val="23"/>
                 <w:szCs w:val="23"/>
                 <w:lang w:val="id-ID"/>
@@ -853,6 +815,7 @@
                 <w:rFonts w:ascii="Cambria" w:hAnsi="Cambria"/>
                 <w:b/>
                 <w:bCs/>
+                <w:color w:val="000000" w:themeColor="text1"/>
                 <w:sz w:val="23"/>
                 <w:szCs w:val="23"/>
               </w:rPr>
@@ -863,30 +826,41 @@
                 <w:rFonts w:ascii="Cambria" w:hAnsi="Cambria"/>
                 <w:b/>
                 <w:bCs/>
-                <w:sz w:val="23"/>
-                <w:szCs w:val="23"/>
-              </w:rPr>
-              <w:t xml:space="preserve">             </w:t>
-            </w:r>
-            <w:r>
-              <w:rPr>
-                <w:rFonts w:ascii="Cambria" w:hAnsi="Cambria"/>
-                <w:b/>
-                <w:bCs/>
-                <w:sz w:val="23"/>
-                <w:szCs w:val="23"/>
-              </w:rPr>
-              <w:t xml:space="preserve">(jumlah total </w:t>
-            </w:r>
-            <w:r>
-              <w:rPr>
-                <w:rFonts w:ascii="Cambria" w:hAnsi="Cambria"/>
-                <w:b/>
-                <w:bCs/>
-                <w:sz w:val="23"/>
-                <w:szCs w:val="23"/>
-              </w:rPr>
-              <w:t>dibagi 5)</w:t>
+                <w:color w:val="000000" w:themeColor="text1"/>
+                <w:sz w:val="23"/>
+                <w:szCs w:val="23"/>
+              </w:rPr>
+              <w:t xml:space="preserve">  </w:t>
+            </w:r>
+            <w:r>
+              <w:rPr>
+                <w:rFonts w:ascii="Cambria" w:hAnsi="Cambria"/>
+                <w:color w:val="000000" w:themeColor="text1"/>
+                <w:lang w:val="fi-FI"/>
+              </w:rPr>
+              <w:t>$(nilai rata2 dari form penilaian)</w:t>
+            </w:r>
+            <w:r>
+              <w:rPr>
+                <w:rFonts w:ascii="Cambria" w:hAnsi="Cambria"/>
+                <w:b/>
+                <w:bCs/>
+                <w:color w:val="000000" w:themeColor="text1"/>
+                <w:sz w:val="23"/>
+                <w:szCs w:val="23"/>
+              </w:rPr>
+              <w:t xml:space="preserve">           </w:t>
+            </w:r>
+            <w:r>
+              <w:rPr>
+                <w:rFonts w:ascii="Cambria" w:hAnsi="Cambria"/>
+                <w:b/>
+                <w:bCs/>
+                <w:color w:val="000000" w:themeColor="text1"/>
+                <w:sz w:val="23"/>
+                <w:szCs w:val="23"/>
+              </w:rPr>
+              <w:t>(jumlah total dibagi 5)</w:t>
             </w:r>
           </w:p>
         </w:tc>
@@ -899,7 +873,7 @@
         <w:rPr>
           <w:rFonts w:ascii="Cambria" w:hAnsi="Cambria" w:cs="Arial"/>
           <w:b/>
-          <w:color w:val="000000"/>
+          <w:color w:val="000000" w:themeColor="text1"/>
           <w:sz w:val="26"/>
           <w:szCs w:val="26"/>
           <w:shd w:val="clear" w:color="auto" w:fill="F9F9F9"/>
@@ -946,6 +920,7 @@
               <w:rPr>
                 <w:rFonts w:ascii="Cambria" w:hAnsi="Cambria"/>
                 <w:b/>
+                <w:color w:val="000000" w:themeColor="text1"/>
                 <w:sz w:val="24"/>
                 <w:szCs w:val="24"/>
               </w:rPr>
@@ -954,6 +929,7 @@
               <w:rPr>
                 <w:rFonts w:ascii="Cambria" w:hAnsi="Cambria"/>
                 <w:b/>
+                <w:color w:val="000000" w:themeColor="text1"/>
                 <w:sz w:val="24"/>
                 <w:szCs w:val="24"/>
               </w:rPr>
@@ -967,6 +943,7 @@
               <w:jc w:val="center"/>
               <w:rPr>
                 <w:rFonts w:ascii="Cambria" w:hAnsi="Cambria"/>
+                <w:color w:val="000000" w:themeColor="text1"/>
                 <w:sz w:val="24"/>
                 <w:szCs w:val="24"/>
               </w:rPr>
@@ -991,6 +968,7 @@
               <w:rPr>
                 <w:rFonts w:ascii="Cambria" w:hAnsi="Cambria"/>
                 <w:b/>
+                <w:color w:val="000000" w:themeColor="text1"/>
                 <w:sz w:val="24"/>
                 <w:szCs w:val="24"/>
               </w:rPr>
@@ -999,6 +977,7 @@
               <w:rPr>
                 <w:rFonts w:ascii="Cambria" w:hAnsi="Cambria"/>
                 <w:b/>
+                <w:color w:val="000000" w:themeColor="text1"/>
                 <w:sz w:val="24"/>
                 <w:szCs w:val="24"/>
               </w:rPr>
@@ -1012,6 +991,7 @@
               <w:jc w:val="center"/>
               <w:rPr>
                 <w:rFonts w:ascii="Cambria" w:hAnsi="Cambria"/>
+                <w:color w:val="000000" w:themeColor="text1"/>
                 <w:sz w:val="24"/>
                 <w:szCs w:val="24"/>
               </w:rPr>
@@ -1037,6 +1017,7 @@
               <w:rPr>
                 <w:rFonts w:ascii="Cambria" w:hAnsi="Cambria"/>
                 <w:b/>
+                <w:color w:val="000000" w:themeColor="text1"/>
                 <w:sz w:val="24"/>
                 <w:szCs w:val="24"/>
               </w:rPr>
@@ -1045,6 +1026,7 @@
               <w:rPr>
                 <w:rFonts w:ascii="Cambria" w:hAnsi="Cambria"/>
                 <w:b/>
+                <w:color w:val="000000" w:themeColor="text1"/>
                 <w:sz w:val="24"/>
                 <w:szCs w:val="24"/>
               </w:rPr>
@@ -1054,6 +1036,7 @@
               <w:rPr>
                 <w:rFonts w:ascii="Cambria" w:hAnsi="Cambria"/>
                 <w:b/>
+                <w:color w:val="000000" w:themeColor="text1"/>
                 <w:sz w:val="24"/>
                 <w:szCs w:val="24"/>
               </w:rPr>
@@ -1063,6 +1046,7 @@
               <w:rPr>
                 <w:rFonts w:ascii="Cambria" w:hAnsi="Cambria"/>
                 <w:b/>
+                <w:color w:val="000000" w:themeColor="text1"/>
                 <w:sz w:val="24"/>
                 <w:szCs w:val="24"/>
               </w:rPr>
@@ -1072,7 +1056,7 @@
               <w:rPr>
                 <w:rFonts w:ascii="Cambria" w:hAnsi="Cambria" w:cs="Arial"/>
                 <w:b/>
-                <w:color w:val="000000"/>
+                <w:color w:val="000000" w:themeColor="text1"/>
                 <w:sz w:val="24"/>
                 <w:szCs w:val="24"/>
                 <w:shd w:val="clear" w:color="auto" w:fill="FFFFFF"/>
@@ -1100,6 +1084,7 @@
               <w:rPr>
                 <w:rFonts w:ascii="Cambria" w:hAnsi="Cambria"/>
                 <w:b/>
+                <w:color w:val="000000" w:themeColor="text1"/>
                 <w:sz w:val="24"/>
                 <w:szCs w:val="24"/>
               </w:rPr>
@@ -1108,6 +1093,7 @@
               <w:rPr>
                 <w:rFonts w:ascii="Cambria" w:hAnsi="Cambria"/>
                 <w:b/>
+                <w:color w:val="000000" w:themeColor="text1"/>
                 <w:sz w:val="24"/>
                 <w:szCs w:val="24"/>
               </w:rPr>
@@ -1137,12 +1123,14 @@
               <w:rPr>
                 <w:rFonts w:ascii="Cambria" w:hAnsi="Cambria"/>
                 <w:b/>
-              </w:rPr>
-            </w:pPr>
-            <w:r>
-              <w:rPr>
-                <w:rFonts w:ascii="Cambria" w:hAnsi="Cambria"/>
-                <w:b/>
+                <w:color w:val="000000" w:themeColor="text1"/>
+              </w:rPr>
+            </w:pPr>
+            <w:r>
+              <w:rPr>
+                <w:rFonts w:ascii="Cambria" w:hAnsi="Cambria"/>
+                <w:b/>
+                <w:color w:val="000000" w:themeColor="text1"/>
               </w:rPr>
               <w:t>1.</w:t>
             </w:r>
@@ -1166,12 +1154,14 @@
               <w:rPr>
                 <w:rFonts w:ascii="Cambria" w:hAnsi="Cambria"/>
                 <w:b/>
-              </w:rPr>
-            </w:pPr>
-            <w:r>
-              <w:rPr>
-                <w:rFonts w:ascii="Cambria" w:hAnsi="Cambria"/>
-                <w:b/>
+                <w:color w:val="000000" w:themeColor="text1"/>
+              </w:rPr>
+            </w:pPr>
+            <w:r>
+              <w:rPr>
+                <w:rFonts w:ascii="Cambria" w:hAnsi="Cambria"/>
+                <w:b/>
+                <w:color w:val="000000" w:themeColor="text1"/>
               </w:rPr>
               <w:t>Penilai 1</w:t>
             </w:r>
@@ -1193,13 +1183,14 @@
               <w:ind w:left="-90"/>
               <w:rPr>
                 <w:rFonts w:ascii="Cambria" w:hAnsi="Cambria"/>
+                <w:color w:val="000000" w:themeColor="text1"/>
                 <w:lang w:val="fi-FI"/>
               </w:rPr>
             </w:pPr>
             <w:r>
               <w:rPr>
                 <w:rFonts w:ascii="Cambria" w:hAnsi="Cambria"/>
-                <w:color w:val="FF0000"/>
+                <w:color w:val="000000" w:themeColor="text1"/>
                 <w:lang w:val="fi-FI"/>
               </w:rPr>
               <w:t>$(</w:t>
@@ -1207,7 +1198,7 @@
             <w:r>
               <w:rPr>
                 <w:rFonts w:ascii="Cambria" w:hAnsi="Cambria"/>
-                <w:color w:val="FF0000"/>
+                <w:color w:val="000000" w:themeColor="text1"/>
                 <w:lang w:val="fi-FI"/>
               </w:rPr>
               <w:t>nilai rata2 dari form penilaian</w:t>
@@ -1215,7 +1206,7 @@
             <w:r>
               <w:rPr>
                 <w:rFonts w:ascii="Cambria" w:hAnsi="Cambria"/>
-                <w:color w:val="FF0000"/>
+                <w:color w:val="000000" w:themeColor="text1"/>
                 <w:lang w:val="fi-FI"/>
               </w:rPr>
               <w:t>)</w:t>
@@ -1239,12 +1230,14 @@
               <w:rPr>
                 <w:rFonts w:ascii="Cambria" w:hAnsi="Cambria"/>
                 <w:b/>
-              </w:rPr>
-            </w:pPr>
-            <w:r>
-              <w:rPr>
-                <w:rFonts w:ascii="Cambria" w:hAnsi="Cambria"/>
-                <w:b/>
+                <w:color w:val="000000" w:themeColor="text1"/>
+              </w:rPr>
+            </w:pPr>
+            <w:r>
+              <w:rPr>
+                <w:rFonts w:ascii="Cambria" w:hAnsi="Cambria"/>
+                <w:b/>
+                <w:color w:val="000000" w:themeColor="text1"/>
               </w:rPr>
               <w:t>Dari Form</w:t>
             </w:r>
@@ -1252,6 +1245,7 @@
               <w:rPr>
                 <w:rFonts w:ascii="Cambria" w:hAnsi="Cambria"/>
                 <w:b/>
+                <w:color w:val="000000" w:themeColor="text1"/>
                 <w:lang w:val="id-ID"/>
               </w:rPr>
               <w:t xml:space="preserve"> </w:t>
@@ -1260,6 +1254,7 @@
               <w:rPr>
                 <w:rFonts w:ascii="Cambria" w:hAnsi="Cambria"/>
                 <w:b/>
+                <w:color w:val="000000" w:themeColor="text1"/>
               </w:rPr>
               <w:t>#302</w:t>
             </w:r>
@@ -1267,6 +1262,7 @@
               <w:rPr>
                 <w:rFonts w:ascii="Cambria" w:hAnsi="Cambria"/>
                 <w:b/>
+                <w:color w:val="000000" w:themeColor="text1"/>
                 <w:lang w:val="id-ID"/>
               </w:rPr>
               <w:t>.</w:t>
@@ -1275,6 +1271,7 @@
               <w:rPr>
                 <w:rFonts w:ascii="Cambria" w:hAnsi="Cambria"/>
                 <w:b/>
+                <w:color w:val="000000" w:themeColor="text1"/>
               </w:rPr>
               <w:t>3</w:t>
             </w:r>
@@ -1302,12 +1299,14 @@
               <w:rPr>
                 <w:rFonts w:ascii="Cambria" w:hAnsi="Cambria"/>
                 <w:b/>
-              </w:rPr>
-            </w:pPr>
-            <w:r>
-              <w:rPr>
-                <w:rFonts w:ascii="Cambria" w:hAnsi="Cambria"/>
-                <w:b/>
+                <w:color w:val="000000" w:themeColor="text1"/>
+              </w:rPr>
+            </w:pPr>
+            <w:r>
+              <w:rPr>
+                <w:rFonts w:ascii="Cambria" w:hAnsi="Cambria"/>
+                <w:b/>
+                <w:color w:val="000000" w:themeColor="text1"/>
               </w:rPr>
               <w:t>2.</w:t>
             </w:r>
@@ -1331,12 +1330,14 @@
               <w:rPr>
                 <w:rFonts w:ascii="Cambria" w:hAnsi="Cambria"/>
                 <w:b/>
-              </w:rPr>
-            </w:pPr>
-            <w:r>
-              <w:rPr>
-                <w:rFonts w:ascii="Cambria" w:hAnsi="Cambria"/>
-                <w:b/>
+                <w:color w:val="000000" w:themeColor="text1"/>
+              </w:rPr>
+            </w:pPr>
+            <w:r>
+              <w:rPr>
+                <w:rFonts w:ascii="Cambria" w:hAnsi="Cambria"/>
+                <w:b/>
+                <w:color w:val="000000" w:themeColor="text1"/>
               </w:rPr>
               <w:t>Penilai 2</w:t>
             </w:r>
@@ -1359,8 +1360,18 @@
               <w:jc w:val="center"/>
               <w:rPr>
                 <w:rFonts w:ascii="Cambria" w:hAnsi="Cambria"/>
-              </w:rPr>
-            </w:pPr>
+                <w:color w:val="000000" w:themeColor="text1"/>
+                <w:lang w:val="fi-FI"/>
+              </w:rPr>
+            </w:pPr>
+            <w:r>
+              <w:rPr>
+                <w:rFonts w:ascii="Cambria" w:hAnsi="Cambria"/>
+                <w:color w:val="000000" w:themeColor="text1"/>
+                <w:lang w:val="fi-FI"/>
+              </w:rPr>
+              <w:t>$(nilai rata2 dari form penilaian)</w:t>
+            </w:r>
           </w:p>
         </w:tc>
         <w:tc>
@@ -1380,12 +1391,14 @@
               <w:rPr>
                 <w:rFonts w:ascii="Cambria" w:hAnsi="Cambria"/>
                 <w:b/>
-              </w:rPr>
-            </w:pPr>
-            <w:r>
-              <w:rPr>
-                <w:rFonts w:ascii="Cambria" w:hAnsi="Cambria"/>
-                <w:b/>
+                <w:color w:val="000000" w:themeColor="text1"/>
+              </w:rPr>
+            </w:pPr>
+            <w:r>
+              <w:rPr>
+                <w:rFonts w:ascii="Cambria" w:hAnsi="Cambria"/>
+                <w:b/>
+                <w:color w:val="000000" w:themeColor="text1"/>
               </w:rPr>
               <w:t>Dari Form</w:t>
             </w:r>
@@ -1393,6 +1406,7 @@
               <w:rPr>
                 <w:rFonts w:ascii="Cambria" w:hAnsi="Cambria"/>
                 <w:b/>
+                <w:color w:val="000000" w:themeColor="text1"/>
                 <w:lang w:val="id-ID"/>
               </w:rPr>
               <w:t xml:space="preserve"> </w:t>
@@ -1401,6 +1415,7 @@
               <w:rPr>
                 <w:rFonts w:ascii="Cambria" w:hAnsi="Cambria"/>
                 <w:b/>
+                <w:color w:val="000000" w:themeColor="text1"/>
               </w:rPr>
               <w:t>#302</w:t>
             </w:r>
@@ -1408,6 +1423,7 @@
               <w:rPr>
                 <w:rFonts w:ascii="Cambria" w:hAnsi="Cambria"/>
                 <w:b/>
+                <w:color w:val="000000" w:themeColor="text1"/>
                 <w:lang w:val="id-ID"/>
               </w:rPr>
               <w:t>.</w:t>
@@ -1416,6 +1432,7 @@
               <w:rPr>
                 <w:rFonts w:ascii="Cambria" w:hAnsi="Cambria"/>
                 <w:b/>
+                <w:color w:val="000000" w:themeColor="text1"/>
               </w:rPr>
               <w:t>3</w:t>
             </w:r>
@@ -1443,6 +1460,7 @@
               <w:rPr>
                 <w:rFonts w:ascii="Cambria" w:hAnsi="Cambria"/>
                 <w:b/>
+                <w:color w:val="000000" w:themeColor="text1"/>
                 <w:lang w:val="id-ID"/>
               </w:rPr>
             </w:pPr>
@@ -1450,6 +1468,7 @@
               <w:rPr>
                 <w:rFonts w:ascii="Cambria" w:hAnsi="Cambria"/>
                 <w:b/>
+                <w:color w:val="000000" w:themeColor="text1"/>
                 <w:lang w:val="id-ID"/>
               </w:rPr>
               <w:t>3.</w:t>
@@ -1474,6 +1493,7 @@
               <w:rPr>
                 <w:rFonts w:ascii="Cambria" w:hAnsi="Cambria"/>
                 <w:b/>
+                <w:color w:val="000000" w:themeColor="text1"/>
                 <w:lang w:val="id-ID"/>
               </w:rPr>
             </w:pPr>
@@ -1481,6 +1501,7 @@
               <w:rPr>
                 <w:rFonts w:ascii="Cambria" w:hAnsi="Cambria"/>
                 <w:b/>
+                <w:color w:val="000000" w:themeColor="text1"/>
                 <w:lang w:val="id-ID"/>
               </w:rPr>
               <w:t>Penilai 3</w:t>
@@ -1504,8 +1525,18 @@
               <w:jc w:val="center"/>
               <w:rPr>
                 <w:rFonts w:ascii="Cambria" w:hAnsi="Cambria"/>
-              </w:rPr>
-            </w:pPr>
+                <w:color w:val="000000" w:themeColor="text1"/>
+                <w:lang w:val="fi-FI"/>
+              </w:rPr>
+            </w:pPr>
+            <w:r>
+              <w:rPr>
+                <w:rFonts w:ascii="Cambria" w:hAnsi="Cambria"/>
+                <w:color w:val="000000" w:themeColor="text1"/>
+                <w:lang w:val="fi-FI"/>
+              </w:rPr>
+              <w:t>$(nilai rata2 dari form penilaian)</w:t>
+            </w:r>
           </w:p>
         </w:tc>
         <w:tc>
@@ -1525,12 +1556,14 @@
               <w:rPr>
                 <w:rFonts w:ascii="Cambria" w:hAnsi="Cambria"/>
                 <w:b/>
-              </w:rPr>
-            </w:pPr>
-            <w:r>
-              <w:rPr>
-                <w:rFonts w:ascii="Cambria" w:hAnsi="Cambria"/>
-                <w:b/>
+                <w:color w:val="000000" w:themeColor="text1"/>
+              </w:rPr>
+            </w:pPr>
+            <w:r>
+              <w:rPr>
+                <w:rFonts w:ascii="Cambria" w:hAnsi="Cambria"/>
+                <w:b/>
+                <w:color w:val="000000" w:themeColor="text1"/>
                 <w:lang w:val="id-ID"/>
               </w:rPr>
               <w:t>Dari Form #302.</w:t>
@@ -1539,6 +1572,7 @@
               <w:rPr>
                 <w:rFonts w:ascii="Cambria" w:hAnsi="Cambria"/>
                 <w:b/>
+                <w:color w:val="000000" w:themeColor="text1"/>
               </w:rPr>
               <w:t>3</w:t>
             </w:r>
@@ -1565,12 +1599,14 @@
               <w:rPr>
                 <w:rFonts w:ascii="Cambria" w:hAnsi="Cambria"/>
                 <w:b/>
-              </w:rPr>
-            </w:pPr>
-            <w:r>
-              <w:rPr>
-                <w:rFonts w:ascii="Cambria" w:hAnsi="Cambria"/>
-                <w:b/>
+                <w:color w:val="000000" w:themeColor="text1"/>
+              </w:rPr>
+            </w:pPr>
+            <w:r>
+              <w:rPr>
+                <w:rFonts w:ascii="Cambria" w:hAnsi="Cambria"/>
+                <w:b/>
+                <w:color w:val="000000" w:themeColor="text1"/>
               </w:rPr>
               <w:t xml:space="preserve">  4.</w:t>
             </w:r>
@@ -1595,6 +1631,7 @@
               <w:rPr>
                 <w:rFonts w:ascii="Cambria" w:hAnsi="Cambria"/>
                 <w:b/>
+                <w:color w:val="000000" w:themeColor="text1"/>
                 <w:lang w:val="fi-FI"/>
               </w:rPr>
             </w:pPr>
@@ -1602,6 +1639,7 @@
               <w:rPr>
                 <w:rFonts w:ascii="Cambria" w:hAnsi="Cambria"/>
                 <w:b/>
+                <w:color w:val="000000" w:themeColor="text1"/>
                 <w:lang w:val="fi-FI"/>
               </w:rPr>
               <w:t>Nilai Akhir Rata-rata (NA)</w:t>
@@ -1625,6 +1663,7 @@
               <w:jc w:val="center"/>
               <w:rPr>
                 <w:rFonts w:ascii="Cambria" w:hAnsi="Cambria"/>
+                <w:color w:val="000000" w:themeColor="text1"/>
                 <w:lang w:val="fi-FI"/>
               </w:rPr>
             </w:pPr>
@@ -1647,6 +1686,7 @@
               <w:rPr>
                 <w:rFonts w:ascii="Cambria" w:hAnsi="Cambria"/>
                 <w:b/>
+                <w:color w:val="000000" w:themeColor="text1"/>
                 <w:lang w:val="fi-FI"/>
               </w:rPr>
             </w:pPr>
@@ -1654,6 +1694,7 @@
               <w:rPr>
                 <w:rFonts w:ascii="Cambria" w:hAnsi="Cambria"/>
                 <w:b/>
+                <w:color w:val="000000" w:themeColor="text1"/>
                 <w:lang w:val="fi-FI"/>
               </w:rPr>
               <w:t>Jumlah nilai dibagi dengan jumlah semua penilai</w:t>
@@ -1681,12 +1722,14 @@
               <w:rPr>
                 <w:rFonts w:ascii="Cambria" w:hAnsi="Cambria"/>
                 <w:b/>
-              </w:rPr>
-            </w:pPr>
-            <w:r>
-              <w:rPr>
-                <w:rFonts w:ascii="Cambria" w:hAnsi="Cambria"/>
-                <w:b/>
+                <w:color w:val="000000" w:themeColor="text1"/>
+              </w:rPr>
+            </w:pPr>
+            <w:r>
+              <w:rPr>
+                <w:rFonts w:ascii="Cambria" w:hAnsi="Cambria"/>
+                <w:b/>
+                <w:color w:val="000000" w:themeColor="text1"/>
               </w:rPr>
               <w:t>5.</w:t>
             </w:r>
@@ -1710,12 +1753,14 @@
               <w:rPr>
                 <w:rFonts w:ascii="Cambria" w:hAnsi="Cambria"/>
                 <w:b/>
-              </w:rPr>
-            </w:pPr>
-            <w:r>
-              <w:rPr>
-                <w:rFonts w:ascii="Cambria" w:hAnsi="Cambria"/>
-                <w:b/>
+                <w:color w:val="000000" w:themeColor="text1"/>
+              </w:rPr>
+            </w:pPr>
+            <w:r>
+              <w:rPr>
+                <w:rFonts w:ascii="Cambria" w:hAnsi="Cambria"/>
+                <w:b/>
+                <w:color w:val="000000" w:themeColor="text1"/>
               </w:rPr>
               <w:t>Nilai Akhir (Indeks)</w:t>
             </w:r>
@@ -1740,6 +1785,7 @@
                 <w:rFonts w:ascii="Cambria" w:hAnsi="Cambria"/>
                 <w:b/>
                 <w:bCs/>
+                <w:color w:val="000000" w:themeColor="text1"/>
               </w:rPr>
             </w:pPr>
           </w:p>
@@ -1760,11 +1806,13 @@
               <w:spacing w:after="0" w:line="240" w:lineRule="auto"/>
               <w:rPr>
                 <w:rFonts w:ascii="Cambria" w:hAnsi="Cambria"/>
-              </w:rPr>
-            </w:pPr>
-            <w:r>
-              <w:rPr>
-                <w:rFonts w:ascii="Cambria" w:hAnsi="Cambria"/>
+                <w:color w:val="000000" w:themeColor="text1"/>
+              </w:rPr>
+            </w:pPr>
+            <w:r>
+              <w:rPr>
+                <w:rFonts w:ascii="Cambria" w:hAnsi="Cambria"/>
+                <w:color w:val="000000" w:themeColor="text1"/>
               </w:rPr>
               <w:t xml:space="preserve">Indeks:   </w:t>
             </w:r>
@@ -1772,24 +1820,28 @@
               <w:rPr>
                 <w:rFonts w:ascii="Cambria" w:hAnsi="Cambria"/>
                 <w:b/>
+                <w:color w:val="000000" w:themeColor="text1"/>
               </w:rPr>
               <w:t>A</w:t>
             </w:r>
             <w:r>
               <w:rPr>
                 <w:rFonts w:ascii="Cambria" w:hAnsi="Cambria"/>
+                <w:color w:val="000000" w:themeColor="text1"/>
               </w:rPr>
               <w:t xml:space="preserve"> </w:t>
             </w:r>
             <w:r>
               <w:rPr>
                 <w:rFonts w:ascii="Cambria" w:hAnsi="Cambria"/>
+                <w:color w:val="000000" w:themeColor="text1"/>
               </w:rPr>
               <w:sym w:font="Symbol" w:char="F0B3"/>
             </w:r>
             <w:r>
               <w:rPr>
                 <w:rFonts w:ascii="Cambria" w:hAnsi="Cambria"/>
+                <w:color w:val="000000" w:themeColor="text1"/>
               </w:rPr>
               <w:t xml:space="preserve"> 4</w:t>
             </w:r>
@@ -1799,23 +1851,27 @@
               <w:spacing w:after="0" w:line="240" w:lineRule="auto"/>
               <w:rPr>
                 <w:rFonts w:ascii="Cambria" w:hAnsi="Cambria"/>
-              </w:rPr>
-            </w:pPr>
-            <w:r>
-              <w:rPr>
-                <w:rFonts w:ascii="Cambria" w:hAnsi="Cambria"/>
+                <w:color w:val="000000" w:themeColor="text1"/>
+              </w:rPr>
+            </w:pPr>
+            <w:r>
+              <w:rPr>
+                <w:rFonts w:ascii="Cambria" w:hAnsi="Cambria"/>
+                <w:color w:val="000000" w:themeColor="text1"/>
               </w:rPr>
               <w:t xml:space="preserve">               3,5 </w:t>
             </w:r>
             <w:r>
               <w:rPr>
                 <w:rFonts w:ascii="Cambria" w:hAnsi="Cambria"/>
+                <w:color w:val="000000" w:themeColor="text1"/>
               </w:rPr>
               <w:sym w:font="Symbol" w:char="F0A3"/>
             </w:r>
             <w:r>
               <w:rPr>
                 <w:rFonts w:ascii="Cambria" w:hAnsi="Cambria"/>
+                <w:color w:val="000000" w:themeColor="text1"/>
               </w:rPr>
               <w:t xml:space="preserve"> </w:t>
             </w:r>
@@ -1823,12 +1879,14 @@
               <w:rPr>
                 <w:rFonts w:ascii="Cambria" w:hAnsi="Cambria"/>
                 <w:b/>
+                <w:color w:val="000000" w:themeColor="text1"/>
               </w:rPr>
               <w:t>AB</w:t>
             </w:r>
             <w:r>
               <w:rPr>
                 <w:rFonts w:ascii="Cambria" w:hAnsi="Cambria"/>
+                <w:color w:val="000000" w:themeColor="text1"/>
               </w:rPr>
               <w:t xml:space="preserve"> &lt; 4</w:t>
             </w:r>
@@ -1838,23 +1896,27 @@
               <w:spacing w:after="0" w:line="240" w:lineRule="auto"/>
               <w:rPr>
                 <w:rFonts w:ascii="Cambria" w:hAnsi="Cambria"/>
-              </w:rPr>
-            </w:pPr>
-            <w:r>
-              <w:rPr>
-                <w:rFonts w:ascii="Cambria" w:hAnsi="Cambria"/>
+                <w:color w:val="000000" w:themeColor="text1"/>
+              </w:rPr>
+            </w:pPr>
+            <w:r>
+              <w:rPr>
+                <w:rFonts w:ascii="Cambria" w:hAnsi="Cambria"/>
+                <w:color w:val="000000" w:themeColor="text1"/>
               </w:rPr>
               <w:t xml:space="preserve">               3,0  </w:t>
             </w:r>
             <w:r>
               <w:rPr>
                 <w:rFonts w:ascii="Cambria" w:hAnsi="Cambria"/>
+                <w:color w:val="000000" w:themeColor="text1"/>
               </w:rPr>
               <w:sym w:font="Symbol" w:char="F0A3"/>
             </w:r>
             <w:r>
               <w:rPr>
                 <w:rFonts w:ascii="Cambria" w:hAnsi="Cambria"/>
+                <w:color w:val="000000" w:themeColor="text1"/>
               </w:rPr>
               <w:t xml:space="preserve"> </w:t>
             </w:r>
@@ -1862,12 +1924,14 @@
               <w:rPr>
                 <w:rFonts w:ascii="Cambria" w:hAnsi="Cambria"/>
                 <w:b/>
+                <w:color w:val="000000" w:themeColor="text1"/>
               </w:rPr>
               <w:t xml:space="preserve">B </w:t>
             </w:r>
             <w:r>
               <w:rPr>
                 <w:rFonts w:ascii="Cambria" w:hAnsi="Cambria"/>
+                <w:color w:val="000000" w:themeColor="text1"/>
               </w:rPr>
               <w:t>&lt; 3, 5</w:t>
             </w:r>
@@ -1877,11 +1941,13 @@
               <w:spacing w:after="0" w:line="240" w:lineRule="auto"/>
               <w:rPr>
                 <w:rFonts w:ascii="Cambria" w:hAnsi="Cambria"/>
-              </w:rPr>
-            </w:pPr>
-            <w:r>
-              <w:rPr>
-                <w:rFonts w:ascii="Cambria" w:hAnsi="Cambria"/>
+                <w:color w:val="000000" w:themeColor="text1"/>
+              </w:rPr>
+            </w:pPr>
+            <w:r>
+              <w:rPr>
+                <w:rFonts w:ascii="Cambria" w:hAnsi="Cambria"/>
+                <w:color w:val="000000" w:themeColor="text1"/>
               </w:rPr>
               <w:t xml:space="preserve">               </w:t>
             </w:r>
@@ -1889,12 +1955,14 @@
               <w:rPr>
                 <w:rFonts w:ascii="Cambria" w:hAnsi="Cambria"/>
                 <w:b/>
+                <w:color w:val="000000" w:themeColor="text1"/>
               </w:rPr>
               <w:t xml:space="preserve">BC </w:t>
             </w:r>
             <w:r>
               <w:rPr>
                 <w:rFonts w:ascii="Cambria" w:hAnsi="Cambria"/>
+                <w:color w:val="000000" w:themeColor="text1"/>
               </w:rPr>
               <w:t>&lt; 3,0</w:t>
             </w:r>
@@ -1911,6 +1979,7 @@
           <w:rFonts w:ascii="Times New Roman" w:hAnsi="Times New Roman"/>
           <w:b/>
           <w:bCs/>
+          <w:color w:val="000000" w:themeColor="text1"/>
           <w:sz w:val="23"/>
           <w:szCs w:val="23"/>
         </w:rPr>
@@ -1924,6 +1993,7 @@
         <w:rPr>
           <w:rFonts w:ascii="Cambria" w:eastAsia="Times New Roman" w:hAnsi="Cambria"/>
           <w:b/>
+          <w:color w:val="000000" w:themeColor="text1"/>
           <w:sz w:val="26"/>
           <w:szCs w:val="26"/>
         </w:rPr>
@@ -1932,6 +2002,7 @@
         <w:rPr>
           <w:rFonts w:ascii="Cambria" w:eastAsia="Times New Roman" w:hAnsi="Cambria"/>
           <w:b/>
+          <w:color w:val="000000" w:themeColor="text1"/>
           <w:sz w:val="26"/>
           <w:szCs w:val="26"/>
         </w:rPr>
@@ -1948,6 +2019,7 @@
           <w:rFonts w:ascii="Times New Roman" w:hAnsi="Times New Roman"/>
           <w:b/>
           <w:bCs/>
+          <w:color w:val="000000" w:themeColor="text1"/>
           <w:sz w:val="23"/>
           <w:szCs w:val="23"/>
         </w:rPr>
@@ -1957,6 +2029,9 @@
       <w:pPr>
         <w:pStyle w:val="Default"/>
         <w:ind w:left="4678"/>
+        <w:rPr>
+          <w:color w:val="000000" w:themeColor="text1"/>
+        </w:rPr>
       </w:pPr>
     </w:p>
     <w:p>
@@ -1965,6 +2040,7 @@
         <w:ind w:left="4678"/>
         <w:rPr>
           <w:rFonts w:ascii="Cambria" w:hAnsi="Cambria"/>
+          <w:color w:val="000000" w:themeColor="text1"/>
           <w:szCs w:val="24"/>
         </w:rPr>
       </w:pPr>
@@ -1973,6 +2049,7 @@
           <w:rFonts w:ascii="Cambria" w:hAnsi="Cambria"/>
           <w:b/>
           <w:bCs/>
+          <w:color w:val="000000" w:themeColor="text1"/>
           <w:szCs w:val="24"/>
         </w:rPr>
         <w:t xml:space="preserve">Tanggal penilaian: </w:t>
@@ -1982,6 +2059,7 @@
           <w:rFonts w:ascii="Cambria" w:hAnsi="Cambria"/>
           <w:b/>
           <w:bCs/>
+          <w:color w:val="000000" w:themeColor="text1"/>
           <w:szCs w:val="24"/>
         </w:rPr>
         <w:t>$</w:t>
@@ -1991,6 +2069,7 @@
           <w:rFonts w:ascii="Cambria" w:hAnsi="Cambria"/>
           <w:b/>
           <w:bCs/>
+          <w:color w:val="000000" w:themeColor="text1"/>
           <w:szCs w:val="24"/>
         </w:rPr>
         <w:t>(</w:t>
@@ -1998,18 +2077,10 @@
       <w:r>
         <w:rPr>
           <w:rFonts w:ascii="Cambria" w:hAnsi="Cambria"/>
-          <w:color w:val="FF0000"/>
+          <w:color w:val="000000" w:themeColor="text1"/>
           <w:szCs w:val="24"/>
         </w:rPr>
-        <w:t>tgl create penilaian</w:t>
-      </w:r>
-      <w:r>
-        <w:rPr>
-          <w:rFonts w:ascii="Cambria" w:hAnsi="Cambria"/>
-          <w:color w:val="FF0000"/>
-          <w:szCs w:val="24"/>
-        </w:rPr>
-        <w:t>)</w:t>
+        <w:t>tgl create penilaian)</w:t>
       </w:r>
     </w:p>
     <w:p>
@@ -2020,6 +2091,7 @@
           <w:rFonts w:ascii="Cambria" w:hAnsi="Cambria"/>
           <w:b/>
           <w:bCs/>
+          <w:color w:val="000000" w:themeColor="text1"/>
           <w:szCs w:val="24"/>
         </w:rPr>
       </w:pPr>
@@ -2028,6 +2100,7 @@
           <w:rFonts w:ascii="Cambria" w:hAnsi="Cambria"/>
           <w:b/>
           <w:bCs/>
+          <w:color w:val="000000" w:themeColor="text1"/>
           <w:szCs w:val="24"/>
         </w:rPr>
         <w:t>Penilai</w:t>
@@ -2041,6 +2114,7 @@
           <w:rFonts w:ascii="Cambria" w:hAnsi="Cambria"/>
           <w:b/>
           <w:bCs/>
+          <w:color w:val="000000" w:themeColor="text1"/>
           <w:sz w:val="20"/>
           <w:szCs w:val="24"/>
         </w:rPr>
@@ -2054,6 +2128,7 @@
           <w:rFonts w:ascii="Cambria" w:hAnsi="Cambria"/>
           <w:b/>
           <w:bCs/>
+          <w:color w:val="000000" w:themeColor="text1"/>
           <w:sz w:val="20"/>
           <w:szCs w:val="24"/>
         </w:rPr>
@@ -2067,6 +2142,7 @@
           <w:rFonts w:ascii="Cambria" w:hAnsi="Cambria"/>
           <w:b/>
           <w:bCs/>
+          <w:color w:val="000000" w:themeColor="text1"/>
           <w:sz w:val="20"/>
           <w:szCs w:val="24"/>
         </w:rPr>
@@ -2080,7 +2156,7 @@
           <w:rFonts w:ascii="Cambria" w:hAnsi="Cambria"/>
           <w:b/>
           <w:bCs/>
-          <w:color w:val="FF0000"/>
+          <w:color w:val="000000" w:themeColor="text1"/>
           <w:sz w:val="20"/>
           <w:szCs w:val="24"/>
         </w:rPr>
@@ -2090,7 +2166,7 @@
           <w:rFonts w:ascii="Cambria" w:hAnsi="Cambria"/>
           <w:b/>
           <w:bCs/>
-          <w:color w:val="FF0000"/>
+          <w:color w:val="000000" w:themeColor="text1"/>
           <w:sz w:val="20"/>
           <w:szCs w:val="24"/>
         </w:rPr>
@@ -2101,43 +2177,25 @@
           <w:rFonts w:ascii="Cambria" w:hAnsi="Cambria"/>
           <w:b/>
           <w:bCs/>
-          <w:color w:val="FF0000"/>
+          <w:color w:val="000000" w:themeColor="text1"/>
           <w:sz w:val="20"/>
           <w:szCs w:val="24"/>
         </w:rPr>
-        <w:t>(</w:t>
-      </w:r>
-      <w:r>
-        <w:rPr>
-          <w:rFonts w:ascii="Cambria" w:hAnsi="Cambria"/>
-          <w:b/>
-          <w:bCs/>
-          <w:color w:val="FF0000"/>
-          <w:sz w:val="20"/>
-          <w:szCs w:val="24"/>
-        </w:rPr>
-        <w:t>Nama ketua pembimbing</w:t>
-      </w:r>
-      <w:r>
-        <w:rPr>
-          <w:rFonts w:ascii="Cambria" w:hAnsi="Cambria"/>
-          <w:b/>
-          <w:bCs/>
-          <w:color w:val="FF0000"/>
-          <w:sz w:val="20"/>
-          <w:szCs w:val="24"/>
-        </w:rPr>
-        <w:t>)</w:t>
+        <w:t>(Nama ketua pembimbing)</w:t>
       </w:r>
     </w:p>
     <w:p>
       <w:pPr>
         <w:spacing w:after="0" w:line="240" w:lineRule="auto"/>
         <w:ind w:left="4678"/>
+        <w:rPr>
+          <w:color w:val="000000" w:themeColor="text1"/>
+        </w:rPr>
       </w:pPr>
       <w:r>
         <w:rPr>
           <w:rFonts w:ascii="Cambria" w:hAnsi="Cambria"/>
+          <w:color w:val="000000" w:themeColor="text1"/>
           <w:szCs w:val="24"/>
         </w:rPr>
         <w:t>NIP</w:t>
@@ -2145,6 +2203,7 @@
       <w:r>
         <w:rPr>
           <w:rFonts w:ascii="Cambria" w:hAnsi="Cambria"/>
+          <w:color w:val="000000" w:themeColor="text1"/>
           <w:szCs w:val="24"/>
         </w:rPr>
         <w:t xml:space="preserve"> </w:t>
@@ -2152,6 +2211,7 @@
       <w:r>
         <w:rPr>
           <w:rFonts w:ascii="Cambria" w:hAnsi="Cambria"/>
+          <w:color w:val="000000" w:themeColor="text1"/>
           <w:szCs w:val="24"/>
         </w:rPr>
         <w:t>$</w:t>
@@ -2159,24 +2219,10 @@
       <w:r>
         <w:rPr>
           <w:rFonts w:ascii="Cambria" w:hAnsi="Cambria"/>
+          <w:color w:val="000000" w:themeColor="text1"/>
           <w:szCs w:val="24"/>
         </w:rPr>
-        <w:t>(</w:t>
-      </w:r>
-      <w:r>
-        <w:rPr>
-          <w:rFonts w:ascii="Cambria" w:hAnsi="Cambria"/>
-          <w:color w:val="FF0000"/>
-          <w:szCs w:val="24"/>
-        </w:rPr>
-        <w:t>nip ketua pembimbing</w:t>
-      </w:r>
-      <w:r>
-        <w:rPr>
-          <w:rFonts w:ascii="Cambria" w:hAnsi="Cambria"/>
-          <w:szCs w:val="24"/>
-        </w:rPr>
-        <w:t>)</w:t>
+        <w:t>(nip ketua pembimbing)</w:t>
       </w:r>
     </w:p>
     <w:sectPr>

--- a/template/pROPOSAL/BA proposal.docx
+++ b/template/pROPOSAL/BA proposal.docx
@@ -860,7 +860,7 @@
                 <w:sz w:val="23"/>
                 <w:szCs w:val="23"/>
               </w:rPr>
-              <w:t>(jumlah total dibagi 5)</w:t>
+              <w:t>(jumlah nilai dibagi dengan jumlah semua penilai)</w:t>
             </w:r>
           </w:p>
         </w:tc>
@@ -1667,6 +1667,13 @@
                 <w:lang w:val="fi-FI"/>
               </w:rPr>
             </w:pPr>
+            <w:r>
+              <w:rPr>
+                <w:rFonts w:ascii="Cambria" w:hAnsi="Cambria"/>
+                <w:color w:val="000000" w:themeColor="text1"/>
+              </w:rPr>
+              <w:t>$(nilai akhir rata rata)</w:t>
+            </w:r>
           </w:p>
         </w:tc>
         <w:tc>
@@ -1788,6 +1795,13 @@
                 <w:color w:val="000000" w:themeColor="text1"/>
               </w:rPr>
             </w:pPr>
+            <w:r>
+              <w:rPr>
+                <w:rFonts w:ascii="Cambria" w:hAnsi="Cambria"/>
+                <w:color w:val="000000" w:themeColor="text1"/>
+              </w:rPr>
+              <w:t>$(nilai akhir indeks)</w:t>
+            </w:r>
           </w:p>
         </w:tc>
         <w:tc>

--- a/template/pROPOSAL/BA proposal.docx
+++ b/template/pROPOSAL/BA proposal.docx
@@ -110,16 +110,29 @@
                 <w:szCs w:val="23"/>
               </w:rPr>
             </w:pPr>
-            <w:r>
-              <w:rPr>
-                <w:rFonts w:ascii="Cambria" w:hAnsi="Cambria"/>
-                <w:b/>
-                <w:bCs/>
-                <w:color w:val="000000" w:themeColor="text1"/>
-                <w:sz w:val="23"/>
-                <w:szCs w:val="23"/>
-              </w:rPr>
-              <w:t xml:space="preserve">Judul Proposal </w:t>
+            <w:proofErr w:type="spellStart"/>
+            <w:r>
+              <w:rPr>
+                <w:rFonts w:ascii="Cambria" w:hAnsi="Cambria"/>
+                <w:b/>
+                <w:bCs/>
+                <w:color w:val="000000" w:themeColor="text1"/>
+                <w:sz w:val="23"/>
+                <w:szCs w:val="23"/>
+              </w:rPr>
+              <w:t>Judul</w:t>
+            </w:r>
+            <w:proofErr w:type="spellEnd"/>
+            <w:r>
+              <w:rPr>
+                <w:rFonts w:ascii="Cambria" w:hAnsi="Cambria"/>
+                <w:b/>
+                <w:bCs/>
+                <w:color w:val="000000" w:themeColor="text1"/>
+                <w:sz w:val="23"/>
+                <w:szCs w:val="23"/>
+              </w:rPr>
+              <w:t xml:space="preserve"> Proposal </w:t>
             </w:r>
             <w:r>
               <w:rPr>
@@ -206,12 +219,21 @@
               </w:rPr>
               <w:t>(</w:t>
             </w:r>
+            <w:proofErr w:type="spellStart"/>
             <w:r>
               <w:rPr>
                 <w:rFonts w:ascii="Segoe UI" w:hAnsi="Segoe UI" w:cs="Segoe UI"/>
                 <w:color w:val="000000" w:themeColor="text1"/>
               </w:rPr>
-              <w:t>judul)</w:t>
+              <w:t>judul</w:t>
+            </w:r>
+            <w:proofErr w:type="spellEnd"/>
+            <w:r>
+              <w:rPr>
+                <w:rFonts w:ascii="Segoe UI" w:hAnsi="Segoe UI" w:cs="Segoe UI"/>
+                <w:color w:val="000000" w:themeColor="text1"/>
+              </w:rPr>
+              <w:t>)</w:t>
             </w:r>
           </w:p>
         </w:tc>
@@ -251,7 +273,31 @@
                 <w:sz w:val="23"/>
                 <w:szCs w:val="23"/>
               </w:rPr>
-              <w:t xml:space="preserve">Nama Mahasiswa       </w:t>
+              <w:t xml:space="preserve">Nama </w:t>
+            </w:r>
+            <w:proofErr w:type="spellStart"/>
+            <w:r>
+              <w:rPr>
+                <w:rFonts w:ascii="Cambria" w:hAnsi="Cambria"/>
+                <w:b/>
+                <w:bCs/>
+                <w:color w:val="000000" w:themeColor="text1"/>
+                <w:sz w:val="23"/>
+                <w:szCs w:val="23"/>
+              </w:rPr>
+              <w:t>Mahasiswa</w:t>
+            </w:r>
+            <w:proofErr w:type="spellEnd"/>
+            <w:r>
+              <w:rPr>
+                <w:rFonts w:ascii="Cambria" w:hAnsi="Cambria"/>
+                <w:b/>
+                <w:bCs/>
+                <w:color w:val="000000" w:themeColor="text1"/>
+                <w:sz w:val="23"/>
+                <w:szCs w:val="23"/>
+              </w:rPr>
+              <w:t xml:space="preserve">       </w:t>
             </w:r>
           </w:p>
         </w:tc>
@@ -327,7 +373,23 @@
                 <w:rFonts w:ascii="Segoe UI" w:hAnsi="Segoe UI" w:cs="Segoe UI"/>
                 <w:color w:val="000000" w:themeColor="text1"/>
               </w:rPr>
-              <w:t>nama mhs)</w:t>
+              <w:t xml:space="preserve">nama </w:t>
+            </w:r>
+            <w:proofErr w:type="spellStart"/>
+            <w:r>
+              <w:rPr>
+                <w:rFonts w:ascii="Segoe UI" w:hAnsi="Segoe UI" w:cs="Segoe UI"/>
+                <w:color w:val="000000" w:themeColor="text1"/>
+              </w:rPr>
+              <w:t>mhs</w:t>
+            </w:r>
+            <w:proofErr w:type="spellEnd"/>
+            <w:r>
+              <w:rPr>
+                <w:rFonts w:ascii="Segoe UI" w:hAnsi="Segoe UI" w:cs="Segoe UI"/>
+                <w:color w:val="000000" w:themeColor="text1"/>
+              </w:rPr>
+              <w:t>)</w:t>
             </w:r>
           </w:p>
         </w:tc>
@@ -424,7 +486,31 @@
                 <w:sz w:val="23"/>
                 <w:szCs w:val="23"/>
               </w:rPr>
-              <w:t xml:space="preserve">Nama Pembimbing         </w:t>
+              <w:t xml:space="preserve">Nama </w:t>
+            </w:r>
+            <w:proofErr w:type="spellStart"/>
+            <w:r>
+              <w:rPr>
+                <w:rFonts w:ascii="Cambria" w:hAnsi="Cambria"/>
+                <w:b/>
+                <w:bCs/>
+                <w:color w:val="000000" w:themeColor="text1"/>
+                <w:sz w:val="23"/>
+                <w:szCs w:val="23"/>
+              </w:rPr>
+              <w:t>Pembimbing</w:t>
+            </w:r>
+            <w:proofErr w:type="spellEnd"/>
+            <w:r>
+              <w:rPr>
+                <w:rFonts w:ascii="Cambria" w:hAnsi="Cambria"/>
+                <w:b/>
+                <w:bCs/>
+                <w:color w:val="000000" w:themeColor="text1"/>
+                <w:sz w:val="23"/>
+                <w:szCs w:val="23"/>
+              </w:rPr>
+              <w:t xml:space="preserve">         </w:t>
             </w:r>
           </w:p>
         </w:tc>
@@ -490,7 +576,39 @@
                 <w:rFonts w:ascii="Segoe UI" w:hAnsi="Segoe UI" w:cs="Segoe UI"/>
                 <w:color w:val="000000" w:themeColor="text1"/>
               </w:rPr>
-              <w:t>(nama ketua pembimbing)</w:t>
+              <w:t xml:space="preserve">(nama </w:t>
+            </w:r>
+            <w:proofErr w:type="spellStart"/>
+            <w:r>
+              <w:rPr>
+                <w:rFonts w:ascii="Segoe UI" w:hAnsi="Segoe UI" w:cs="Segoe UI"/>
+                <w:color w:val="000000" w:themeColor="text1"/>
+              </w:rPr>
+              <w:t>ketua</w:t>
+            </w:r>
+            <w:proofErr w:type="spellEnd"/>
+            <w:r>
+              <w:rPr>
+                <w:rFonts w:ascii="Segoe UI" w:hAnsi="Segoe UI" w:cs="Segoe UI"/>
+                <w:color w:val="000000" w:themeColor="text1"/>
+              </w:rPr>
+              <w:t xml:space="preserve"> </w:t>
+            </w:r>
+            <w:proofErr w:type="spellStart"/>
+            <w:r>
+              <w:rPr>
+                <w:rFonts w:ascii="Segoe UI" w:hAnsi="Segoe UI" w:cs="Segoe UI"/>
+                <w:color w:val="000000" w:themeColor="text1"/>
+              </w:rPr>
+              <w:t>pembimbing</w:t>
+            </w:r>
+            <w:proofErr w:type="spellEnd"/>
+            <w:r>
+              <w:rPr>
+                <w:rFonts w:ascii="Segoe UI" w:hAnsi="Segoe UI" w:cs="Segoe UI"/>
+                <w:color w:val="000000" w:themeColor="text1"/>
+              </w:rPr>
+              <w:t>)</w:t>
             </w:r>
           </w:p>
         </w:tc>
@@ -530,7 +648,55 @@
                 <w:sz w:val="23"/>
                 <w:szCs w:val="23"/>
               </w:rPr>
-              <w:t>Nama Anggota Pembimbing I</w:t>
+              <w:t xml:space="preserve">Nama </w:t>
+            </w:r>
+            <w:proofErr w:type="spellStart"/>
+            <w:r>
+              <w:rPr>
+                <w:rFonts w:ascii="Cambria" w:hAnsi="Cambria"/>
+                <w:b/>
+                <w:bCs/>
+                <w:color w:val="000000" w:themeColor="text1"/>
+                <w:sz w:val="23"/>
+                <w:szCs w:val="23"/>
+              </w:rPr>
+              <w:t>Anggota</w:t>
+            </w:r>
+            <w:proofErr w:type="spellEnd"/>
+            <w:r>
+              <w:rPr>
+                <w:rFonts w:ascii="Cambria" w:hAnsi="Cambria"/>
+                <w:b/>
+                <w:bCs/>
+                <w:color w:val="000000" w:themeColor="text1"/>
+                <w:sz w:val="23"/>
+                <w:szCs w:val="23"/>
+              </w:rPr>
+              <w:t xml:space="preserve"> </w:t>
+            </w:r>
+            <w:proofErr w:type="spellStart"/>
+            <w:r>
+              <w:rPr>
+                <w:rFonts w:ascii="Cambria" w:hAnsi="Cambria"/>
+                <w:b/>
+                <w:bCs/>
+                <w:color w:val="000000" w:themeColor="text1"/>
+                <w:sz w:val="23"/>
+                <w:szCs w:val="23"/>
+              </w:rPr>
+              <w:t>Pembimbing</w:t>
+            </w:r>
+            <w:proofErr w:type="spellEnd"/>
+            <w:r>
+              <w:rPr>
+                <w:rFonts w:ascii="Cambria" w:hAnsi="Cambria"/>
+                <w:b/>
+                <w:bCs/>
+                <w:color w:val="000000" w:themeColor="text1"/>
+                <w:sz w:val="23"/>
+                <w:szCs w:val="23"/>
+              </w:rPr>
+              <w:t xml:space="preserve"> I</w:t>
             </w:r>
           </w:p>
           <w:p>
@@ -609,7 +775,23 @@
                 <w:rFonts w:ascii="Segoe UI" w:hAnsi="Segoe UI" w:cs="Segoe UI"/>
                 <w:color w:val="000000" w:themeColor="text1"/>
               </w:rPr>
-              <w:t>(nama pembimbing I)</w:t>
+              <w:t xml:space="preserve">(nama </w:t>
+            </w:r>
+            <w:proofErr w:type="spellStart"/>
+            <w:r>
+              <w:rPr>
+                <w:rFonts w:ascii="Segoe UI" w:hAnsi="Segoe UI" w:cs="Segoe UI"/>
+                <w:color w:val="000000" w:themeColor="text1"/>
+              </w:rPr>
+              <w:t>pembimbing</w:t>
+            </w:r>
+            <w:proofErr w:type="spellEnd"/>
+            <w:r>
+              <w:rPr>
+                <w:rFonts w:ascii="Segoe UI" w:hAnsi="Segoe UI" w:cs="Segoe UI"/>
+                <w:color w:val="000000" w:themeColor="text1"/>
+              </w:rPr>
+              <w:t xml:space="preserve"> I)</w:t>
             </w:r>
           </w:p>
         </w:tc>
@@ -649,7 +831,55 @@
                 <w:sz w:val="23"/>
                 <w:szCs w:val="23"/>
               </w:rPr>
-              <w:t>Nama Anggota Pembimbing II</w:t>
+              <w:t xml:space="preserve">Nama </w:t>
+            </w:r>
+            <w:proofErr w:type="spellStart"/>
+            <w:r>
+              <w:rPr>
+                <w:rFonts w:ascii="Cambria" w:hAnsi="Cambria"/>
+                <w:b/>
+                <w:bCs/>
+                <w:color w:val="000000" w:themeColor="text1"/>
+                <w:sz w:val="23"/>
+                <w:szCs w:val="23"/>
+              </w:rPr>
+              <w:t>Anggota</w:t>
+            </w:r>
+            <w:proofErr w:type="spellEnd"/>
+            <w:r>
+              <w:rPr>
+                <w:rFonts w:ascii="Cambria" w:hAnsi="Cambria"/>
+                <w:b/>
+                <w:bCs/>
+                <w:color w:val="000000" w:themeColor="text1"/>
+                <w:sz w:val="23"/>
+                <w:szCs w:val="23"/>
+              </w:rPr>
+              <w:t xml:space="preserve"> </w:t>
+            </w:r>
+            <w:proofErr w:type="spellStart"/>
+            <w:r>
+              <w:rPr>
+                <w:rFonts w:ascii="Cambria" w:hAnsi="Cambria"/>
+                <w:b/>
+                <w:bCs/>
+                <w:color w:val="000000" w:themeColor="text1"/>
+                <w:sz w:val="23"/>
+                <w:szCs w:val="23"/>
+              </w:rPr>
+              <w:t>Pembimbing</w:t>
+            </w:r>
+            <w:proofErr w:type="spellEnd"/>
+            <w:r>
+              <w:rPr>
+                <w:rFonts w:ascii="Cambria" w:hAnsi="Cambria"/>
+                <w:b/>
+                <w:bCs/>
+                <w:color w:val="000000" w:themeColor="text1"/>
+                <w:sz w:val="23"/>
+                <w:szCs w:val="23"/>
+              </w:rPr>
+              <w:t xml:space="preserve"> II</w:t>
             </w:r>
           </w:p>
         </w:tc>
@@ -719,7 +949,31 @@
                 <w:sz w:val="23"/>
                 <w:szCs w:val="23"/>
               </w:rPr>
-              <w:t>(nama pembimbing II)</w:t>
+              <w:t xml:space="preserve">(nama </w:t>
+            </w:r>
+            <w:proofErr w:type="spellStart"/>
+            <w:r>
+              <w:rPr>
+                <w:rFonts w:ascii="Cambria" w:hAnsi="Cambria"/>
+                <w:b/>
+                <w:bCs/>
+                <w:color w:val="000000" w:themeColor="text1"/>
+                <w:sz w:val="23"/>
+                <w:szCs w:val="23"/>
+              </w:rPr>
+              <w:t>pembimbing</w:t>
+            </w:r>
+            <w:proofErr w:type="spellEnd"/>
+            <w:r>
+              <w:rPr>
+                <w:rFonts w:ascii="Cambria" w:hAnsi="Cambria"/>
+                <w:b/>
+                <w:bCs/>
+                <w:color w:val="000000" w:themeColor="text1"/>
+                <w:sz w:val="23"/>
+                <w:szCs w:val="23"/>
+              </w:rPr>
+              <w:t xml:space="preserve"> II)</w:t>
             </w:r>
           </w:p>
         </w:tc>
@@ -836,31 +1090,223 @@
               <w:rPr>
                 <w:rFonts w:ascii="Cambria" w:hAnsi="Cambria"/>
                 <w:color w:val="000000" w:themeColor="text1"/>
-                <w:lang w:val="fi-FI"/>
-              </w:rPr>
-              <w:t>$(nilai rata2 dari form penilaian)</w:t>
-            </w:r>
-            <w:r>
-              <w:rPr>
-                <w:rFonts w:ascii="Cambria" w:hAnsi="Cambria"/>
-                <w:b/>
-                <w:bCs/>
-                <w:color w:val="000000" w:themeColor="text1"/>
-                <w:sz w:val="23"/>
-                <w:szCs w:val="23"/>
-              </w:rPr>
-              <w:t xml:space="preserve">           </w:t>
-            </w:r>
-            <w:r>
-              <w:rPr>
-                <w:rFonts w:ascii="Cambria" w:hAnsi="Cambria"/>
-                <w:b/>
-                <w:bCs/>
-                <w:color w:val="000000" w:themeColor="text1"/>
-                <w:sz w:val="23"/>
-                <w:szCs w:val="23"/>
-              </w:rPr>
-              <w:t>(jumlah nilai dibagi dengan jumlah semua penilai)</w:t>
+              </w:rPr>
+              <w:t xml:space="preserve">$(nilai rata2 dari </w:t>
+            </w:r>
+            <w:proofErr w:type="gramStart"/>
+            <w:r>
+              <w:rPr>
+                <w:rFonts w:ascii="Cambria" w:hAnsi="Cambria"/>
+                <w:color w:val="000000" w:themeColor="text1"/>
+              </w:rPr>
+              <w:t>form</w:t>
+            </w:r>
+            <w:proofErr w:type="gramEnd"/>
+            <w:r>
+              <w:rPr>
+                <w:rFonts w:ascii="Cambria" w:hAnsi="Cambria"/>
+                <w:color w:val="000000" w:themeColor="text1"/>
+              </w:rPr>
+              <w:t xml:space="preserve"> </w:t>
+            </w:r>
+            <w:proofErr w:type="gramStart"/>
+            <w:r>
+              <w:rPr>
+                <w:rFonts w:ascii="Cambria" w:hAnsi="Cambria"/>
+                <w:color w:val="000000" w:themeColor="text1"/>
+              </w:rPr>
+              <w:t>penilaian)</w:t>
+            </w:r>
+            <w:r>
+              <w:rPr>
+                <w:rFonts w:ascii="Cambria" w:hAnsi="Cambria"/>
+                <w:b/>
+                <w:bCs/>
+                <w:color w:val="000000" w:themeColor="text1"/>
+                <w:sz w:val="23"/>
+                <w:szCs w:val="23"/>
+              </w:rPr>
+              <w:t xml:space="preserve">   </w:t>
+            </w:r>
+            <w:proofErr w:type="gramEnd"/>
+            <w:r>
+              <w:rPr>
+                <w:rFonts w:ascii="Cambria" w:hAnsi="Cambria"/>
+                <w:b/>
+                <w:bCs/>
+                <w:color w:val="000000" w:themeColor="text1"/>
+                <w:sz w:val="23"/>
+                <w:szCs w:val="23"/>
+              </w:rPr>
+              <w:t xml:space="preserve">     </w:t>
+            </w:r>
+            <w:proofErr w:type="gramStart"/>
+            <w:r>
+              <w:rPr>
+                <w:rFonts w:ascii="Cambria" w:hAnsi="Cambria"/>
+                <w:b/>
+                <w:bCs/>
+                <w:color w:val="000000" w:themeColor="text1"/>
+                <w:sz w:val="23"/>
+                <w:szCs w:val="23"/>
+              </w:rPr>
+              <w:t xml:space="preserve">   </w:t>
+            </w:r>
+            <w:r>
+              <w:rPr>
+                <w:rFonts w:ascii="Cambria" w:hAnsi="Cambria"/>
+                <w:b/>
+                <w:bCs/>
+                <w:color w:val="000000" w:themeColor="text1"/>
+                <w:sz w:val="23"/>
+                <w:szCs w:val="23"/>
+              </w:rPr>
+              <w:t>(</w:t>
+            </w:r>
+            <w:proofErr w:type="spellStart"/>
+            <w:proofErr w:type="gramEnd"/>
+            <w:r>
+              <w:rPr>
+                <w:rFonts w:ascii="Cambria" w:hAnsi="Cambria"/>
+                <w:b/>
+                <w:bCs/>
+                <w:color w:val="000000" w:themeColor="text1"/>
+                <w:sz w:val="23"/>
+                <w:szCs w:val="23"/>
+              </w:rPr>
+              <w:t>jumlah</w:t>
+            </w:r>
+            <w:proofErr w:type="spellEnd"/>
+            <w:r>
+              <w:rPr>
+                <w:rFonts w:ascii="Cambria" w:hAnsi="Cambria"/>
+                <w:b/>
+                <w:bCs/>
+                <w:color w:val="000000" w:themeColor="text1"/>
+                <w:sz w:val="23"/>
+                <w:szCs w:val="23"/>
+              </w:rPr>
+              <w:t xml:space="preserve"> </w:t>
+            </w:r>
+            <w:proofErr w:type="spellStart"/>
+            <w:r>
+              <w:rPr>
+                <w:rFonts w:ascii="Cambria" w:hAnsi="Cambria"/>
+                <w:b/>
+                <w:bCs/>
+                <w:color w:val="000000" w:themeColor="text1"/>
+                <w:sz w:val="23"/>
+                <w:szCs w:val="23"/>
+              </w:rPr>
+              <w:t>nilai</w:t>
+            </w:r>
+            <w:proofErr w:type="spellEnd"/>
+            <w:r>
+              <w:rPr>
+                <w:rFonts w:ascii="Cambria" w:hAnsi="Cambria"/>
+                <w:b/>
+                <w:bCs/>
+                <w:color w:val="000000" w:themeColor="text1"/>
+                <w:sz w:val="23"/>
+                <w:szCs w:val="23"/>
+              </w:rPr>
+              <w:t xml:space="preserve"> </w:t>
+            </w:r>
+            <w:proofErr w:type="spellStart"/>
+            <w:r>
+              <w:rPr>
+                <w:rFonts w:ascii="Cambria" w:hAnsi="Cambria"/>
+                <w:b/>
+                <w:bCs/>
+                <w:color w:val="000000" w:themeColor="text1"/>
+                <w:sz w:val="23"/>
+                <w:szCs w:val="23"/>
+              </w:rPr>
+              <w:t>dibagi</w:t>
+            </w:r>
+            <w:proofErr w:type="spellEnd"/>
+            <w:r>
+              <w:rPr>
+                <w:rFonts w:ascii="Cambria" w:hAnsi="Cambria"/>
+                <w:b/>
+                <w:bCs/>
+                <w:color w:val="000000" w:themeColor="text1"/>
+                <w:sz w:val="23"/>
+                <w:szCs w:val="23"/>
+              </w:rPr>
+              <w:t xml:space="preserve"> </w:t>
+            </w:r>
+            <w:proofErr w:type="spellStart"/>
+            <w:r>
+              <w:rPr>
+                <w:rFonts w:ascii="Cambria" w:hAnsi="Cambria"/>
+                <w:b/>
+                <w:bCs/>
+                <w:color w:val="000000" w:themeColor="text1"/>
+                <w:sz w:val="23"/>
+                <w:szCs w:val="23"/>
+              </w:rPr>
+              <w:t>dengan</w:t>
+            </w:r>
+            <w:proofErr w:type="spellEnd"/>
+            <w:r>
+              <w:rPr>
+                <w:rFonts w:ascii="Cambria" w:hAnsi="Cambria"/>
+                <w:b/>
+                <w:bCs/>
+                <w:color w:val="000000" w:themeColor="text1"/>
+                <w:sz w:val="23"/>
+                <w:szCs w:val="23"/>
+              </w:rPr>
+              <w:t xml:space="preserve"> </w:t>
+            </w:r>
+            <w:proofErr w:type="spellStart"/>
+            <w:r>
+              <w:rPr>
+                <w:rFonts w:ascii="Cambria" w:hAnsi="Cambria"/>
+                <w:b/>
+                <w:bCs/>
+                <w:color w:val="000000" w:themeColor="text1"/>
+                <w:sz w:val="23"/>
+                <w:szCs w:val="23"/>
+              </w:rPr>
+              <w:t>jumlah</w:t>
+            </w:r>
+            <w:proofErr w:type="spellEnd"/>
+            <w:r>
+              <w:rPr>
+                <w:rFonts w:ascii="Cambria" w:hAnsi="Cambria"/>
+                <w:b/>
+                <w:bCs/>
+                <w:color w:val="000000" w:themeColor="text1"/>
+                <w:sz w:val="23"/>
+                <w:szCs w:val="23"/>
+              </w:rPr>
+              <w:t xml:space="preserve"> semua </w:t>
+            </w:r>
+            <w:proofErr w:type="spellStart"/>
+            <w:r>
+              <w:rPr>
+                <w:rFonts w:ascii="Cambria" w:hAnsi="Cambria"/>
+                <w:b/>
+                <w:bCs/>
+                <w:color w:val="000000" w:themeColor="text1"/>
+                <w:sz w:val="23"/>
+                <w:szCs w:val="23"/>
+              </w:rPr>
+              <w:t>penilai</w:t>
+            </w:r>
+            <w:proofErr w:type="spellEnd"/>
+            <w:r>
+              <w:rPr>
+                <w:rFonts w:ascii="Cambria" w:hAnsi="Cambria"/>
+                <w:b/>
+                <w:bCs/>
+                <w:color w:val="000000" w:themeColor="text1"/>
+                <w:sz w:val="23"/>
+                <w:szCs w:val="23"/>
+              </w:rPr>
+              <w:t>)</w:t>
             </w:r>
           </w:p>
         </w:tc>
@@ -973,6 +1419,7 @@
                 <w:szCs w:val="24"/>
               </w:rPr>
             </w:pPr>
+            <w:proofErr w:type="spellStart"/>
             <w:r>
               <w:rPr>
                 <w:rFonts w:ascii="Cambria" w:hAnsi="Cambria"/>
@@ -981,8 +1428,31 @@
                 <w:sz w:val="24"/>
                 <w:szCs w:val="24"/>
               </w:rPr>
-              <w:t>Komponen Penilaian</w:t>
-            </w:r>
+              <w:t>Komponen</w:t>
+            </w:r>
+            <w:proofErr w:type="spellEnd"/>
+            <w:r>
+              <w:rPr>
+                <w:rFonts w:ascii="Cambria" w:hAnsi="Cambria"/>
+                <w:b/>
+                <w:color w:val="000000" w:themeColor="text1"/>
+                <w:sz w:val="24"/>
+                <w:szCs w:val="24"/>
+              </w:rPr>
+              <w:t xml:space="preserve"> </w:t>
+            </w:r>
+            <w:proofErr w:type="spellStart"/>
+            <w:r>
+              <w:rPr>
+                <w:rFonts w:ascii="Cambria" w:hAnsi="Cambria"/>
+                <w:b/>
+                <w:color w:val="000000" w:themeColor="text1"/>
+                <w:sz w:val="24"/>
+                <w:szCs w:val="24"/>
+              </w:rPr>
+              <w:t>Penilaian</w:t>
+            </w:r>
+            <w:proofErr w:type="spellEnd"/>
           </w:p>
           <w:p>
             <w:pPr>
@@ -1089,6 +1559,7 @@
                 <w:szCs w:val="24"/>
               </w:rPr>
             </w:pPr>
+            <w:proofErr w:type="spellStart"/>
             <w:r>
               <w:rPr>
                 <w:rFonts w:ascii="Cambria" w:hAnsi="Cambria"/>
@@ -1097,7 +1568,18 @@
                 <w:sz w:val="24"/>
                 <w:szCs w:val="24"/>
               </w:rPr>
-              <w:t xml:space="preserve">Keterangan </w:t>
+              <w:t>Keterangan</w:t>
+            </w:r>
+            <w:proofErr w:type="spellEnd"/>
+            <w:r>
+              <w:rPr>
+                <w:rFonts w:ascii="Cambria" w:hAnsi="Cambria"/>
+                <w:b/>
+                <w:color w:val="000000" w:themeColor="text1"/>
+                <w:sz w:val="24"/>
+                <w:szCs w:val="24"/>
+              </w:rPr>
+              <w:t xml:space="preserve"> </w:t>
             </w:r>
           </w:p>
         </w:tc>
@@ -1157,13 +1639,23 @@
                 <w:color w:val="000000" w:themeColor="text1"/>
               </w:rPr>
             </w:pPr>
-            <w:r>
-              <w:rPr>
-                <w:rFonts w:ascii="Cambria" w:hAnsi="Cambria"/>
-                <w:b/>
-                <w:color w:val="000000" w:themeColor="text1"/>
-              </w:rPr>
-              <w:t>Penilai 1</w:t>
+            <w:proofErr w:type="spellStart"/>
+            <w:r>
+              <w:rPr>
+                <w:rFonts w:ascii="Cambria" w:hAnsi="Cambria"/>
+                <w:b/>
+                <w:color w:val="000000" w:themeColor="text1"/>
+              </w:rPr>
+              <w:t>Penilai</w:t>
+            </w:r>
+            <w:proofErr w:type="spellEnd"/>
+            <w:r>
+              <w:rPr>
+                <w:rFonts w:ascii="Cambria" w:hAnsi="Cambria"/>
+                <w:b/>
+                <w:color w:val="000000" w:themeColor="text1"/>
+              </w:rPr>
+              <w:t xml:space="preserve"> 1</w:t>
             </w:r>
           </w:p>
         </w:tc>
@@ -1333,13 +1825,23 @@
                 <w:color w:val="000000" w:themeColor="text1"/>
               </w:rPr>
             </w:pPr>
-            <w:r>
-              <w:rPr>
-                <w:rFonts w:ascii="Cambria" w:hAnsi="Cambria"/>
-                <w:b/>
-                <w:color w:val="000000" w:themeColor="text1"/>
-              </w:rPr>
-              <w:t>Penilai 2</w:t>
+            <w:proofErr w:type="spellStart"/>
+            <w:r>
+              <w:rPr>
+                <w:rFonts w:ascii="Cambria" w:hAnsi="Cambria"/>
+                <w:b/>
+                <w:color w:val="000000" w:themeColor="text1"/>
+              </w:rPr>
+              <w:t>Penilai</w:t>
+            </w:r>
+            <w:proofErr w:type="spellEnd"/>
+            <w:r>
+              <w:rPr>
+                <w:rFonts w:ascii="Cambria" w:hAnsi="Cambria"/>
+                <w:b/>
+                <w:color w:val="000000" w:themeColor="text1"/>
+              </w:rPr>
+              <w:t xml:space="preserve"> 2</w:t>
             </w:r>
           </w:p>
         </w:tc>
@@ -1672,7 +2174,39 @@
                 <w:rFonts w:ascii="Cambria" w:hAnsi="Cambria"/>
                 <w:color w:val="000000" w:themeColor="text1"/>
               </w:rPr>
-              <w:t>$(nilai akhir rata rata)</w:t>
+              <w:t>$(</w:t>
+            </w:r>
+            <w:proofErr w:type="spellStart"/>
+            <w:r>
+              <w:rPr>
+                <w:rFonts w:ascii="Cambria" w:hAnsi="Cambria"/>
+                <w:color w:val="000000" w:themeColor="text1"/>
+              </w:rPr>
+              <w:t>nilai</w:t>
+            </w:r>
+            <w:proofErr w:type="spellEnd"/>
+            <w:r>
+              <w:rPr>
+                <w:rFonts w:ascii="Cambria" w:hAnsi="Cambria"/>
+                <w:color w:val="000000" w:themeColor="text1"/>
+              </w:rPr>
+              <w:t xml:space="preserve"> </w:t>
+            </w:r>
+            <w:proofErr w:type="spellStart"/>
+            <w:r>
+              <w:rPr>
+                <w:rFonts w:ascii="Cambria" w:hAnsi="Cambria"/>
+                <w:color w:val="000000" w:themeColor="text1"/>
+              </w:rPr>
+              <w:t>akhir</w:t>
+            </w:r>
+            <w:proofErr w:type="spellEnd"/>
+            <w:r>
+              <w:rPr>
+                <w:rFonts w:ascii="Cambria" w:hAnsi="Cambria"/>
+                <w:color w:val="000000" w:themeColor="text1"/>
+              </w:rPr>
+              <w:t xml:space="preserve"> rata rata)</w:t>
             </w:r>
           </w:p>
         </w:tc>
@@ -1769,7 +2303,25 @@
                 <w:b/>
                 <w:color w:val="000000" w:themeColor="text1"/>
               </w:rPr>
-              <w:t>Nilai Akhir (Indeks)</w:t>
+              <w:t>Nilai Akhir (</w:t>
+            </w:r>
+            <w:proofErr w:type="spellStart"/>
+            <w:r>
+              <w:rPr>
+                <w:rFonts w:ascii="Cambria" w:hAnsi="Cambria"/>
+                <w:b/>
+                <w:color w:val="000000" w:themeColor="text1"/>
+              </w:rPr>
+              <w:t>Indeks</w:t>
+            </w:r>
+            <w:proofErr w:type="spellEnd"/>
+            <w:r>
+              <w:rPr>
+                <w:rFonts w:ascii="Cambria" w:hAnsi="Cambria"/>
+                <w:b/>
+                <w:color w:val="000000" w:themeColor="text1"/>
+              </w:rPr>
+              <w:t>)</w:t>
             </w:r>
           </w:p>
         </w:tc>
@@ -1800,7 +2352,55 @@
                 <w:rFonts w:ascii="Cambria" w:hAnsi="Cambria"/>
                 <w:color w:val="000000" w:themeColor="text1"/>
               </w:rPr>
-              <w:t>$(nilai akhir indeks)</w:t>
+              <w:t>$(</w:t>
+            </w:r>
+            <w:proofErr w:type="spellStart"/>
+            <w:r>
+              <w:rPr>
+                <w:rFonts w:ascii="Cambria" w:hAnsi="Cambria"/>
+                <w:color w:val="000000" w:themeColor="text1"/>
+              </w:rPr>
+              <w:t>nilai</w:t>
+            </w:r>
+            <w:proofErr w:type="spellEnd"/>
+            <w:r>
+              <w:rPr>
+                <w:rFonts w:ascii="Cambria" w:hAnsi="Cambria"/>
+                <w:color w:val="000000" w:themeColor="text1"/>
+              </w:rPr>
+              <w:t xml:space="preserve"> </w:t>
+            </w:r>
+            <w:proofErr w:type="spellStart"/>
+            <w:r>
+              <w:rPr>
+                <w:rFonts w:ascii="Cambria" w:hAnsi="Cambria"/>
+                <w:color w:val="000000" w:themeColor="text1"/>
+              </w:rPr>
+              <w:t>akhir</w:t>
+            </w:r>
+            <w:proofErr w:type="spellEnd"/>
+            <w:r>
+              <w:rPr>
+                <w:rFonts w:ascii="Cambria" w:hAnsi="Cambria"/>
+                <w:color w:val="000000" w:themeColor="text1"/>
+              </w:rPr>
+              <w:t xml:space="preserve"> </w:t>
+            </w:r>
+            <w:proofErr w:type="spellStart"/>
+            <w:r>
+              <w:rPr>
+                <w:rFonts w:ascii="Cambria" w:hAnsi="Cambria"/>
+                <w:color w:val="000000" w:themeColor="text1"/>
+              </w:rPr>
+              <w:t>indeks</w:t>
+            </w:r>
+            <w:proofErr w:type="spellEnd"/>
+            <w:r>
+              <w:rPr>
+                <w:rFonts w:ascii="Cambria" w:hAnsi="Cambria"/>
+                <w:color w:val="000000" w:themeColor="text1"/>
+              </w:rPr>
+              <w:t>)</w:t>
             </w:r>
           </w:p>
         </w:tc>
@@ -1823,12 +2423,21 @@
                 <w:color w:val="000000" w:themeColor="text1"/>
               </w:rPr>
             </w:pPr>
-            <w:r>
-              <w:rPr>
-                <w:rFonts w:ascii="Cambria" w:hAnsi="Cambria"/>
-                <w:color w:val="000000" w:themeColor="text1"/>
-              </w:rPr>
-              <w:t xml:space="preserve">Indeks:   </w:t>
+            <w:proofErr w:type="spellStart"/>
+            <w:r>
+              <w:rPr>
+                <w:rFonts w:ascii="Cambria" w:hAnsi="Cambria"/>
+                <w:color w:val="000000" w:themeColor="text1"/>
+              </w:rPr>
+              <w:t>Indeks</w:t>
+            </w:r>
+            <w:proofErr w:type="spellEnd"/>
+            <w:r>
+              <w:rPr>
+                <w:rFonts w:ascii="Cambria" w:hAnsi="Cambria"/>
+                <w:color w:val="000000" w:themeColor="text1"/>
+              </w:rPr>
+              <w:t xml:space="preserve">:   </w:t>
             </w:r>
             <w:r>
               <w:rPr>
@@ -2058,6 +2667,7 @@
           <w:szCs w:val="24"/>
         </w:rPr>
       </w:pPr>
+      <w:proofErr w:type="spellStart"/>
       <w:r>
         <w:rPr>
           <w:rFonts w:ascii="Cambria" w:hAnsi="Cambria"/>
@@ -2066,8 +2676,9 @@
           <w:color w:val="000000" w:themeColor="text1"/>
           <w:szCs w:val="24"/>
         </w:rPr>
-        <w:t xml:space="preserve">Tanggal penilaian: </w:t>
+        <w:t>Tanggal</w:t>
       </w:r>
+      <w:proofErr w:type="spellEnd"/>
       <w:r>
         <w:rPr>
           <w:rFonts w:ascii="Cambria" w:hAnsi="Cambria"/>
@@ -2076,6 +2687,38 @@
           <w:color w:val="000000" w:themeColor="text1"/>
           <w:szCs w:val="24"/>
         </w:rPr>
+        <w:t xml:space="preserve"> </w:t>
+      </w:r>
+      <w:proofErr w:type="spellStart"/>
+      <w:r>
+        <w:rPr>
+          <w:rFonts w:ascii="Cambria" w:hAnsi="Cambria"/>
+          <w:b/>
+          <w:bCs/>
+          <w:color w:val="000000" w:themeColor="text1"/>
+          <w:szCs w:val="24"/>
+        </w:rPr>
+        <w:t>penilaian</w:t>
+      </w:r>
+      <w:proofErr w:type="spellEnd"/>
+      <w:r>
+        <w:rPr>
+          <w:rFonts w:ascii="Cambria" w:hAnsi="Cambria"/>
+          <w:b/>
+          <w:bCs/>
+          <w:color w:val="000000" w:themeColor="text1"/>
+          <w:szCs w:val="24"/>
+        </w:rPr>
+        <w:t xml:space="preserve">: </w:t>
+      </w:r>
+      <w:r>
+        <w:rPr>
+          <w:rFonts w:ascii="Cambria" w:hAnsi="Cambria"/>
+          <w:b/>
+          <w:bCs/>
+          <w:color w:val="000000" w:themeColor="text1"/>
+          <w:szCs w:val="24"/>
+        </w:rPr>
         <w:t>$</w:t>
       </w:r>
       <w:r>
@@ -2088,13 +2731,41 @@
         </w:rPr>
         <w:t>(</w:t>
       </w:r>
+      <w:proofErr w:type="spellStart"/>
       <w:r>
         <w:rPr>
           <w:rFonts w:ascii="Cambria" w:hAnsi="Cambria"/>
           <w:color w:val="000000" w:themeColor="text1"/>
           <w:szCs w:val="24"/>
         </w:rPr>
-        <w:t>tgl create penilaian)</w:t>
+        <w:t>tgl</w:t>
+      </w:r>
+      <w:proofErr w:type="spellEnd"/>
+      <w:r>
+        <w:rPr>
+          <w:rFonts w:ascii="Cambria" w:hAnsi="Cambria"/>
+          <w:color w:val="000000" w:themeColor="text1"/>
+          <w:szCs w:val="24"/>
+        </w:rPr>
+        <w:t xml:space="preserve"> create </w:t>
+      </w:r>
+      <w:proofErr w:type="spellStart"/>
+      <w:r>
+        <w:rPr>
+          <w:rFonts w:ascii="Cambria" w:hAnsi="Cambria"/>
+          <w:color w:val="000000" w:themeColor="text1"/>
+          <w:szCs w:val="24"/>
+        </w:rPr>
+        <w:t>penilaian</w:t>
+      </w:r>
+      <w:proofErr w:type="spellEnd"/>
+      <w:r>
+        <w:rPr>
+          <w:rFonts w:ascii="Cambria" w:hAnsi="Cambria"/>
+          <w:color w:val="000000" w:themeColor="text1"/>
+          <w:szCs w:val="24"/>
+        </w:rPr>
+        <w:t>)</w:t>
       </w:r>
     </w:p>
     <w:p>
@@ -2109,6 +2780,7 @@
           <w:szCs w:val="24"/>
         </w:rPr>
       </w:pPr>
+      <w:proofErr w:type="spellStart"/>
       <w:r>
         <w:rPr>
           <w:rFonts w:ascii="Cambria" w:hAnsi="Cambria"/>
@@ -2118,6 +2790,161 @@
           <w:szCs w:val="24"/>
         </w:rPr>
         <w:t>Penilai</w:t>
+      </w:r>
+      <w:proofErr w:type="spellEnd"/>
+    </w:p>
+    <w:p>
+      <w:pPr>
+        <w:spacing w:after="0" w:line="240" w:lineRule="auto"/>
+        <w:ind w:left="4678"/>
+        <w:rPr>
+          <w:rFonts w:ascii="Cambria" w:hAnsi="Cambria"/>
+          <w:b/>
+          <w:bCs/>
+          <w:color w:val="000000" w:themeColor="text1"/>
+          <w:sz w:val="20"/>
+          <w:szCs w:val="24"/>
+        </w:rPr>
+      </w:pPr>
+    </w:p>
+    <w:p>
+      <w:pPr>
+        <w:spacing w:after="0" w:line="240" w:lineRule="auto"/>
+        <w:ind w:left="4678"/>
+        <w:rPr>
+          <w:rFonts w:ascii="Cambria" w:hAnsi="Cambria"/>
+          <w:b/>
+          <w:bCs/>
+          <w:color w:val="000000" w:themeColor="text1"/>
+          <w:sz w:val="20"/>
+          <w:szCs w:val="24"/>
+        </w:rPr>
+      </w:pPr>
+    </w:p>
+    <w:p>
+      <w:pPr>
+        <w:spacing w:after="0" w:line="240" w:lineRule="auto"/>
+        <w:ind w:left="4678"/>
+        <w:rPr>
+          <w:rFonts w:ascii="Cambria" w:hAnsi="Cambria"/>
+          <w:b/>
+          <w:bCs/>
+          <w:color w:val="000000" w:themeColor="text1"/>
+          <w:sz w:val="20"/>
+          <w:szCs w:val="24"/>
+        </w:rPr>
+      </w:pPr>
+    </w:p>
+    <w:p>
+      <w:pPr>
+        <w:spacing w:after="0" w:line="240" w:lineRule="auto"/>
+        <w:ind w:left="4678"/>
+        <w:rPr>
+          <w:rFonts w:ascii="Cambria" w:hAnsi="Cambria"/>
+          <w:b/>
+          <w:bCs/>
+          <w:color w:val="000000" w:themeColor="text1"/>
+          <w:sz w:val="20"/>
+          <w:szCs w:val="24"/>
+        </w:rPr>
+      </w:pPr>
+    </w:p>
+    <w:p>
+      <w:pPr>
+        <w:spacing w:after="0" w:line="240" w:lineRule="auto"/>
+        <w:ind w:left="4678"/>
+        <w:rPr>
+          <w:rFonts w:ascii="Cambria" w:hAnsi="Cambria"/>
+          <w:b/>
+          <w:bCs/>
+          <w:color w:val="000000" w:themeColor="text1"/>
+          <w:sz w:val="20"/>
+          <w:szCs w:val="24"/>
+        </w:rPr>
+      </w:pPr>
+    </w:p>
+    <w:p>
+      <w:pPr>
+        <w:spacing w:after="0" w:line="240" w:lineRule="auto"/>
+        <w:ind w:left="4678"/>
+        <w:rPr>
+          <w:rFonts w:ascii="Cambria" w:hAnsi="Cambria"/>
+          <w:b/>
+          <w:bCs/>
+          <w:color w:val="000000" w:themeColor="text1"/>
+          <w:sz w:val="20"/>
+          <w:szCs w:val="24"/>
+        </w:rPr>
+      </w:pPr>
+      <w:r>
+        <w:rPr>
+          <w:rFonts w:ascii="Cambria" w:hAnsi="Cambria"/>
+          <w:b/>
+          <w:bCs/>
+          <w:color w:val="000000" w:themeColor="text1"/>
+          <w:sz w:val="20"/>
+          <w:szCs w:val="24"/>
+        </w:rPr>
+        <w:t>$</w:t>
+      </w:r>
+      <w:r>
+        <w:rPr>
+          <w:rFonts w:ascii="Cambria" w:hAnsi="Cambria"/>
+          <w:b/>
+          <w:bCs/>
+          <w:color w:val="000000" w:themeColor="text1"/>
+          <w:sz w:val="20"/>
+          <w:szCs w:val="24"/>
+        </w:rPr>
+        <w:t xml:space="preserve">(Nama </w:t>
+      </w:r>
+      <w:proofErr w:type="spellStart"/>
+      <w:r>
+        <w:rPr>
+          <w:rFonts w:ascii="Cambria" w:hAnsi="Cambria"/>
+          <w:b/>
+          <w:bCs/>
+          <w:color w:val="000000" w:themeColor="text1"/>
+          <w:sz w:val="20"/>
+          <w:szCs w:val="24"/>
+        </w:rPr>
+        <w:t>ketua</w:t>
+      </w:r>
+      <w:proofErr w:type="spellEnd"/>
+      <w:r>
+        <w:rPr>
+          <w:rFonts w:ascii="Cambria" w:hAnsi="Cambria"/>
+          <w:b/>
+          <w:bCs/>
+          <w:color w:val="000000" w:themeColor="text1"/>
+          <w:sz w:val="20"/>
+          <w:szCs w:val="24"/>
+        </w:rPr>
+        <w:t xml:space="preserve"> </w:t>
+      </w:r>
+      <w:proofErr w:type="spellStart"/>
+      <w:r>
+        <w:rPr>
+          <w:rFonts w:ascii="Cambria" w:hAnsi="Cambria"/>
+          <w:b/>
+          <w:bCs/>
+          <w:color w:val="000000" w:themeColor="text1"/>
+          <w:sz w:val="20"/>
+          <w:szCs w:val="24"/>
+        </w:rPr>
+        <w:t>pembimbing</w:t>
+      </w:r>
+      <w:proofErr w:type="spellEnd"/>
+      <w:r>
+        <w:rPr>
+          <w:rFonts w:ascii="Cambria" w:hAnsi="Cambria"/>
+          <w:b/>
+          <w:bCs/>
+          <w:color w:val="000000" w:themeColor="text1"/>
+          <w:sz w:val="20"/>
+          <w:szCs w:val="24"/>
+        </w:rPr>
+        <w:t>)</w:t>
       </w:r>
     </w:p>
     <w:p>
@@ -2125,63 +2952,29 @@
         <w:spacing w:after="0" w:line="240" w:lineRule="auto"/>
         <w:ind w:left="4678"/>
         <w:rPr>
-          <w:rFonts w:ascii="Cambria" w:hAnsi="Cambria"/>
-          <w:b/>
-          <w:bCs/>
-          <w:color w:val="000000" w:themeColor="text1"/>
-          <w:sz w:val="20"/>
-          <w:szCs w:val="24"/>
-        </w:rPr>
-      </w:pPr>
-    </w:p>
-    <w:p>
-      <w:pPr>
-        <w:spacing w:after="0" w:line="240" w:lineRule="auto"/>
-        <w:ind w:left="4678"/>
-        <w:rPr>
-          <w:rFonts w:ascii="Cambria" w:hAnsi="Cambria"/>
-          <w:b/>
-          <w:bCs/>
-          <w:color w:val="000000" w:themeColor="text1"/>
-          <w:sz w:val="20"/>
-          <w:szCs w:val="24"/>
-        </w:rPr>
-      </w:pPr>
-    </w:p>
-    <w:p>
-      <w:pPr>
-        <w:spacing w:after="0" w:line="240" w:lineRule="auto"/>
-        <w:ind w:left="4678"/>
-        <w:rPr>
-          <w:rFonts w:ascii="Cambria" w:hAnsi="Cambria"/>
-          <w:b/>
-          <w:bCs/>
-          <w:color w:val="000000" w:themeColor="text1"/>
-          <w:sz w:val="20"/>
-          <w:szCs w:val="24"/>
-        </w:rPr>
-      </w:pPr>
-    </w:p>
-    <w:p>
-      <w:pPr>
-        <w:spacing w:after="0" w:line="240" w:lineRule="auto"/>
-        <w:ind w:left="4678"/>
-        <w:rPr>
-          <w:rFonts w:ascii="Cambria" w:hAnsi="Cambria"/>
-          <w:b/>
-          <w:bCs/>
-          <w:color w:val="000000" w:themeColor="text1"/>
-          <w:sz w:val="20"/>
-          <w:szCs w:val="24"/>
+          <w:color w:val="000000" w:themeColor="text1"/>
         </w:rPr>
       </w:pPr>
       <w:r>
         <w:rPr>
           <w:rFonts w:ascii="Cambria" w:hAnsi="Cambria"/>
-          <w:b/>
-          <w:bCs/>
-          <w:color w:val="000000" w:themeColor="text1"/>
-          <w:sz w:val="20"/>
+          <w:color w:val="000000" w:themeColor="text1"/>
+          <w:szCs w:val="24"/>
+        </w:rPr>
+        <w:t>NIP</w:t>
+      </w:r>
+      <w:r>
+        <w:rPr>
+          <w:rFonts w:ascii="Cambria" w:hAnsi="Cambria"/>
+          <w:color w:val="000000" w:themeColor="text1"/>
+          <w:szCs w:val="24"/>
+        </w:rPr>
+        <w:t xml:space="preserve"> </w:t>
+      </w:r>
+      <w:r>
+        <w:rPr>
+          <w:rFonts w:ascii="Cambria" w:hAnsi="Cambria"/>
+          <w:color w:val="000000" w:themeColor="text1"/>
           <w:szCs w:val="24"/>
         </w:rPr>
         <w:t>$</w:t>
@@ -2189,31 +2982,21 @@
       <w:r>
         <w:rPr>
           <w:rFonts w:ascii="Cambria" w:hAnsi="Cambria"/>
-          <w:b/>
-          <w:bCs/>
-          <w:color w:val="000000" w:themeColor="text1"/>
-          <w:sz w:val="20"/>
+          <w:color w:val="000000" w:themeColor="text1"/>
           <w:szCs w:val="24"/>
         </w:rPr>
-        <w:t>(Nama ketua pembimbing)</w:t>
+        <w:t xml:space="preserve">(nip </w:t>
       </w:r>
-    </w:p>
-    <w:p>
-      <w:pPr>
-        <w:spacing w:after="0" w:line="240" w:lineRule="auto"/>
-        <w:ind w:left="4678"/>
-        <w:rPr>
-          <w:color w:val="000000" w:themeColor="text1"/>
-        </w:rPr>
-      </w:pPr>
+      <w:proofErr w:type="spellStart"/>
       <w:r>
         <w:rPr>
           <w:rFonts w:ascii="Cambria" w:hAnsi="Cambria"/>
           <w:color w:val="000000" w:themeColor="text1"/>
           <w:szCs w:val="24"/>
         </w:rPr>
-        <w:t>NIP</w:t>
+        <w:t>ketua</w:t>
       </w:r>
+      <w:proofErr w:type="spellEnd"/>
       <w:r>
         <w:rPr>
           <w:rFonts w:ascii="Cambria" w:hAnsi="Cambria"/>
@@ -2222,21 +3005,23 @@
         </w:rPr>
         <w:t xml:space="preserve"> </w:t>
       </w:r>
+      <w:proofErr w:type="spellStart"/>
       <w:r>
         <w:rPr>
           <w:rFonts w:ascii="Cambria" w:hAnsi="Cambria"/>
           <w:color w:val="000000" w:themeColor="text1"/>
           <w:szCs w:val="24"/>
         </w:rPr>
-        <w:t>$</w:t>
+        <w:t>pembimbing</w:t>
       </w:r>
+      <w:proofErr w:type="spellEnd"/>
       <w:r>
         <w:rPr>
           <w:rFonts w:ascii="Cambria" w:hAnsi="Cambria"/>
           <w:color w:val="000000" w:themeColor="text1"/>
           <w:szCs w:val="24"/>
         </w:rPr>
-        <w:t>(nip ketua pembimbing)</w:t>
+        <w:t>)</w:t>
       </w:r>
     </w:p>
     <w:sectPr>

--- a/template/pROPOSAL/BA proposal.docx
+++ b/template/pROPOSAL/BA proposal.docx
@@ -1,6 +1,6 @@
 
 <file path=word/document.xml><?xml version="1.0" encoding="utf-8"?>
-<w:document xmlns:wpc="http://schemas.microsoft.com/office/word/2010/wordprocessingCanvas" xmlns:cx="http://schemas.microsoft.com/office/drawing/2014/chartex" xmlns:cx1="http://schemas.microsoft.com/office/drawing/2015/9/8/chartex" xmlns:cx2="http://schemas.microsoft.com/office/drawing/2015/10/21/chartex" xmlns:cx3="http://schemas.microsoft.com/office/drawing/2016/5/9/chartex" xmlns:cx4="http://schemas.microsoft.com/office/drawing/2016/5/10/chartex" xmlns:cx5="http://schemas.microsoft.com/office/drawing/2016/5/11/chartex" xmlns:cx6="http://schemas.microsoft.com/office/drawing/2016/5/12/chartex" xmlns:cx7="http://schemas.microsoft.com/office/drawing/2016/5/13/chartex" xmlns:cx8="http://schemas.microsoft.com/office/drawing/2016/5/14/chartex" xmlns:mc="http://schemas.openxmlformats.org/markup-compatibility/2006" xmlns:aink="http://schemas.microsoft.com/office/drawing/2016/ink" xmlns:am3d="http://schemas.microsoft.com/office/drawing/2017/model3d" xmlns:o="urn:schemas-microsoft-com:office:office" xmlns:oel="http://schemas.microsoft.com/office/2019/extlst" xmlns:r="http://schemas.openxmlformats.org/officeDocument/2006/relationships" xmlns:m="http://schemas.openxmlformats.org/officeDocument/2006/math" xmlns:v="urn:schemas-microsoft-com:vml" xmlns:wp14="http://schemas.microsoft.com/office/word/2010/wordprocessingDrawing" xmlns:wp="http://schemas.openxmlformats.org/drawingml/2006/wordprocessingDrawing" xmlns:w10="urn:schemas-microsoft-com:office:word" xmlns:w="http://schemas.openxmlformats.org/wordprocessingml/2006/main" xmlns:w14="http://schemas.microsoft.com/office/word/2010/wordml" xmlns:w15="http://schemas.microsoft.com/office/word/2012/wordml" xmlns:w16cei="http://schemas.microsoft.com/office/word/2026/wordml/cei" xmlns:w16cex="http://schemas.microsoft.com/office/word/2018/wordml/cex" xmlns:w16cid="http://schemas.microsoft.com/office/word/2016/wordml/cid" xmlns:w16="http://schemas.microsoft.com/office/word/2018/wordml" xmlns:w16du="http://schemas.microsoft.com/office/word/2023/wordml/word16du" xmlns:w16sdtdh="http://schemas.microsoft.com/office/word/2020/wordml/sdtdatahash" xmlns:w16sdtfl="http://schemas.microsoft.com/office/word/2024/wordml/sdtformatlock" xmlns:w16se="http://schemas.microsoft.com/office/word/2015/wordml/symex" xmlns:wpg="http://schemas.microsoft.com/office/word/2010/wordprocessingGroup" xmlns:wpi="http://schemas.microsoft.com/office/word/2010/wordprocessingInk" xmlns:wne="http://schemas.microsoft.com/office/word/2006/wordml" xmlns:wps="http://schemas.microsoft.com/office/word/2010/wordprocessingShape" mc:Ignorable="w14 w15 w16se w16cid w16 w16cex w16sdtdh w16sdtfl w16du wp14">
+<w:document xmlns:wpc="http://schemas.microsoft.com/office/word/2010/wordprocessingCanvas" xmlns:cx="http://schemas.microsoft.com/office/drawing/2014/chartex" xmlns:cx1="http://schemas.microsoft.com/office/drawing/2015/9/8/chartex" xmlns:cx2="http://schemas.microsoft.com/office/drawing/2015/10/21/chartex" xmlns:cx3="http://schemas.microsoft.com/office/drawing/2016/5/9/chartex" xmlns:cx4="http://schemas.microsoft.com/office/drawing/2016/5/10/chartex" xmlns:cx5="http://schemas.microsoft.com/office/drawing/2016/5/11/chartex" xmlns:cx6="http://schemas.microsoft.com/office/drawing/2016/5/12/chartex" xmlns:cx7="http://schemas.microsoft.com/office/drawing/2016/5/13/chartex" xmlns:cx8="http://schemas.microsoft.com/office/drawing/2016/5/14/chartex" xmlns:mc="http://schemas.openxmlformats.org/markup-compatibility/2006" xmlns:aink="http://schemas.microsoft.com/office/drawing/2016/ink" xmlns:am3d="http://schemas.microsoft.com/office/drawing/2017/model3d" xmlns:o="urn:schemas-microsoft-com:office:office" xmlns:oel="http://schemas.microsoft.com/office/2019/extlst" xmlns:r="http://schemas.openxmlformats.org/officeDocument/2006/relationships" xmlns:m="http://schemas.openxmlformats.org/officeDocument/2006/math" xmlns:v="urn:schemas-microsoft-com:vml" xmlns:wp14="http://schemas.microsoft.com/office/word/2010/wordprocessingDrawing" xmlns:wp="http://schemas.openxmlformats.org/drawingml/2006/wordprocessingDrawing" xmlns:w10="urn:schemas-microsoft-com:office:word" xmlns:w="http://schemas.openxmlformats.org/wordprocessingml/2006/main" xmlns:w14="http://schemas.microsoft.com/office/word/2010/wordml" xmlns:w15="http://schemas.microsoft.com/office/word/2012/wordml" xmlns:w16cex="http://schemas.microsoft.com/office/word/2018/wordml/cex" xmlns:w16cid="http://schemas.microsoft.com/office/word/2016/wordml/cid" xmlns:w16="http://schemas.microsoft.com/office/word/2018/wordml" xmlns:w16du="http://schemas.microsoft.com/office/word/2023/wordml/word16du" xmlns:w16sdtdh="http://schemas.microsoft.com/office/word/2020/wordml/sdtdatahash" xmlns:w16sdtfl="http://schemas.microsoft.com/office/word/2024/wordml/sdtformatlock" xmlns:w16se="http://schemas.microsoft.com/office/word/2015/wordml/symex" xmlns:wpg="http://schemas.microsoft.com/office/word/2010/wordprocessingGroup" xmlns:wpi="http://schemas.microsoft.com/office/word/2010/wordprocessingInk" xmlns:wne="http://schemas.microsoft.com/office/word/2006/wordml" xmlns:wps="http://schemas.microsoft.com/office/word/2010/wordprocessingShape" mc:Ignorable="w14 w15 w16se w16cid w16 w16cex w16sdtdh w16sdtfl w16du wp14">
   <w:body>
     <w:p>
       <w:pPr>
@@ -110,29 +110,16 @@
                 <w:szCs w:val="23"/>
               </w:rPr>
             </w:pPr>
-            <w:proofErr w:type="spellStart"/>
-            <w:r>
-              <w:rPr>
-                <w:rFonts w:ascii="Cambria" w:hAnsi="Cambria"/>
-                <w:b/>
-                <w:bCs/>
-                <w:color w:val="000000" w:themeColor="text1"/>
-                <w:sz w:val="23"/>
-                <w:szCs w:val="23"/>
-              </w:rPr>
-              <w:t>Judul</w:t>
-            </w:r>
-            <w:proofErr w:type="spellEnd"/>
-            <w:r>
-              <w:rPr>
-                <w:rFonts w:ascii="Cambria" w:hAnsi="Cambria"/>
-                <w:b/>
-                <w:bCs/>
-                <w:color w:val="000000" w:themeColor="text1"/>
-                <w:sz w:val="23"/>
-                <w:szCs w:val="23"/>
-              </w:rPr>
-              <w:t xml:space="preserve"> Proposal </w:t>
+            <w:r>
+              <w:rPr>
+                <w:rFonts w:ascii="Cambria" w:hAnsi="Cambria"/>
+                <w:b/>
+                <w:bCs/>
+                <w:color w:val="000000" w:themeColor="text1"/>
+                <w:sz w:val="23"/>
+                <w:szCs w:val="23"/>
+              </w:rPr>
+              <w:t xml:space="preserve">Judul Proposal </w:t>
             </w:r>
             <w:r>
               <w:rPr>
@@ -219,21 +206,12 @@
               </w:rPr>
               <w:t>(</w:t>
             </w:r>
-            <w:proofErr w:type="spellStart"/>
             <w:r>
               <w:rPr>
                 <w:rFonts w:ascii="Segoe UI" w:hAnsi="Segoe UI" w:cs="Segoe UI"/>
                 <w:color w:val="000000" w:themeColor="text1"/>
               </w:rPr>
-              <w:t>judul</w:t>
-            </w:r>
-            <w:proofErr w:type="spellEnd"/>
-            <w:r>
-              <w:rPr>
-                <w:rFonts w:ascii="Segoe UI" w:hAnsi="Segoe UI" w:cs="Segoe UI"/>
-                <w:color w:val="000000" w:themeColor="text1"/>
-              </w:rPr>
-              <w:t>)</w:t>
+              <w:t>judul)</w:t>
             </w:r>
           </w:p>
         </w:tc>
@@ -273,31 +251,7 @@
                 <w:sz w:val="23"/>
                 <w:szCs w:val="23"/>
               </w:rPr>
-              <w:t xml:space="preserve">Nama </w:t>
-            </w:r>
-            <w:proofErr w:type="spellStart"/>
-            <w:r>
-              <w:rPr>
-                <w:rFonts w:ascii="Cambria" w:hAnsi="Cambria"/>
-                <w:b/>
-                <w:bCs/>
-                <w:color w:val="000000" w:themeColor="text1"/>
-                <w:sz w:val="23"/>
-                <w:szCs w:val="23"/>
-              </w:rPr>
-              <w:t>Mahasiswa</w:t>
-            </w:r>
-            <w:proofErr w:type="spellEnd"/>
-            <w:r>
-              <w:rPr>
-                <w:rFonts w:ascii="Cambria" w:hAnsi="Cambria"/>
-                <w:b/>
-                <w:bCs/>
-                <w:color w:val="000000" w:themeColor="text1"/>
-                <w:sz w:val="23"/>
-                <w:szCs w:val="23"/>
-              </w:rPr>
-              <w:t xml:space="preserve">       </w:t>
+              <w:t xml:space="preserve">Nama Mahasiswa       </w:t>
             </w:r>
           </w:p>
         </w:tc>
@@ -373,23 +327,7 @@
                 <w:rFonts w:ascii="Segoe UI" w:hAnsi="Segoe UI" w:cs="Segoe UI"/>
                 <w:color w:val="000000" w:themeColor="text1"/>
               </w:rPr>
-              <w:t xml:space="preserve">nama </w:t>
-            </w:r>
-            <w:proofErr w:type="spellStart"/>
-            <w:r>
-              <w:rPr>
-                <w:rFonts w:ascii="Segoe UI" w:hAnsi="Segoe UI" w:cs="Segoe UI"/>
-                <w:color w:val="000000" w:themeColor="text1"/>
-              </w:rPr>
-              <w:t>mhs</w:t>
-            </w:r>
-            <w:proofErr w:type="spellEnd"/>
-            <w:r>
-              <w:rPr>
-                <w:rFonts w:ascii="Segoe UI" w:hAnsi="Segoe UI" w:cs="Segoe UI"/>
-                <w:color w:val="000000" w:themeColor="text1"/>
-              </w:rPr>
-              <w:t>)</w:t>
+              <w:t>nama mhs)</w:t>
             </w:r>
           </w:p>
         </w:tc>
@@ -486,31 +424,7 @@
                 <w:sz w:val="23"/>
                 <w:szCs w:val="23"/>
               </w:rPr>
-              <w:t xml:space="preserve">Nama </w:t>
-            </w:r>
-            <w:proofErr w:type="spellStart"/>
-            <w:r>
-              <w:rPr>
-                <w:rFonts w:ascii="Cambria" w:hAnsi="Cambria"/>
-                <w:b/>
-                <w:bCs/>
-                <w:color w:val="000000" w:themeColor="text1"/>
-                <w:sz w:val="23"/>
-                <w:szCs w:val="23"/>
-              </w:rPr>
-              <w:t>Pembimbing</w:t>
-            </w:r>
-            <w:proofErr w:type="spellEnd"/>
-            <w:r>
-              <w:rPr>
-                <w:rFonts w:ascii="Cambria" w:hAnsi="Cambria"/>
-                <w:b/>
-                <w:bCs/>
-                <w:color w:val="000000" w:themeColor="text1"/>
-                <w:sz w:val="23"/>
-                <w:szCs w:val="23"/>
-              </w:rPr>
-              <w:t xml:space="preserve">         </w:t>
+              <w:t xml:space="preserve">Nama Pembimbing         </w:t>
             </w:r>
           </w:p>
         </w:tc>
@@ -576,39 +490,7 @@
                 <w:rFonts w:ascii="Segoe UI" w:hAnsi="Segoe UI" w:cs="Segoe UI"/>
                 <w:color w:val="000000" w:themeColor="text1"/>
               </w:rPr>
-              <w:t xml:space="preserve">(nama </w:t>
-            </w:r>
-            <w:proofErr w:type="spellStart"/>
-            <w:r>
-              <w:rPr>
-                <w:rFonts w:ascii="Segoe UI" w:hAnsi="Segoe UI" w:cs="Segoe UI"/>
-                <w:color w:val="000000" w:themeColor="text1"/>
-              </w:rPr>
-              <w:t>ketua</w:t>
-            </w:r>
-            <w:proofErr w:type="spellEnd"/>
-            <w:r>
-              <w:rPr>
-                <w:rFonts w:ascii="Segoe UI" w:hAnsi="Segoe UI" w:cs="Segoe UI"/>
-                <w:color w:val="000000" w:themeColor="text1"/>
-              </w:rPr>
-              <w:t xml:space="preserve"> </w:t>
-            </w:r>
-            <w:proofErr w:type="spellStart"/>
-            <w:r>
-              <w:rPr>
-                <w:rFonts w:ascii="Segoe UI" w:hAnsi="Segoe UI" w:cs="Segoe UI"/>
-                <w:color w:val="000000" w:themeColor="text1"/>
-              </w:rPr>
-              <w:t>pembimbing</w:t>
-            </w:r>
-            <w:proofErr w:type="spellEnd"/>
-            <w:r>
-              <w:rPr>
-                <w:rFonts w:ascii="Segoe UI" w:hAnsi="Segoe UI" w:cs="Segoe UI"/>
-                <w:color w:val="000000" w:themeColor="text1"/>
-              </w:rPr>
-              <w:t>)</w:t>
+              <w:t>(nama ketua pembimbing)</w:t>
             </w:r>
           </w:p>
         </w:tc>
@@ -648,55 +530,7 @@
                 <w:sz w:val="23"/>
                 <w:szCs w:val="23"/>
               </w:rPr>
-              <w:t xml:space="preserve">Nama </w:t>
-            </w:r>
-            <w:proofErr w:type="spellStart"/>
-            <w:r>
-              <w:rPr>
-                <w:rFonts w:ascii="Cambria" w:hAnsi="Cambria"/>
-                <w:b/>
-                <w:bCs/>
-                <w:color w:val="000000" w:themeColor="text1"/>
-                <w:sz w:val="23"/>
-                <w:szCs w:val="23"/>
-              </w:rPr>
-              <w:t>Anggota</w:t>
-            </w:r>
-            <w:proofErr w:type="spellEnd"/>
-            <w:r>
-              <w:rPr>
-                <w:rFonts w:ascii="Cambria" w:hAnsi="Cambria"/>
-                <w:b/>
-                <w:bCs/>
-                <w:color w:val="000000" w:themeColor="text1"/>
-                <w:sz w:val="23"/>
-                <w:szCs w:val="23"/>
-              </w:rPr>
-              <w:t xml:space="preserve"> </w:t>
-            </w:r>
-            <w:proofErr w:type="spellStart"/>
-            <w:r>
-              <w:rPr>
-                <w:rFonts w:ascii="Cambria" w:hAnsi="Cambria"/>
-                <w:b/>
-                <w:bCs/>
-                <w:color w:val="000000" w:themeColor="text1"/>
-                <w:sz w:val="23"/>
-                <w:szCs w:val="23"/>
-              </w:rPr>
-              <w:t>Pembimbing</w:t>
-            </w:r>
-            <w:proofErr w:type="spellEnd"/>
-            <w:r>
-              <w:rPr>
-                <w:rFonts w:ascii="Cambria" w:hAnsi="Cambria"/>
-                <w:b/>
-                <w:bCs/>
-                <w:color w:val="000000" w:themeColor="text1"/>
-                <w:sz w:val="23"/>
-                <w:szCs w:val="23"/>
-              </w:rPr>
-              <w:t xml:space="preserve"> I</w:t>
+              <w:t>Nama Anggota Pembimbing I</w:t>
             </w:r>
           </w:p>
           <w:p>
@@ -775,23 +609,7 @@
                 <w:rFonts w:ascii="Segoe UI" w:hAnsi="Segoe UI" w:cs="Segoe UI"/>
                 <w:color w:val="000000" w:themeColor="text1"/>
               </w:rPr>
-              <w:t xml:space="preserve">(nama </w:t>
-            </w:r>
-            <w:proofErr w:type="spellStart"/>
-            <w:r>
-              <w:rPr>
-                <w:rFonts w:ascii="Segoe UI" w:hAnsi="Segoe UI" w:cs="Segoe UI"/>
-                <w:color w:val="000000" w:themeColor="text1"/>
-              </w:rPr>
-              <w:t>pembimbing</w:t>
-            </w:r>
-            <w:proofErr w:type="spellEnd"/>
-            <w:r>
-              <w:rPr>
-                <w:rFonts w:ascii="Segoe UI" w:hAnsi="Segoe UI" w:cs="Segoe UI"/>
-                <w:color w:val="000000" w:themeColor="text1"/>
-              </w:rPr>
-              <w:t xml:space="preserve"> I)</w:t>
+              <w:t>(nama pembimbing I)</w:t>
             </w:r>
           </w:p>
         </w:tc>
@@ -831,55 +649,7 @@
                 <w:sz w:val="23"/>
                 <w:szCs w:val="23"/>
               </w:rPr>
-              <w:t xml:space="preserve">Nama </w:t>
-            </w:r>
-            <w:proofErr w:type="spellStart"/>
-            <w:r>
-              <w:rPr>
-                <w:rFonts w:ascii="Cambria" w:hAnsi="Cambria"/>
-                <w:b/>
-                <w:bCs/>
-                <w:color w:val="000000" w:themeColor="text1"/>
-                <w:sz w:val="23"/>
-                <w:szCs w:val="23"/>
-              </w:rPr>
-              <w:t>Anggota</w:t>
-            </w:r>
-            <w:proofErr w:type="spellEnd"/>
-            <w:r>
-              <w:rPr>
-                <w:rFonts w:ascii="Cambria" w:hAnsi="Cambria"/>
-                <w:b/>
-                <w:bCs/>
-                <w:color w:val="000000" w:themeColor="text1"/>
-                <w:sz w:val="23"/>
-                <w:szCs w:val="23"/>
-              </w:rPr>
-              <w:t xml:space="preserve"> </w:t>
-            </w:r>
-            <w:proofErr w:type="spellStart"/>
-            <w:r>
-              <w:rPr>
-                <w:rFonts w:ascii="Cambria" w:hAnsi="Cambria"/>
-                <w:b/>
-                <w:bCs/>
-                <w:color w:val="000000" w:themeColor="text1"/>
-                <w:sz w:val="23"/>
-                <w:szCs w:val="23"/>
-              </w:rPr>
-              <w:t>Pembimbing</w:t>
-            </w:r>
-            <w:proofErr w:type="spellEnd"/>
-            <w:r>
-              <w:rPr>
-                <w:rFonts w:ascii="Cambria" w:hAnsi="Cambria"/>
-                <w:b/>
-                <w:bCs/>
-                <w:color w:val="000000" w:themeColor="text1"/>
-                <w:sz w:val="23"/>
-                <w:szCs w:val="23"/>
-              </w:rPr>
-              <w:t xml:space="preserve"> II</w:t>
+              <w:t>Nama Anggota Pembimbing II</w:t>
             </w:r>
           </w:p>
         </w:tc>
@@ -949,31 +719,7 @@
                 <w:sz w:val="23"/>
                 <w:szCs w:val="23"/>
               </w:rPr>
-              <w:t xml:space="preserve">(nama </w:t>
-            </w:r>
-            <w:proofErr w:type="spellStart"/>
-            <w:r>
-              <w:rPr>
-                <w:rFonts w:ascii="Cambria" w:hAnsi="Cambria"/>
-                <w:b/>
-                <w:bCs/>
-                <w:color w:val="000000" w:themeColor="text1"/>
-                <w:sz w:val="23"/>
-                <w:szCs w:val="23"/>
-              </w:rPr>
-              <w:t>pembimbing</w:t>
-            </w:r>
-            <w:proofErr w:type="spellEnd"/>
-            <w:r>
-              <w:rPr>
-                <w:rFonts w:ascii="Cambria" w:hAnsi="Cambria"/>
-                <w:b/>
-                <w:bCs/>
-                <w:color w:val="000000" w:themeColor="text1"/>
-                <w:sz w:val="23"/>
-                <w:szCs w:val="23"/>
-              </w:rPr>
-              <w:t xml:space="preserve"> II)</w:t>
+              <w:t>(nama pembimbing II)</w:t>
             </w:r>
           </w:p>
         </w:tc>
@@ -1091,222 +837,29 @@
                 <w:rFonts w:ascii="Cambria" w:hAnsi="Cambria"/>
                 <w:color w:val="000000" w:themeColor="text1"/>
               </w:rPr>
-              <w:t xml:space="preserve">$(nilai rata2 dari </w:t>
-            </w:r>
-            <w:proofErr w:type="gramStart"/>
-            <w:r>
-              <w:rPr>
-                <w:rFonts w:ascii="Cambria" w:hAnsi="Cambria"/>
-                <w:color w:val="000000" w:themeColor="text1"/>
-              </w:rPr>
-              <w:t>form</w:t>
-            </w:r>
-            <w:proofErr w:type="gramEnd"/>
-            <w:r>
-              <w:rPr>
-                <w:rFonts w:ascii="Cambria" w:hAnsi="Cambria"/>
-                <w:color w:val="000000" w:themeColor="text1"/>
-              </w:rPr>
-              <w:t xml:space="preserve"> </w:t>
-            </w:r>
-            <w:proofErr w:type="gramStart"/>
-            <w:r>
-              <w:rPr>
-                <w:rFonts w:ascii="Cambria" w:hAnsi="Cambria"/>
-                <w:color w:val="000000" w:themeColor="text1"/>
-              </w:rPr>
-              <w:t>penilaian)</w:t>
-            </w:r>
-            <w:r>
-              <w:rPr>
-                <w:rFonts w:ascii="Cambria" w:hAnsi="Cambria"/>
-                <w:b/>
-                <w:bCs/>
-                <w:color w:val="000000" w:themeColor="text1"/>
-                <w:sz w:val="23"/>
-                <w:szCs w:val="23"/>
-              </w:rPr>
-              <w:t xml:space="preserve">   </w:t>
-            </w:r>
-            <w:proofErr w:type="gramEnd"/>
-            <w:r>
-              <w:rPr>
-                <w:rFonts w:ascii="Cambria" w:hAnsi="Cambria"/>
-                <w:b/>
-                <w:bCs/>
-                <w:color w:val="000000" w:themeColor="text1"/>
-                <w:sz w:val="23"/>
-                <w:szCs w:val="23"/>
-              </w:rPr>
-              <w:t xml:space="preserve">     </w:t>
-            </w:r>
-            <w:proofErr w:type="gramStart"/>
-            <w:r>
-              <w:rPr>
-                <w:rFonts w:ascii="Cambria" w:hAnsi="Cambria"/>
-                <w:b/>
-                <w:bCs/>
-                <w:color w:val="000000" w:themeColor="text1"/>
-                <w:sz w:val="23"/>
-                <w:szCs w:val="23"/>
-              </w:rPr>
-              <w:t xml:space="preserve">   </w:t>
-            </w:r>
-            <w:r>
-              <w:rPr>
-                <w:rFonts w:ascii="Cambria" w:hAnsi="Cambria"/>
-                <w:b/>
-                <w:bCs/>
-                <w:color w:val="000000" w:themeColor="text1"/>
-                <w:sz w:val="23"/>
-                <w:szCs w:val="23"/>
-              </w:rPr>
-              <w:t>(</w:t>
-            </w:r>
-            <w:proofErr w:type="spellStart"/>
-            <w:proofErr w:type="gramEnd"/>
-            <w:r>
-              <w:rPr>
-                <w:rFonts w:ascii="Cambria" w:hAnsi="Cambria"/>
-                <w:b/>
-                <w:bCs/>
-                <w:color w:val="000000" w:themeColor="text1"/>
-                <w:sz w:val="23"/>
-                <w:szCs w:val="23"/>
-              </w:rPr>
-              <w:t>jumlah</w:t>
-            </w:r>
-            <w:proofErr w:type="spellEnd"/>
-            <w:r>
-              <w:rPr>
-                <w:rFonts w:ascii="Cambria" w:hAnsi="Cambria"/>
-                <w:b/>
-                <w:bCs/>
-                <w:color w:val="000000" w:themeColor="text1"/>
-                <w:sz w:val="23"/>
-                <w:szCs w:val="23"/>
-              </w:rPr>
-              <w:t xml:space="preserve"> </w:t>
-            </w:r>
-            <w:proofErr w:type="spellStart"/>
-            <w:r>
-              <w:rPr>
-                <w:rFonts w:ascii="Cambria" w:hAnsi="Cambria"/>
-                <w:b/>
-                <w:bCs/>
-                <w:color w:val="000000" w:themeColor="text1"/>
-                <w:sz w:val="23"/>
-                <w:szCs w:val="23"/>
-              </w:rPr>
-              <w:t>nilai</w:t>
-            </w:r>
-            <w:proofErr w:type="spellEnd"/>
-            <w:r>
-              <w:rPr>
-                <w:rFonts w:ascii="Cambria" w:hAnsi="Cambria"/>
-                <w:b/>
-                <w:bCs/>
-                <w:color w:val="000000" w:themeColor="text1"/>
-                <w:sz w:val="23"/>
-                <w:szCs w:val="23"/>
-              </w:rPr>
-              <w:t xml:space="preserve"> </w:t>
-            </w:r>
-            <w:proofErr w:type="spellStart"/>
-            <w:r>
-              <w:rPr>
-                <w:rFonts w:ascii="Cambria" w:hAnsi="Cambria"/>
-                <w:b/>
-                <w:bCs/>
-                <w:color w:val="000000" w:themeColor="text1"/>
-                <w:sz w:val="23"/>
-                <w:szCs w:val="23"/>
-              </w:rPr>
-              <w:t>dibagi</w:t>
-            </w:r>
-            <w:proofErr w:type="spellEnd"/>
-            <w:r>
-              <w:rPr>
-                <w:rFonts w:ascii="Cambria" w:hAnsi="Cambria"/>
-                <w:b/>
-                <w:bCs/>
-                <w:color w:val="000000" w:themeColor="text1"/>
-                <w:sz w:val="23"/>
-                <w:szCs w:val="23"/>
-              </w:rPr>
-              <w:t xml:space="preserve"> </w:t>
-            </w:r>
-            <w:proofErr w:type="spellStart"/>
-            <w:r>
-              <w:rPr>
-                <w:rFonts w:ascii="Cambria" w:hAnsi="Cambria"/>
-                <w:b/>
-                <w:bCs/>
-                <w:color w:val="000000" w:themeColor="text1"/>
-                <w:sz w:val="23"/>
-                <w:szCs w:val="23"/>
-              </w:rPr>
-              <w:t>dengan</w:t>
-            </w:r>
-            <w:proofErr w:type="spellEnd"/>
-            <w:r>
-              <w:rPr>
-                <w:rFonts w:ascii="Cambria" w:hAnsi="Cambria"/>
-                <w:b/>
-                <w:bCs/>
-                <w:color w:val="000000" w:themeColor="text1"/>
-                <w:sz w:val="23"/>
-                <w:szCs w:val="23"/>
-              </w:rPr>
-              <w:t xml:space="preserve"> </w:t>
-            </w:r>
-            <w:proofErr w:type="spellStart"/>
-            <w:r>
-              <w:rPr>
-                <w:rFonts w:ascii="Cambria" w:hAnsi="Cambria"/>
-                <w:b/>
-                <w:bCs/>
-                <w:color w:val="000000" w:themeColor="text1"/>
-                <w:sz w:val="23"/>
-                <w:szCs w:val="23"/>
-              </w:rPr>
-              <w:t>jumlah</w:t>
-            </w:r>
-            <w:proofErr w:type="spellEnd"/>
-            <w:r>
-              <w:rPr>
-                <w:rFonts w:ascii="Cambria" w:hAnsi="Cambria"/>
-                <w:b/>
-                <w:bCs/>
-                <w:color w:val="000000" w:themeColor="text1"/>
-                <w:sz w:val="23"/>
-                <w:szCs w:val="23"/>
-              </w:rPr>
-              <w:t xml:space="preserve"> semua </w:t>
-            </w:r>
-            <w:proofErr w:type="spellStart"/>
-            <w:r>
-              <w:rPr>
-                <w:rFonts w:ascii="Cambria" w:hAnsi="Cambria"/>
-                <w:b/>
-                <w:bCs/>
-                <w:color w:val="000000" w:themeColor="text1"/>
-                <w:sz w:val="23"/>
-                <w:szCs w:val="23"/>
-              </w:rPr>
-              <w:t>penilai</w:t>
-            </w:r>
-            <w:proofErr w:type="spellEnd"/>
-            <w:r>
-              <w:rPr>
-                <w:rFonts w:ascii="Cambria" w:hAnsi="Cambria"/>
-                <w:b/>
-                <w:bCs/>
-                <w:color w:val="000000" w:themeColor="text1"/>
-                <w:sz w:val="23"/>
-                <w:szCs w:val="23"/>
-              </w:rPr>
-              <w:t>)</w:t>
+              <w:t>$(nilai rata2 dari form penilaian)</w:t>
+            </w:r>
+            <w:r>
+              <w:rPr>
+                <w:rFonts w:ascii="Cambria" w:hAnsi="Cambria"/>
+                <w:b/>
+                <w:bCs/>
+                <w:color w:val="000000" w:themeColor="text1"/>
+                <w:sz w:val="23"/>
+                <w:szCs w:val="23"/>
+              </w:rPr>
+              <w:t xml:space="preserve">           </w:t>
+            </w:r>
+            <w:r>
+              <w:rPr>
+                <w:rFonts w:ascii="Cambria" w:hAnsi="Cambria"/>
+                <w:b/>
+                <w:bCs/>
+                <w:color w:val="000000" w:themeColor="text1"/>
+                <w:sz w:val="23"/>
+                <w:szCs w:val="23"/>
+              </w:rPr>
+              <w:t>(jumlah nilai dibagi dengan jumlah semua penilai)</w:t>
             </w:r>
           </w:p>
         </w:tc>
@@ -1419,7 +972,6 @@
                 <w:szCs w:val="24"/>
               </w:rPr>
             </w:pPr>
-            <w:proofErr w:type="spellStart"/>
             <w:r>
               <w:rPr>
                 <w:rFonts w:ascii="Cambria" w:hAnsi="Cambria"/>
@@ -1428,31 +980,8 @@
                 <w:sz w:val="24"/>
                 <w:szCs w:val="24"/>
               </w:rPr>
-              <w:t>Komponen</w:t>
-            </w:r>
-            <w:proofErr w:type="spellEnd"/>
-            <w:r>
-              <w:rPr>
-                <w:rFonts w:ascii="Cambria" w:hAnsi="Cambria"/>
-                <w:b/>
-                <w:color w:val="000000" w:themeColor="text1"/>
-                <w:sz w:val="24"/>
-                <w:szCs w:val="24"/>
-              </w:rPr>
-              <w:t xml:space="preserve"> </w:t>
-            </w:r>
-            <w:proofErr w:type="spellStart"/>
-            <w:r>
-              <w:rPr>
-                <w:rFonts w:ascii="Cambria" w:hAnsi="Cambria"/>
-                <w:b/>
-                <w:color w:val="000000" w:themeColor="text1"/>
-                <w:sz w:val="24"/>
-                <w:szCs w:val="24"/>
-              </w:rPr>
-              <w:t>Penilaian</w:t>
-            </w:r>
-            <w:proofErr w:type="spellEnd"/>
+              <w:t>Komponen Penilaian</w:t>
+            </w:r>
           </w:p>
           <w:p>
             <w:pPr>
@@ -1559,7 +1088,6 @@
                 <w:szCs w:val="24"/>
               </w:rPr>
             </w:pPr>
-            <w:proofErr w:type="spellStart"/>
             <w:r>
               <w:rPr>
                 <w:rFonts w:ascii="Cambria" w:hAnsi="Cambria"/>
@@ -1568,18 +1096,7 @@
                 <w:sz w:val="24"/>
                 <w:szCs w:val="24"/>
               </w:rPr>
-              <w:t>Keterangan</w:t>
-            </w:r>
-            <w:proofErr w:type="spellEnd"/>
-            <w:r>
-              <w:rPr>
-                <w:rFonts w:ascii="Cambria" w:hAnsi="Cambria"/>
-                <w:b/>
-                <w:color w:val="000000" w:themeColor="text1"/>
-                <w:sz w:val="24"/>
-                <w:szCs w:val="24"/>
-              </w:rPr>
-              <w:t xml:space="preserve"> </w:t>
+              <w:t xml:space="preserve">Keterangan </w:t>
             </w:r>
           </w:p>
         </w:tc>
@@ -1639,23 +1156,13 @@
                 <w:color w:val="000000" w:themeColor="text1"/>
               </w:rPr>
             </w:pPr>
-            <w:proofErr w:type="spellStart"/>
-            <w:r>
-              <w:rPr>
-                <w:rFonts w:ascii="Cambria" w:hAnsi="Cambria"/>
-                <w:b/>
-                <w:color w:val="000000" w:themeColor="text1"/>
-              </w:rPr>
-              <w:t>Penilai</w:t>
-            </w:r>
-            <w:proofErr w:type="spellEnd"/>
-            <w:r>
-              <w:rPr>
-                <w:rFonts w:ascii="Cambria" w:hAnsi="Cambria"/>
-                <w:b/>
-                <w:color w:val="000000" w:themeColor="text1"/>
-              </w:rPr>
-              <w:t xml:space="preserve"> 1</w:t>
+            <w:r>
+              <w:rPr>
+                <w:rFonts w:ascii="Cambria" w:hAnsi="Cambria"/>
+                <w:b/>
+                <w:color w:val="000000" w:themeColor="text1"/>
+              </w:rPr>
+              <w:t>Penilai 1</w:t>
             </w:r>
           </w:p>
         </w:tc>
@@ -1825,23 +1332,13 @@
                 <w:color w:val="000000" w:themeColor="text1"/>
               </w:rPr>
             </w:pPr>
-            <w:proofErr w:type="spellStart"/>
-            <w:r>
-              <w:rPr>
-                <w:rFonts w:ascii="Cambria" w:hAnsi="Cambria"/>
-                <w:b/>
-                <w:color w:val="000000" w:themeColor="text1"/>
-              </w:rPr>
-              <w:t>Penilai</w:t>
-            </w:r>
-            <w:proofErr w:type="spellEnd"/>
-            <w:r>
-              <w:rPr>
-                <w:rFonts w:ascii="Cambria" w:hAnsi="Cambria"/>
-                <w:b/>
-                <w:color w:val="000000" w:themeColor="text1"/>
-              </w:rPr>
-              <w:t xml:space="preserve"> 2</w:t>
+            <w:r>
+              <w:rPr>
+                <w:rFonts w:ascii="Cambria" w:hAnsi="Cambria"/>
+                <w:b/>
+                <w:color w:val="000000" w:themeColor="text1"/>
+              </w:rPr>
+              <w:t>Penilai 2</w:t>
             </w:r>
           </w:p>
         </w:tc>
@@ -2174,39 +1671,7 @@
                 <w:rFonts w:ascii="Cambria" w:hAnsi="Cambria"/>
                 <w:color w:val="000000" w:themeColor="text1"/>
               </w:rPr>
-              <w:t>$(</w:t>
-            </w:r>
-            <w:proofErr w:type="spellStart"/>
-            <w:r>
-              <w:rPr>
-                <w:rFonts w:ascii="Cambria" w:hAnsi="Cambria"/>
-                <w:color w:val="000000" w:themeColor="text1"/>
-              </w:rPr>
-              <w:t>nilai</w:t>
-            </w:r>
-            <w:proofErr w:type="spellEnd"/>
-            <w:r>
-              <w:rPr>
-                <w:rFonts w:ascii="Cambria" w:hAnsi="Cambria"/>
-                <w:color w:val="000000" w:themeColor="text1"/>
-              </w:rPr>
-              <w:t xml:space="preserve"> </w:t>
-            </w:r>
-            <w:proofErr w:type="spellStart"/>
-            <w:r>
-              <w:rPr>
-                <w:rFonts w:ascii="Cambria" w:hAnsi="Cambria"/>
-                <w:color w:val="000000" w:themeColor="text1"/>
-              </w:rPr>
-              <w:t>akhir</w:t>
-            </w:r>
-            <w:proofErr w:type="spellEnd"/>
-            <w:r>
-              <w:rPr>
-                <w:rFonts w:ascii="Cambria" w:hAnsi="Cambria"/>
-                <w:color w:val="000000" w:themeColor="text1"/>
-              </w:rPr>
-              <w:t xml:space="preserve"> rata rata)</w:t>
+              <w:t>$(nilai akhir rata rata)</w:t>
             </w:r>
           </w:p>
         </w:tc>
@@ -2303,25 +1768,7 @@
                 <w:b/>
                 <w:color w:val="000000" w:themeColor="text1"/>
               </w:rPr>
-              <w:t>Nilai Akhir (</w:t>
-            </w:r>
-            <w:proofErr w:type="spellStart"/>
-            <w:r>
-              <w:rPr>
-                <w:rFonts w:ascii="Cambria" w:hAnsi="Cambria"/>
-                <w:b/>
-                <w:color w:val="000000" w:themeColor="text1"/>
-              </w:rPr>
-              <w:t>Indeks</w:t>
-            </w:r>
-            <w:proofErr w:type="spellEnd"/>
-            <w:r>
-              <w:rPr>
-                <w:rFonts w:ascii="Cambria" w:hAnsi="Cambria"/>
-                <w:b/>
-                <w:color w:val="000000" w:themeColor="text1"/>
-              </w:rPr>
-              <w:t>)</w:t>
+              <w:t>Nilai Akhir (Indeks)</w:t>
             </w:r>
           </w:p>
         </w:tc>
@@ -2352,55 +1799,7 @@
                 <w:rFonts w:ascii="Cambria" w:hAnsi="Cambria"/>
                 <w:color w:val="000000" w:themeColor="text1"/>
               </w:rPr>
-              <w:t>$(</w:t>
-            </w:r>
-            <w:proofErr w:type="spellStart"/>
-            <w:r>
-              <w:rPr>
-                <w:rFonts w:ascii="Cambria" w:hAnsi="Cambria"/>
-                <w:color w:val="000000" w:themeColor="text1"/>
-              </w:rPr>
-              <w:t>nilai</w:t>
-            </w:r>
-            <w:proofErr w:type="spellEnd"/>
-            <w:r>
-              <w:rPr>
-                <w:rFonts w:ascii="Cambria" w:hAnsi="Cambria"/>
-                <w:color w:val="000000" w:themeColor="text1"/>
-              </w:rPr>
-              <w:t xml:space="preserve"> </w:t>
-            </w:r>
-            <w:proofErr w:type="spellStart"/>
-            <w:r>
-              <w:rPr>
-                <w:rFonts w:ascii="Cambria" w:hAnsi="Cambria"/>
-                <w:color w:val="000000" w:themeColor="text1"/>
-              </w:rPr>
-              <w:t>akhir</w:t>
-            </w:r>
-            <w:proofErr w:type="spellEnd"/>
-            <w:r>
-              <w:rPr>
-                <w:rFonts w:ascii="Cambria" w:hAnsi="Cambria"/>
-                <w:color w:val="000000" w:themeColor="text1"/>
-              </w:rPr>
-              <w:t xml:space="preserve"> </w:t>
-            </w:r>
-            <w:proofErr w:type="spellStart"/>
-            <w:r>
-              <w:rPr>
-                <w:rFonts w:ascii="Cambria" w:hAnsi="Cambria"/>
-                <w:color w:val="000000" w:themeColor="text1"/>
-              </w:rPr>
-              <w:t>indeks</w:t>
-            </w:r>
-            <w:proofErr w:type="spellEnd"/>
-            <w:r>
-              <w:rPr>
-                <w:rFonts w:ascii="Cambria" w:hAnsi="Cambria"/>
-                <w:color w:val="000000" w:themeColor="text1"/>
-              </w:rPr>
-              <w:t>)</w:t>
+              <w:t>$(nilai akhir indeks)</w:t>
             </w:r>
           </w:p>
         </w:tc>
@@ -2423,21 +1822,12 @@
                 <w:color w:val="000000" w:themeColor="text1"/>
               </w:rPr>
             </w:pPr>
-            <w:proofErr w:type="spellStart"/>
-            <w:r>
-              <w:rPr>
-                <w:rFonts w:ascii="Cambria" w:hAnsi="Cambria"/>
-                <w:color w:val="000000" w:themeColor="text1"/>
-              </w:rPr>
-              <w:t>Indeks</w:t>
-            </w:r>
-            <w:proofErr w:type="spellEnd"/>
-            <w:r>
-              <w:rPr>
-                <w:rFonts w:ascii="Cambria" w:hAnsi="Cambria"/>
-                <w:color w:val="000000" w:themeColor="text1"/>
-              </w:rPr>
-              <w:t xml:space="preserve">:   </w:t>
+            <w:r>
+              <w:rPr>
+                <w:rFonts w:ascii="Cambria" w:hAnsi="Cambria"/>
+                <w:color w:val="000000" w:themeColor="text1"/>
+              </w:rPr>
+              <w:t xml:space="preserve">Indeks:   </w:t>
             </w:r>
             <w:r>
               <w:rPr>
@@ -2667,7 +2057,6 @@
           <w:szCs w:val="24"/>
         </w:rPr>
       </w:pPr>
-      <w:proofErr w:type="spellStart"/>
       <w:r>
         <w:rPr>
           <w:rFonts w:ascii="Cambria" w:hAnsi="Cambria"/>
@@ -2676,40 +2065,7 @@
           <w:color w:val="000000" w:themeColor="text1"/>
           <w:szCs w:val="24"/>
         </w:rPr>
-        <w:t>Tanggal</w:t>
-      </w:r>
-      <w:proofErr w:type="spellEnd"/>
-      <w:r>
-        <w:rPr>
-          <w:rFonts w:ascii="Cambria" w:hAnsi="Cambria"/>
-          <w:b/>
-          <w:bCs/>
-          <w:color w:val="000000" w:themeColor="text1"/>
-          <w:szCs w:val="24"/>
-        </w:rPr>
-        <w:t xml:space="preserve"> </w:t>
-      </w:r>
-      <w:proofErr w:type="spellStart"/>
-      <w:r>
-        <w:rPr>
-          <w:rFonts w:ascii="Cambria" w:hAnsi="Cambria"/>
-          <w:b/>
-          <w:bCs/>
-          <w:color w:val="000000" w:themeColor="text1"/>
-          <w:szCs w:val="24"/>
-        </w:rPr>
-        <w:t>penilaian</w:t>
-      </w:r>
-      <w:proofErr w:type="spellEnd"/>
-      <w:r>
-        <w:rPr>
-          <w:rFonts w:ascii="Cambria" w:hAnsi="Cambria"/>
-          <w:b/>
-          <w:bCs/>
-          <w:color w:val="000000" w:themeColor="text1"/>
-          <w:szCs w:val="24"/>
-        </w:rPr>
-        <w:t xml:space="preserve">: </w:t>
+        <w:t xml:space="preserve">Tanggal penilaian: </w:t>
       </w:r>
       <w:r>
         <w:rPr>
@@ -2731,41 +2087,13 @@
         </w:rPr>
         <w:t>(</w:t>
       </w:r>
-      <w:proofErr w:type="spellStart"/>
       <w:r>
         <w:rPr>
           <w:rFonts w:ascii="Cambria" w:hAnsi="Cambria"/>
           <w:color w:val="000000" w:themeColor="text1"/>
           <w:szCs w:val="24"/>
         </w:rPr>
-        <w:t>tgl</w:t>
-      </w:r>
-      <w:proofErr w:type="spellEnd"/>
-      <w:r>
-        <w:rPr>
-          <w:rFonts w:ascii="Cambria" w:hAnsi="Cambria"/>
-          <w:color w:val="000000" w:themeColor="text1"/>
-          <w:szCs w:val="24"/>
-        </w:rPr>
-        <w:t xml:space="preserve"> create </w:t>
-      </w:r>
-      <w:proofErr w:type="spellStart"/>
-      <w:r>
-        <w:rPr>
-          <w:rFonts w:ascii="Cambria" w:hAnsi="Cambria"/>
-          <w:color w:val="000000" w:themeColor="text1"/>
-          <w:szCs w:val="24"/>
-        </w:rPr>
-        <w:t>penilaian</w:t>
-      </w:r>
-      <w:proofErr w:type="spellEnd"/>
-      <w:r>
-        <w:rPr>
-          <w:rFonts w:ascii="Cambria" w:hAnsi="Cambria"/>
-          <w:color w:val="000000" w:themeColor="text1"/>
-          <w:szCs w:val="24"/>
-        </w:rPr>
-        <w:t>)</w:t>
+        <w:t>tgl create penilaian)</w:t>
       </w:r>
     </w:p>
     <w:p>
@@ -2778,9 +2106,9 @@
           <w:bCs/>
           <w:color w:val="000000" w:themeColor="text1"/>
           <w:szCs w:val="24"/>
+          <w:lang w:val="fi-FI"/>
         </w:rPr>
       </w:pPr>
-      <w:proofErr w:type="spellStart"/>
       <w:r>
         <w:rPr>
           <w:rFonts w:ascii="Cambria" w:hAnsi="Cambria"/>
@@ -2788,10 +2116,10 @@
           <w:bCs/>
           <w:color w:val="000000" w:themeColor="text1"/>
           <w:szCs w:val="24"/>
+          <w:lang w:val="fi-FI"/>
         </w:rPr>
         <w:t>Penilai</w:t>
       </w:r>
-      <w:proofErr w:type="spellEnd"/>
     </w:p>
     <w:p>
       <w:pPr>
@@ -2804,6 +2132,7 @@
           <w:color w:val="000000" w:themeColor="text1"/>
           <w:sz w:val="20"/>
           <w:szCs w:val="24"/>
+          <w:lang w:val="fi-FI"/>
         </w:rPr>
       </w:pPr>
     </w:p>
@@ -2818,6 +2147,7 @@
           <w:color w:val="000000" w:themeColor="text1"/>
           <w:sz w:val="20"/>
           <w:szCs w:val="24"/>
+          <w:lang w:val="fi-FI"/>
         </w:rPr>
       </w:pPr>
     </w:p>
@@ -2832,6 +2162,7 @@
           <w:color w:val="000000" w:themeColor="text1"/>
           <w:sz w:val="20"/>
           <w:szCs w:val="24"/>
+          <w:lang w:val="fi-FI"/>
         </w:rPr>
       </w:pPr>
     </w:p>
@@ -2846,6 +2177,7 @@
           <w:color w:val="000000" w:themeColor="text1"/>
           <w:sz w:val="20"/>
           <w:szCs w:val="24"/>
+          <w:lang w:val="fi-FI"/>
         </w:rPr>
       </w:pPr>
     </w:p>
@@ -2860,8 +2192,33 @@
           <w:color w:val="000000" w:themeColor="text1"/>
           <w:sz w:val="20"/>
           <w:szCs w:val="24"/>
+          <w:lang w:val="fi-FI"/>
         </w:rPr>
       </w:pPr>
+      <w:r>
+        <w:rPr>
+          <w:rFonts w:ascii="Cambria" w:hAnsi="Cambria"/>
+          <w:b/>
+          <w:bCs/>
+          <w:color w:val="000000" w:themeColor="text1"/>
+          <w:sz w:val="20"/>
+          <w:szCs w:val="24"/>
+          <w:lang w:val="fi-FI"/>
+        </w:rPr>
+        <w:t>T</w:t>
+      </w:r>
+      <w:r>
+        <w:rPr>
+          <w:rFonts w:ascii="Cambria" w:hAnsi="Cambria"/>
+          <w:b/>
+          <w:bCs/>
+          <w:color w:val="000000" w:themeColor="text1"/>
+          <w:sz w:val="20"/>
+          <w:szCs w:val="24"/>
+          <w:lang w:val="fi-FI"/>
+        </w:rPr>
+        <w:t>anda Tangan</w:t>
+      </w:r>
     </w:p>
     <w:p>
       <w:pPr>
@@ -2874,6 +2231,7 @@
           <w:color w:val="000000" w:themeColor="text1"/>
           <w:sz w:val="20"/>
           <w:szCs w:val="24"/>
+          <w:lang w:val="fi-FI"/>
         </w:rPr>
       </w:pPr>
       <w:r>
@@ -2884,6 +2242,7 @@
           <w:color w:val="000000" w:themeColor="text1"/>
           <w:sz w:val="20"/>
           <w:szCs w:val="24"/>
+          <w:lang w:val="fi-FI"/>
         </w:rPr>
         <w:t>$</w:t>
       </w:r>
@@ -2895,56 +2254,9 @@
           <w:color w:val="000000" w:themeColor="text1"/>
           <w:sz w:val="20"/>
           <w:szCs w:val="24"/>
+          <w:lang w:val="fi-FI"/>
         </w:rPr>
-        <w:t xml:space="preserve">(Nama </w:t>
-      </w:r>
-      <w:proofErr w:type="spellStart"/>
-      <w:r>
-        <w:rPr>
-          <w:rFonts w:ascii="Cambria" w:hAnsi="Cambria"/>
-          <w:b/>
-          <w:bCs/>
-          <w:color w:val="000000" w:themeColor="text1"/>
-          <w:sz w:val="20"/>
-          <w:szCs w:val="24"/>
-        </w:rPr>
-        <w:t>ketua</w:t>
-      </w:r>
-      <w:proofErr w:type="spellEnd"/>
-      <w:r>
-        <w:rPr>
-          <w:rFonts w:ascii="Cambria" w:hAnsi="Cambria"/>
-          <w:b/>
-          <w:bCs/>
-          <w:color w:val="000000" w:themeColor="text1"/>
-          <w:sz w:val="20"/>
-          <w:szCs w:val="24"/>
-        </w:rPr>
-        <w:t xml:space="preserve"> </w:t>
-      </w:r>
-      <w:proofErr w:type="spellStart"/>
-      <w:r>
-        <w:rPr>
-          <w:rFonts w:ascii="Cambria" w:hAnsi="Cambria"/>
-          <w:b/>
-          <w:bCs/>
-          <w:color w:val="000000" w:themeColor="text1"/>
-          <w:sz w:val="20"/>
-          <w:szCs w:val="24"/>
-        </w:rPr>
-        <w:t>pembimbing</w:t>
-      </w:r>
-      <w:proofErr w:type="spellEnd"/>
-      <w:r>
-        <w:rPr>
-          <w:rFonts w:ascii="Cambria" w:hAnsi="Cambria"/>
-          <w:b/>
-          <w:bCs/>
-          <w:color w:val="000000" w:themeColor="text1"/>
-          <w:sz w:val="20"/>
-          <w:szCs w:val="24"/>
-        </w:rPr>
-        <w:t>)</w:t>
+        <w:t>(Nama ketua pembimbing)</w:t>
       </w:r>
     </w:p>
     <w:p>
@@ -2985,43 +2297,7 @@
           <w:color w:val="000000" w:themeColor="text1"/>
           <w:szCs w:val="24"/>
         </w:rPr>
-        <w:t xml:space="preserve">(nip </w:t>
-      </w:r>
-      <w:proofErr w:type="spellStart"/>
-      <w:r>
-        <w:rPr>
-          <w:rFonts w:ascii="Cambria" w:hAnsi="Cambria"/>
-          <w:color w:val="000000" w:themeColor="text1"/>
-          <w:szCs w:val="24"/>
-        </w:rPr>
-        <w:t>ketua</w:t>
-      </w:r>
-      <w:proofErr w:type="spellEnd"/>
-      <w:r>
-        <w:rPr>
-          <w:rFonts w:ascii="Cambria" w:hAnsi="Cambria"/>
-          <w:color w:val="000000" w:themeColor="text1"/>
-          <w:szCs w:val="24"/>
-        </w:rPr>
-        <w:t xml:space="preserve"> </w:t>
-      </w:r>
-      <w:proofErr w:type="spellStart"/>
-      <w:r>
-        <w:rPr>
-          <w:rFonts w:ascii="Cambria" w:hAnsi="Cambria"/>
-          <w:color w:val="000000" w:themeColor="text1"/>
-          <w:szCs w:val="24"/>
-        </w:rPr>
-        <w:t>pembimbing</w:t>
-      </w:r>
-      <w:proofErr w:type="spellEnd"/>
-      <w:r>
-        <w:rPr>
-          <w:rFonts w:ascii="Cambria" w:hAnsi="Cambria"/>
-          <w:color w:val="000000" w:themeColor="text1"/>
-          <w:szCs w:val="24"/>
-        </w:rPr>
-        <w:t>)</w:t>
+        <w:t>(nip ketua pembimbing)</w:t>
       </w:r>
     </w:p>
     <w:sectPr>
@@ -3036,7 +2312,7 @@
 </file>
 
 <file path=word/endnotes.xml><?xml version="1.0" encoding="utf-8"?>
-<w:endnotes xmlns:wpc="http://schemas.microsoft.com/office/word/2010/wordprocessingCanvas" xmlns:cx="http://schemas.microsoft.com/office/drawing/2014/chartex" xmlns:cx1="http://schemas.microsoft.com/office/drawing/2015/9/8/chartex" xmlns:cx2="http://schemas.microsoft.com/office/drawing/2015/10/21/chartex" xmlns:cx3="http://schemas.microsoft.com/office/drawing/2016/5/9/chartex" xmlns:cx4="http://schemas.microsoft.com/office/drawing/2016/5/10/chartex" xmlns:cx5="http://schemas.microsoft.com/office/drawing/2016/5/11/chartex" xmlns:cx6="http://schemas.microsoft.com/office/drawing/2016/5/12/chartex" xmlns:cx7="http://schemas.microsoft.com/office/drawing/2016/5/13/chartex" xmlns:cx8="http://schemas.microsoft.com/office/drawing/2016/5/14/chartex" xmlns:mc="http://schemas.openxmlformats.org/markup-compatibility/2006" xmlns:aink="http://schemas.microsoft.com/office/drawing/2016/ink" xmlns:am3d="http://schemas.microsoft.com/office/drawing/2017/model3d" xmlns:o="urn:schemas-microsoft-com:office:office" xmlns:oel="http://schemas.microsoft.com/office/2019/extlst" xmlns:r="http://schemas.openxmlformats.org/officeDocument/2006/relationships" xmlns:m="http://schemas.openxmlformats.org/officeDocument/2006/math" xmlns:v="urn:schemas-microsoft-com:vml" xmlns:wp14="http://schemas.microsoft.com/office/word/2010/wordprocessingDrawing" xmlns:wp="http://schemas.openxmlformats.org/drawingml/2006/wordprocessingDrawing" xmlns:w10="urn:schemas-microsoft-com:office:word" xmlns:w="http://schemas.openxmlformats.org/wordprocessingml/2006/main" xmlns:w14="http://schemas.microsoft.com/office/word/2010/wordml" xmlns:w15="http://schemas.microsoft.com/office/word/2012/wordml" xmlns:w16cei="http://schemas.microsoft.com/office/word/2026/wordml/cei" xmlns:w16cex="http://schemas.microsoft.com/office/word/2018/wordml/cex" xmlns:w16cid="http://schemas.microsoft.com/office/word/2016/wordml/cid" xmlns:w16="http://schemas.microsoft.com/office/word/2018/wordml" xmlns:w16du="http://schemas.microsoft.com/office/word/2023/wordml/word16du" xmlns:w16sdtdh="http://schemas.microsoft.com/office/word/2020/wordml/sdtdatahash" xmlns:w16sdtfl="http://schemas.microsoft.com/office/word/2024/wordml/sdtformatlock" xmlns:w16se="http://schemas.microsoft.com/office/word/2015/wordml/symex" xmlns:wpg="http://schemas.microsoft.com/office/word/2010/wordprocessingGroup" xmlns:wpi="http://schemas.microsoft.com/office/word/2010/wordprocessingInk" xmlns:wne="http://schemas.microsoft.com/office/word/2006/wordml" xmlns:wps="http://schemas.microsoft.com/office/word/2010/wordprocessingShape" mc:Ignorable="w14 w15 w16se w16cid w16 w16cex w16sdtdh w16sdtfl w16du wp14">
+<w:endnotes xmlns:wpc="http://schemas.microsoft.com/office/word/2010/wordprocessingCanvas" xmlns:cx="http://schemas.microsoft.com/office/drawing/2014/chartex" xmlns:cx1="http://schemas.microsoft.com/office/drawing/2015/9/8/chartex" xmlns:cx2="http://schemas.microsoft.com/office/drawing/2015/10/21/chartex" xmlns:cx3="http://schemas.microsoft.com/office/drawing/2016/5/9/chartex" xmlns:cx4="http://schemas.microsoft.com/office/drawing/2016/5/10/chartex" xmlns:cx5="http://schemas.microsoft.com/office/drawing/2016/5/11/chartex" xmlns:cx6="http://schemas.microsoft.com/office/drawing/2016/5/12/chartex" xmlns:cx7="http://schemas.microsoft.com/office/drawing/2016/5/13/chartex" xmlns:cx8="http://schemas.microsoft.com/office/drawing/2016/5/14/chartex" xmlns:mc="http://schemas.openxmlformats.org/markup-compatibility/2006" xmlns:aink="http://schemas.microsoft.com/office/drawing/2016/ink" xmlns:am3d="http://schemas.microsoft.com/office/drawing/2017/model3d" xmlns:o="urn:schemas-microsoft-com:office:office" xmlns:oel="http://schemas.microsoft.com/office/2019/extlst" xmlns:r="http://schemas.openxmlformats.org/officeDocument/2006/relationships" xmlns:m="http://schemas.openxmlformats.org/officeDocument/2006/math" xmlns:v="urn:schemas-microsoft-com:vml" xmlns:wp14="http://schemas.microsoft.com/office/word/2010/wordprocessingDrawing" xmlns:wp="http://schemas.openxmlformats.org/drawingml/2006/wordprocessingDrawing" xmlns:w10="urn:schemas-microsoft-com:office:word" xmlns:w="http://schemas.openxmlformats.org/wordprocessingml/2006/main" xmlns:w14="http://schemas.microsoft.com/office/word/2010/wordml" xmlns:w15="http://schemas.microsoft.com/office/word/2012/wordml" xmlns:w16cex="http://schemas.microsoft.com/office/word/2018/wordml/cex" xmlns:w16cid="http://schemas.microsoft.com/office/word/2016/wordml/cid" xmlns:w16="http://schemas.microsoft.com/office/word/2018/wordml" xmlns:w16du="http://schemas.microsoft.com/office/word/2023/wordml/word16du" xmlns:w16sdtdh="http://schemas.microsoft.com/office/word/2020/wordml/sdtdatahash" xmlns:w16sdtfl="http://schemas.microsoft.com/office/word/2024/wordml/sdtformatlock" xmlns:w16se="http://schemas.microsoft.com/office/word/2015/wordml/symex" xmlns:wpg="http://schemas.microsoft.com/office/word/2010/wordprocessingGroup" xmlns:wpi="http://schemas.microsoft.com/office/word/2010/wordprocessingInk" xmlns:wne="http://schemas.microsoft.com/office/word/2006/wordml" xmlns:wps="http://schemas.microsoft.com/office/word/2010/wordprocessingShape" mc:Ignorable="w14 w15 w16se w16cid w16 w16cex w16sdtdh w16sdtfl w16du wp14">
   <w:endnote w:type="separator" w:id="-1">
     <w:p>
       <w:pPr>
@@ -3061,7 +2337,7 @@
 </file>
 
 <file path=word/footnotes.xml><?xml version="1.0" encoding="utf-8"?>
-<w:footnotes xmlns:wpc="http://schemas.microsoft.com/office/word/2010/wordprocessingCanvas" xmlns:cx="http://schemas.microsoft.com/office/drawing/2014/chartex" xmlns:cx1="http://schemas.microsoft.com/office/drawing/2015/9/8/chartex" xmlns:cx2="http://schemas.microsoft.com/office/drawing/2015/10/21/chartex" xmlns:cx3="http://schemas.microsoft.com/office/drawing/2016/5/9/chartex" xmlns:cx4="http://schemas.microsoft.com/office/drawing/2016/5/10/chartex" xmlns:cx5="http://schemas.microsoft.com/office/drawing/2016/5/11/chartex" xmlns:cx6="http://schemas.microsoft.com/office/drawing/2016/5/12/chartex" xmlns:cx7="http://schemas.microsoft.com/office/drawing/2016/5/13/chartex" xmlns:cx8="http://schemas.microsoft.com/office/drawing/2016/5/14/chartex" xmlns:mc="http://schemas.openxmlformats.org/markup-compatibility/2006" xmlns:aink="http://schemas.microsoft.com/office/drawing/2016/ink" xmlns:am3d="http://schemas.microsoft.com/office/drawing/2017/model3d" xmlns:o="urn:schemas-microsoft-com:office:office" xmlns:oel="http://schemas.microsoft.com/office/2019/extlst" xmlns:r="http://schemas.openxmlformats.org/officeDocument/2006/relationships" xmlns:m="http://schemas.openxmlformats.org/officeDocument/2006/math" xmlns:v="urn:schemas-microsoft-com:vml" xmlns:wp14="http://schemas.microsoft.com/office/word/2010/wordprocessingDrawing" xmlns:wp="http://schemas.openxmlformats.org/drawingml/2006/wordprocessingDrawing" xmlns:w10="urn:schemas-microsoft-com:office:word" xmlns:w="http://schemas.openxmlformats.org/wordprocessingml/2006/main" xmlns:w14="http://schemas.microsoft.com/office/word/2010/wordml" xmlns:w15="http://schemas.microsoft.com/office/word/2012/wordml" xmlns:w16cei="http://schemas.microsoft.com/office/word/2026/wordml/cei" xmlns:w16cex="http://schemas.microsoft.com/office/word/2018/wordml/cex" xmlns:w16cid="http://schemas.microsoft.com/office/word/2016/wordml/cid" xmlns:w16="http://schemas.microsoft.com/office/word/2018/wordml" xmlns:w16du="http://schemas.microsoft.com/office/word/2023/wordml/word16du" xmlns:w16sdtdh="http://schemas.microsoft.com/office/word/2020/wordml/sdtdatahash" xmlns:w16sdtfl="http://schemas.microsoft.com/office/word/2024/wordml/sdtformatlock" xmlns:w16se="http://schemas.microsoft.com/office/word/2015/wordml/symex" xmlns:wpg="http://schemas.microsoft.com/office/word/2010/wordprocessingGroup" xmlns:wpi="http://schemas.microsoft.com/office/word/2010/wordprocessingInk" xmlns:wne="http://schemas.microsoft.com/office/word/2006/wordml" xmlns:wps="http://schemas.microsoft.com/office/word/2010/wordprocessingShape" mc:Ignorable="w14 w15 w16se w16cid w16 w16cex w16sdtdh w16sdtfl w16du wp14">
+<w:footnotes xmlns:wpc="http://schemas.microsoft.com/office/word/2010/wordprocessingCanvas" xmlns:cx="http://schemas.microsoft.com/office/drawing/2014/chartex" xmlns:cx1="http://schemas.microsoft.com/office/drawing/2015/9/8/chartex" xmlns:cx2="http://schemas.microsoft.com/office/drawing/2015/10/21/chartex" xmlns:cx3="http://schemas.microsoft.com/office/drawing/2016/5/9/chartex" xmlns:cx4="http://schemas.microsoft.com/office/drawing/2016/5/10/chartex" xmlns:cx5="http://schemas.microsoft.com/office/drawing/2016/5/11/chartex" xmlns:cx6="http://schemas.microsoft.com/office/drawing/2016/5/12/chartex" xmlns:cx7="http://schemas.microsoft.com/office/drawing/2016/5/13/chartex" xmlns:cx8="http://schemas.microsoft.com/office/drawing/2016/5/14/chartex" xmlns:mc="http://schemas.openxmlformats.org/markup-compatibility/2006" xmlns:aink="http://schemas.microsoft.com/office/drawing/2016/ink" xmlns:am3d="http://schemas.microsoft.com/office/drawing/2017/model3d" xmlns:o="urn:schemas-microsoft-com:office:office" xmlns:oel="http://schemas.microsoft.com/office/2019/extlst" xmlns:r="http://schemas.openxmlformats.org/officeDocument/2006/relationships" xmlns:m="http://schemas.openxmlformats.org/officeDocument/2006/math" xmlns:v="urn:schemas-microsoft-com:vml" xmlns:wp14="http://schemas.microsoft.com/office/word/2010/wordprocessingDrawing" xmlns:wp="http://schemas.openxmlformats.org/drawingml/2006/wordprocessingDrawing" xmlns:w10="urn:schemas-microsoft-com:office:word" xmlns:w="http://schemas.openxmlformats.org/wordprocessingml/2006/main" xmlns:w14="http://schemas.microsoft.com/office/word/2010/wordml" xmlns:w15="http://schemas.microsoft.com/office/word/2012/wordml" xmlns:w16cex="http://schemas.microsoft.com/office/word/2018/wordml/cex" xmlns:w16cid="http://schemas.microsoft.com/office/word/2016/wordml/cid" xmlns:w16="http://schemas.microsoft.com/office/word/2018/wordml" xmlns:w16du="http://schemas.microsoft.com/office/word/2023/wordml/word16du" xmlns:w16sdtdh="http://schemas.microsoft.com/office/word/2020/wordml/sdtdatahash" xmlns:w16sdtfl="http://schemas.microsoft.com/office/word/2024/wordml/sdtformatlock" xmlns:w16se="http://schemas.microsoft.com/office/word/2015/wordml/symex" xmlns:wpg="http://schemas.microsoft.com/office/word/2010/wordprocessingGroup" xmlns:wpi="http://schemas.microsoft.com/office/word/2010/wordprocessingInk" xmlns:wne="http://schemas.microsoft.com/office/word/2006/wordml" xmlns:wps="http://schemas.microsoft.com/office/word/2010/wordprocessingShape" mc:Ignorable="w14 w15 w16se w16cid w16 w16cex w16sdtdh w16sdtfl w16du wp14">
   <w:footnote w:type="separator" w:id="-1">
     <w:p>
       <w:pPr>
@@ -3086,7 +2362,7 @@
 </file>
 
 <file path=word/header1.xml><?xml version="1.0" encoding="utf-8"?>
-<w:hdr xmlns:wpc="http://schemas.microsoft.com/office/word/2010/wordprocessingCanvas" xmlns:cx="http://schemas.microsoft.com/office/drawing/2014/chartex" xmlns:cx1="http://schemas.microsoft.com/office/drawing/2015/9/8/chartex" xmlns:cx2="http://schemas.microsoft.com/office/drawing/2015/10/21/chartex" xmlns:cx3="http://schemas.microsoft.com/office/drawing/2016/5/9/chartex" xmlns:cx4="http://schemas.microsoft.com/office/drawing/2016/5/10/chartex" xmlns:cx5="http://schemas.microsoft.com/office/drawing/2016/5/11/chartex" xmlns:cx6="http://schemas.microsoft.com/office/drawing/2016/5/12/chartex" xmlns:cx7="http://schemas.microsoft.com/office/drawing/2016/5/13/chartex" xmlns:cx8="http://schemas.microsoft.com/office/drawing/2016/5/14/chartex" xmlns:mc="http://schemas.openxmlformats.org/markup-compatibility/2006" xmlns:aink="http://schemas.microsoft.com/office/drawing/2016/ink" xmlns:am3d="http://schemas.microsoft.com/office/drawing/2017/model3d" xmlns:o="urn:schemas-microsoft-com:office:office" xmlns:oel="http://schemas.microsoft.com/office/2019/extlst" xmlns:r="http://schemas.openxmlformats.org/officeDocument/2006/relationships" xmlns:m="http://schemas.openxmlformats.org/officeDocument/2006/math" xmlns:v="urn:schemas-microsoft-com:vml" xmlns:wp14="http://schemas.microsoft.com/office/word/2010/wordprocessingDrawing" xmlns:wp="http://schemas.openxmlformats.org/drawingml/2006/wordprocessingDrawing" xmlns:w10="urn:schemas-microsoft-com:office:word" xmlns:w="http://schemas.openxmlformats.org/wordprocessingml/2006/main" xmlns:w14="http://schemas.microsoft.com/office/word/2010/wordml" xmlns:w15="http://schemas.microsoft.com/office/word/2012/wordml" xmlns:w16cei="http://schemas.microsoft.com/office/word/2026/wordml/cei" xmlns:w16cex="http://schemas.microsoft.com/office/word/2018/wordml/cex" xmlns:w16cid="http://schemas.microsoft.com/office/word/2016/wordml/cid" xmlns:w16="http://schemas.microsoft.com/office/word/2018/wordml" xmlns:w16du="http://schemas.microsoft.com/office/word/2023/wordml/word16du" xmlns:w16sdtdh="http://schemas.microsoft.com/office/word/2020/wordml/sdtdatahash" xmlns:w16sdtfl="http://schemas.microsoft.com/office/word/2024/wordml/sdtformatlock" xmlns:w16se="http://schemas.microsoft.com/office/word/2015/wordml/symex" xmlns:wpg="http://schemas.microsoft.com/office/word/2010/wordprocessingGroup" xmlns:wpi="http://schemas.microsoft.com/office/word/2010/wordprocessingInk" xmlns:wne="http://schemas.microsoft.com/office/word/2006/wordml" xmlns:wps="http://schemas.microsoft.com/office/word/2010/wordprocessingShape" mc:Ignorable="w14 w15 w16se w16cid w16 w16cex w16sdtdh w16sdtfl w16du wp14">
+<w:hdr xmlns:wpc="http://schemas.microsoft.com/office/word/2010/wordprocessingCanvas" xmlns:cx="http://schemas.microsoft.com/office/drawing/2014/chartex" xmlns:cx1="http://schemas.microsoft.com/office/drawing/2015/9/8/chartex" xmlns:cx2="http://schemas.microsoft.com/office/drawing/2015/10/21/chartex" xmlns:cx3="http://schemas.microsoft.com/office/drawing/2016/5/9/chartex" xmlns:cx4="http://schemas.microsoft.com/office/drawing/2016/5/10/chartex" xmlns:cx5="http://schemas.microsoft.com/office/drawing/2016/5/11/chartex" xmlns:cx6="http://schemas.microsoft.com/office/drawing/2016/5/12/chartex" xmlns:cx7="http://schemas.microsoft.com/office/drawing/2016/5/13/chartex" xmlns:cx8="http://schemas.microsoft.com/office/drawing/2016/5/14/chartex" xmlns:mc="http://schemas.openxmlformats.org/markup-compatibility/2006" xmlns:aink="http://schemas.microsoft.com/office/drawing/2016/ink" xmlns:am3d="http://schemas.microsoft.com/office/drawing/2017/model3d" xmlns:o="urn:schemas-microsoft-com:office:office" xmlns:oel="http://schemas.microsoft.com/office/2019/extlst" xmlns:r="http://schemas.openxmlformats.org/officeDocument/2006/relationships" xmlns:m="http://schemas.openxmlformats.org/officeDocument/2006/math" xmlns:v="urn:schemas-microsoft-com:vml" xmlns:wp14="http://schemas.microsoft.com/office/word/2010/wordprocessingDrawing" xmlns:wp="http://schemas.openxmlformats.org/drawingml/2006/wordprocessingDrawing" xmlns:w10="urn:schemas-microsoft-com:office:word" xmlns:w="http://schemas.openxmlformats.org/wordprocessingml/2006/main" xmlns:w14="http://schemas.microsoft.com/office/word/2010/wordml" xmlns:w15="http://schemas.microsoft.com/office/word/2012/wordml" xmlns:w16cex="http://schemas.microsoft.com/office/word/2018/wordml/cex" xmlns:w16cid="http://schemas.microsoft.com/office/word/2016/wordml/cid" xmlns:w16="http://schemas.microsoft.com/office/word/2018/wordml" xmlns:w16du="http://schemas.microsoft.com/office/word/2023/wordml/word16du" xmlns:w16sdtdh="http://schemas.microsoft.com/office/word/2020/wordml/sdtdatahash" xmlns:w16sdtfl="http://schemas.microsoft.com/office/word/2024/wordml/sdtformatlock" xmlns:w16se="http://schemas.microsoft.com/office/word/2015/wordml/symex" xmlns:wpg="http://schemas.microsoft.com/office/word/2010/wordprocessingGroup" xmlns:wpi="http://schemas.microsoft.com/office/word/2010/wordprocessingInk" xmlns:wne="http://schemas.microsoft.com/office/word/2006/wordml" xmlns:wps="http://schemas.microsoft.com/office/word/2010/wordprocessingShape" mc:Ignorable="w14 w15 w16se w16cid w16 w16cex w16sdtdh w16sdtfl w16du wp14">
   <w:tbl>
     <w:tblPr>
       <w:tblpPr w:leftFromText="180" w:rightFromText="180" w:vertAnchor="page" w:horzAnchor="margin" w:tblpX="-459" w:tblpY="750"/>

--- a/template/pROPOSAL/BA proposal.docx
+++ b/template/pROPOSAL/BA proposal.docx
@@ -110,16 +110,29 @@
                 <w:szCs w:val="23"/>
               </w:rPr>
             </w:pPr>
-            <w:r>
-              <w:rPr>
-                <w:rFonts w:ascii="Cambria" w:hAnsi="Cambria"/>
-                <w:b/>
-                <w:bCs/>
-                <w:color w:val="000000" w:themeColor="text1"/>
-                <w:sz w:val="23"/>
-                <w:szCs w:val="23"/>
-              </w:rPr>
-              <w:t xml:space="preserve">Judul Proposal </w:t>
+            <w:proofErr w:type="spellStart"/>
+            <w:r>
+              <w:rPr>
+                <w:rFonts w:ascii="Cambria" w:hAnsi="Cambria"/>
+                <w:b/>
+                <w:bCs/>
+                <w:color w:val="000000" w:themeColor="text1"/>
+                <w:sz w:val="23"/>
+                <w:szCs w:val="23"/>
+              </w:rPr>
+              <w:t>Judul</w:t>
+            </w:r>
+            <w:proofErr w:type="spellEnd"/>
+            <w:r>
+              <w:rPr>
+                <w:rFonts w:ascii="Cambria" w:hAnsi="Cambria"/>
+                <w:b/>
+                <w:bCs/>
+                <w:color w:val="000000" w:themeColor="text1"/>
+                <w:sz w:val="23"/>
+                <w:szCs w:val="23"/>
+              </w:rPr>
+              <w:t xml:space="preserve"> Proposal </w:t>
             </w:r>
             <w:r>
               <w:rPr>
@@ -206,12 +219,21 @@
               </w:rPr>
               <w:t>(</w:t>
             </w:r>
+            <w:proofErr w:type="spellStart"/>
             <w:r>
               <w:rPr>
                 <w:rFonts w:ascii="Segoe UI" w:hAnsi="Segoe UI" w:cs="Segoe UI"/>
                 <w:color w:val="000000" w:themeColor="text1"/>
               </w:rPr>
-              <w:t>judul)</w:t>
+              <w:t>judul</w:t>
+            </w:r>
+            <w:proofErr w:type="spellEnd"/>
+            <w:r>
+              <w:rPr>
+                <w:rFonts w:ascii="Segoe UI" w:hAnsi="Segoe UI" w:cs="Segoe UI"/>
+                <w:color w:val="000000" w:themeColor="text1"/>
+              </w:rPr>
+              <w:t>)</w:t>
             </w:r>
           </w:p>
         </w:tc>
@@ -251,7 +273,31 @@
                 <w:sz w:val="23"/>
                 <w:szCs w:val="23"/>
               </w:rPr>
-              <w:t xml:space="preserve">Nama Mahasiswa       </w:t>
+              <w:t xml:space="preserve">Nama </w:t>
+            </w:r>
+            <w:proofErr w:type="spellStart"/>
+            <w:r>
+              <w:rPr>
+                <w:rFonts w:ascii="Cambria" w:hAnsi="Cambria"/>
+                <w:b/>
+                <w:bCs/>
+                <w:color w:val="000000" w:themeColor="text1"/>
+                <w:sz w:val="23"/>
+                <w:szCs w:val="23"/>
+              </w:rPr>
+              <w:t>Mahasiswa</w:t>
+            </w:r>
+            <w:proofErr w:type="spellEnd"/>
+            <w:r>
+              <w:rPr>
+                <w:rFonts w:ascii="Cambria" w:hAnsi="Cambria"/>
+                <w:b/>
+                <w:bCs/>
+                <w:color w:val="000000" w:themeColor="text1"/>
+                <w:sz w:val="23"/>
+                <w:szCs w:val="23"/>
+              </w:rPr>
+              <w:t xml:space="preserve">       </w:t>
             </w:r>
           </w:p>
         </w:tc>
@@ -327,7 +373,23 @@
                 <w:rFonts w:ascii="Segoe UI" w:hAnsi="Segoe UI" w:cs="Segoe UI"/>
                 <w:color w:val="000000" w:themeColor="text1"/>
               </w:rPr>
-              <w:t>nama mhs)</w:t>
+              <w:t xml:space="preserve">nama </w:t>
+            </w:r>
+            <w:proofErr w:type="spellStart"/>
+            <w:r>
+              <w:rPr>
+                <w:rFonts w:ascii="Segoe UI" w:hAnsi="Segoe UI" w:cs="Segoe UI"/>
+                <w:color w:val="000000" w:themeColor="text1"/>
+              </w:rPr>
+              <w:t>mhs</w:t>
+            </w:r>
+            <w:proofErr w:type="spellEnd"/>
+            <w:r>
+              <w:rPr>
+                <w:rFonts w:ascii="Segoe UI" w:hAnsi="Segoe UI" w:cs="Segoe UI"/>
+                <w:color w:val="000000" w:themeColor="text1"/>
+              </w:rPr>
+              <w:t>)</w:t>
             </w:r>
           </w:p>
         </w:tc>
@@ -424,7 +486,31 @@
                 <w:sz w:val="23"/>
                 <w:szCs w:val="23"/>
               </w:rPr>
-              <w:t xml:space="preserve">Nama Pembimbing         </w:t>
+              <w:t xml:space="preserve">Nama </w:t>
+            </w:r>
+            <w:proofErr w:type="spellStart"/>
+            <w:r>
+              <w:rPr>
+                <w:rFonts w:ascii="Cambria" w:hAnsi="Cambria"/>
+                <w:b/>
+                <w:bCs/>
+                <w:color w:val="000000" w:themeColor="text1"/>
+                <w:sz w:val="23"/>
+                <w:szCs w:val="23"/>
+              </w:rPr>
+              <w:t>Pembimbing</w:t>
+            </w:r>
+            <w:proofErr w:type="spellEnd"/>
+            <w:r>
+              <w:rPr>
+                <w:rFonts w:ascii="Cambria" w:hAnsi="Cambria"/>
+                <w:b/>
+                <w:bCs/>
+                <w:color w:val="000000" w:themeColor="text1"/>
+                <w:sz w:val="23"/>
+                <w:szCs w:val="23"/>
+              </w:rPr>
+              <w:t xml:space="preserve">         </w:t>
             </w:r>
           </w:p>
         </w:tc>
@@ -490,7 +576,39 @@
                 <w:rFonts w:ascii="Segoe UI" w:hAnsi="Segoe UI" w:cs="Segoe UI"/>
                 <w:color w:val="000000" w:themeColor="text1"/>
               </w:rPr>
-              <w:t>(nama ketua pembimbing)</w:t>
+              <w:t xml:space="preserve">(nama </w:t>
+            </w:r>
+            <w:proofErr w:type="spellStart"/>
+            <w:r>
+              <w:rPr>
+                <w:rFonts w:ascii="Segoe UI" w:hAnsi="Segoe UI" w:cs="Segoe UI"/>
+                <w:color w:val="000000" w:themeColor="text1"/>
+              </w:rPr>
+              <w:t>ketua</w:t>
+            </w:r>
+            <w:proofErr w:type="spellEnd"/>
+            <w:r>
+              <w:rPr>
+                <w:rFonts w:ascii="Segoe UI" w:hAnsi="Segoe UI" w:cs="Segoe UI"/>
+                <w:color w:val="000000" w:themeColor="text1"/>
+              </w:rPr>
+              <w:t xml:space="preserve"> </w:t>
+            </w:r>
+            <w:proofErr w:type="spellStart"/>
+            <w:r>
+              <w:rPr>
+                <w:rFonts w:ascii="Segoe UI" w:hAnsi="Segoe UI" w:cs="Segoe UI"/>
+                <w:color w:val="000000" w:themeColor="text1"/>
+              </w:rPr>
+              <w:t>pembimbing</w:t>
+            </w:r>
+            <w:proofErr w:type="spellEnd"/>
+            <w:r>
+              <w:rPr>
+                <w:rFonts w:ascii="Segoe UI" w:hAnsi="Segoe UI" w:cs="Segoe UI"/>
+                <w:color w:val="000000" w:themeColor="text1"/>
+              </w:rPr>
+              <w:t>)</w:t>
             </w:r>
           </w:p>
         </w:tc>
@@ -530,7 +648,55 @@
                 <w:sz w:val="23"/>
                 <w:szCs w:val="23"/>
               </w:rPr>
-              <w:t>Nama Anggota Pembimbing I</w:t>
+              <w:t xml:space="preserve">Nama </w:t>
+            </w:r>
+            <w:proofErr w:type="spellStart"/>
+            <w:r>
+              <w:rPr>
+                <w:rFonts w:ascii="Cambria" w:hAnsi="Cambria"/>
+                <w:b/>
+                <w:bCs/>
+                <w:color w:val="000000" w:themeColor="text1"/>
+                <w:sz w:val="23"/>
+                <w:szCs w:val="23"/>
+              </w:rPr>
+              <w:t>Anggota</w:t>
+            </w:r>
+            <w:proofErr w:type="spellEnd"/>
+            <w:r>
+              <w:rPr>
+                <w:rFonts w:ascii="Cambria" w:hAnsi="Cambria"/>
+                <w:b/>
+                <w:bCs/>
+                <w:color w:val="000000" w:themeColor="text1"/>
+                <w:sz w:val="23"/>
+                <w:szCs w:val="23"/>
+              </w:rPr>
+              <w:t xml:space="preserve"> </w:t>
+            </w:r>
+            <w:proofErr w:type="spellStart"/>
+            <w:r>
+              <w:rPr>
+                <w:rFonts w:ascii="Cambria" w:hAnsi="Cambria"/>
+                <w:b/>
+                <w:bCs/>
+                <w:color w:val="000000" w:themeColor="text1"/>
+                <w:sz w:val="23"/>
+                <w:szCs w:val="23"/>
+              </w:rPr>
+              <w:t>Pembimbing</w:t>
+            </w:r>
+            <w:proofErr w:type="spellEnd"/>
+            <w:r>
+              <w:rPr>
+                <w:rFonts w:ascii="Cambria" w:hAnsi="Cambria"/>
+                <w:b/>
+                <w:bCs/>
+                <w:color w:val="000000" w:themeColor="text1"/>
+                <w:sz w:val="23"/>
+                <w:szCs w:val="23"/>
+              </w:rPr>
+              <w:t xml:space="preserve"> I</w:t>
             </w:r>
           </w:p>
           <w:p>
@@ -609,7 +775,23 @@
                 <w:rFonts w:ascii="Segoe UI" w:hAnsi="Segoe UI" w:cs="Segoe UI"/>
                 <w:color w:val="000000" w:themeColor="text1"/>
               </w:rPr>
-              <w:t>(nama pembimbing I)</w:t>
+              <w:t xml:space="preserve">(nama </w:t>
+            </w:r>
+            <w:proofErr w:type="spellStart"/>
+            <w:r>
+              <w:rPr>
+                <w:rFonts w:ascii="Segoe UI" w:hAnsi="Segoe UI" w:cs="Segoe UI"/>
+                <w:color w:val="000000" w:themeColor="text1"/>
+              </w:rPr>
+              <w:t>pembimbing</w:t>
+            </w:r>
+            <w:proofErr w:type="spellEnd"/>
+            <w:r>
+              <w:rPr>
+                <w:rFonts w:ascii="Segoe UI" w:hAnsi="Segoe UI" w:cs="Segoe UI"/>
+                <w:color w:val="000000" w:themeColor="text1"/>
+              </w:rPr>
+              <w:t xml:space="preserve"> I)</w:t>
             </w:r>
           </w:p>
         </w:tc>
@@ -649,7 +831,55 @@
                 <w:sz w:val="23"/>
                 <w:szCs w:val="23"/>
               </w:rPr>
-              <w:t>Nama Anggota Pembimbing II</w:t>
+              <w:t xml:space="preserve">Nama </w:t>
+            </w:r>
+            <w:proofErr w:type="spellStart"/>
+            <w:r>
+              <w:rPr>
+                <w:rFonts w:ascii="Cambria" w:hAnsi="Cambria"/>
+                <w:b/>
+                <w:bCs/>
+                <w:color w:val="000000" w:themeColor="text1"/>
+                <w:sz w:val="23"/>
+                <w:szCs w:val="23"/>
+              </w:rPr>
+              <w:t>Anggota</w:t>
+            </w:r>
+            <w:proofErr w:type="spellEnd"/>
+            <w:r>
+              <w:rPr>
+                <w:rFonts w:ascii="Cambria" w:hAnsi="Cambria"/>
+                <w:b/>
+                <w:bCs/>
+                <w:color w:val="000000" w:themeColor="text1"/>
+                <w:sz w:val="23"/>
+                <w:szCs w:val="23"/>
+              </w:rPr>
+              <w:t xml:space="preserve"> </w:t>
+            </w:r>
+            <w:proofErr w:type="spellStart"/>
+            <w:r>
+              <w:rPr>
+                <w:rFonts w:ascii="Cambria" w:hAnsi="Cambria"/>
+                <w:b/>
+                <w:bCs/>
+                <w:color w:val="000000" w:themeColor="text1"/>
+                <w:sz w:val="23"/>
+                <w:szCs w:val="23"/>
+              </w:rPr>
+              <w:t>Pembimbing</w:t>
+            </w:r>
+            <w:proofErr w:type="spellEnd"/>
+            <w:r>
+              <w:rPr>
+                <w:rFonts w:ascii="Cambria" w:hAnsi="Cambria"/>
+                <w:b/>
+                <w:bCs/>
+                <w:color w:val="000000" w:themeColor="text1"/>
+                <w:sz w:val="23"/>
+                <w:szCs w:val="23"/>
+              </w:rPr>
+              <w:t xml:space="preserve"> II</w:t>
             </w:r>
           </w:p>
         </w:tc>
@@ -719,7 +949,31 @@
                 <w:sz w:val="23"/>
                 <w:szCs w:val="23"/>
               </w:rPr>
-              <w:t>(nama pembimbing II)</w:t>
+              <w:t xml:space="preserve">(nama </w:t>
+            </w:r>
+            <w:proofErr w:type="spellStart"/>
+            <w:r>
+              <w:rPr>
+                <w:rFonts w:ascii="Cambria" w:hAnsi="Cambria"/>
+                <w:b/>
+                <w:bCs/>
+                <w:color w:val="000000" w:themeColor="text1"/>
+                <w:sz w:val="23"/>
+                <w:szCs w:val="23"/>
+              </w:rPr>
+              <w:t>pembimbing</w:t>
+            </w:r>
+            <w:proofErr w:type="spellEnd"/>
+            <w:r>
+              <w:rPr>
+                <w:rFonts w:ascii="Cambria" w:hAnsi="Cambria"/>
+                <w:b/>
+                <w:bCs/>
+                <w:color w:val="000000" w:themeColor="text1"/>
+                <w:sz w:val="23"/>
+                <w:szCs w:val="23"/>
+              </w:rPr>
+              <w:t xml:space="preserve"> II)</w:t>
             </w:r>
           </w:p>
         </w:tc>
@@ -837,29 +1091,263 @@
                 <w:rFonts w:ascii="Cambria" w:hAnsi="Cambria"/>
                 <w:color w:val="000000" w:themeColor="text1"/>
               </w:rPr>
-              <w:t>$(nilai rata2 dari form penilaian)</w:t>
-            </w:r>
-            <w:r>
-              <w:rPr>
-                <w:rFonts w:ascii="Cambria" w:hAnsi="Cambria"/>
-                <w:b/>
-                <w:bCs/>
-                <w:color w:val="000000" w:themeColor="text1"/>
-                <w:sz w:val="23"/>
-                <w:szCs w:val="23"/>
-              </w:rPr>
-              <w:t xml:space="preserve">           </w:t>
-            </w:r>
-            <w:r>
-              <w:rPr>
-                <w:rFonts w:ascii="Cambria" w:hAnsi="Cambria"/>
-                <w:b/>
-                <w:bCs/>
-                <w:color w:val="000000" w:themeColor="text1"/>
-                <w:sz w:val="23"/>
-                <w:szCs w:val="23"/>
-              </w:rPr>
-              <w:t>(jumlah nilai dibagi dengan jumlah semua penilai)</w:t>
+              <w:t>$(</w:t>
+            </w:r>
+            <w:proofErr w:type="spellStart"/>
+            <w:r>
+              <w:rPr>
+                <w:rFonts w:ascii="Cambria" w:hAnsi="Cambria"/>
+                <w:color w:val="000000" w:themeColor="text1"/>
+              </w:rPr>
+              <w:t>nilai</w:t>
+            </w:r>
+            <w:proofErr w:type="spellEnd"/>
+            <w:r>
+              <w:rPr>
+                <w:rFonts w:ascii="Cambria" w:hAnsi="Cambria"/>
+                <w:color w:val="000000" w:themeColor="text1"/>
+              </w:rPr>
+              <w:t xml:space="preserve"> rata2 </w:t>
+            </w:r>
+            <w:proofErr w:type="spellStart"/>
+            <w:r>
+              <w:rPr>
+                <w:rFonts w:ascii="Cambria" w:hAnsi="Cambria"/>
+                <w:color w:val="000000" w:themeColor="text1"/>
+              </w:rPr>
+              <w:t>dari</w:t>
+            </w:r>
+            <w:proofErr w:type="spellEnd"/>
+            <w:r>
+              <w:rPr>
+                <w:rFonts w:ascii="Cambria" w:hAnsi="Cambria"/>
+                <w:color w:val="000000" w:themeColor="text1"/>
+              </w:rPr>
+              <w:t xml:space="preserve"> </w:t>
+            </w:r>
+            <w:proofErr w:type="gramStart"/>
+            <w:r>
+              <w:rPr>
+                <w:rFonts w:ascii="Cambria" w:hAnsi="Cambria"/>
+                <w:color w:val="000000" w:themeColor="text1"/>
+              </w:rPr>
+              <w:t>form</w:t>
+            </w:r>
+            <w:proofErr w:type="gramEnd"/>
+            <w:r>
+              <w:rPr>
+                <w:rFonts w:ascii="Cambria" w:hAnsi="Cambria"/>
+                <w:color w:val="000000" w:themeColor="text1"/>
+              </w:rPr>
+              <w:t xml:space="preserve"> </w:t>
+            </w:r>
+            <w:proofErr w:type="spellStart"/>
+            <w:proofErr w:type="gramStart"/>
+            <w:r>
+              <w:rPr>
+                <w:rFonts w:ascii="Cambria" w:hAnsi="Cambria"/>
+                <w:color w:val="000000" w:themeColor="text1"/>
+              </w:rPr>
+              <w:t>penilaian</w:t>
+            </w:r>
+            <w:proofErr w:type="spellEnd"/>
+            <w:r>
+              <w:rPr>
+                <w:rFonts w:ascii="Cambria" w:hAnsi="Cambria"/>
+                <w:color w:val="000000" w:themeColor="text1"/>
+              </w:rPr>
+              <w:t>)</w:t>
+            </w:r>
+            <w:r>
+              <w:rPr>
+                <w:rFonts w:ascii="Cambria" w:hAnsi="Cambria"/>
+                <w:b/>
+                <w:bCs/>
+                <w:color w:val="000000" w:themeColor="text1"/>
+                <w:sz w:val="23"/>
+                <w:szCs w:val="23"/>
+              </w:rPr>
+              <w:t xml:space="preserve">   </w:t>
+            </w:r>
+            <w:proofErr w:type="gramEnd"/>
+            <w:r>
+              <w:rPr>
+                <w:rFonts w:ascii="Cambria" w:hAnsi="Cambria"/>
+                <w:b/>
+                <w:bCs/>
+                <w:color w:val="000000" w:themeColor="text1"/>
+                <w:sz w:val="23"/>
+                <w:szCs w:val="23"/>
+              </w:rPr>
+              <w:t xml:space="preserve">     </w:t>
+            </w:r>
+            <w:proofErr w:type="gramStart"/>
+            <w:r>
+              <w:rPr>
+                <w:rFonts w:ascii="Cambria" w:hAnsi="Cambria"/>
+                <w:b/>
+                <w:bCs/>
+                <w:color w:val="000000" w:themeColor="text1"/>
+                <w:sz w:val="23"/>
+                <w:szCs w:val="23"/>
+              </w:rPr>
+              <w:t xml:space="preserve">   </w:t>
+            </w:r>
+            <w:r>
+              <w:rPr>
+                <w:rFonts w:ascii="Cambria" w:hAnsi="Cambria"/>
+                <w:b/>
+                <w:bCs/>
+                <w:color w:val="000000" w:themeColor="text1"/>
+                <w:sz w:val="23"/>
+                <w:szCs w:val="23"/>
+              </w:rPr>
+              <w:t>(</w:t>
+            </w:r>
+            <w:proofErr w:type="spellStart"/>
+            <w:proofErr w:type="gramEnd"/>
+            <w:r>
+              <w:rPr>
+                <w:rFonts w:ascii="Cambria" w:hAnsi="Cambria"/>
+                <w:b/>
+                <w:bCs/>
+                <w:color w:val="000000" w:themeColor="text1"/>
+                <w:sz w:val="23"/>
+                <w:szCs w:val="23"/>
+              </w:rPr>
+              <w:t>jumlah</w:t>
+            </w:r>
+            <w:proofErr w:type="spellEnd"/>
+            <w:r>
+              <w:rPr>
+                <w:rFonts w:ascii="Cambria" w:hAnsi="Cambria"/>
+                <w:b/>
+                <w:bCs/>
+                <w:color w:val="000000" w:themeColor="text1"/>
+                <w:sz w:val="23"/>
+                <w:szCs w:val="23"/>
+              </w:rPr>
+              <w:t xml:space="preserve"> </w:t>
+            </w:r>
+            <w:proofErr w:type="spellStart"/>
+            <w:r>
+              <w:rPr>
+                <w:rFonts w:ascii="Cambria" w:hAnsi="Cambria"/>
+                <w:b/>
+                <w:bCs/>
+                <w:color w:val="000000" w:themeColor="text1"/>
+                <w:sz w:val="23"/>
+                <w:szCs w:val="23"/>
+              </w:rPr>
+              <w:t>nilai</w:t>
+            </w:r>
+            <w:proofErr w:type="spellEnd"/>
+            <w:r>
+              <w:rPr>
+                <w:rFonts w:ascii="Cambria" w:hAnsi="Cambria"/>
+                <w:b/>
+                <w:bCs/>
+                <w:color w:val="000000" w:themeColor="text1"/>
+                <w:sz w:val="23"/>
+                <w:szCs w:val="23"/>
+              </w:rPr>
+              <w:t xml:space="preserve"> </w:t>
+            </w:r>
+            <w:proofErr w:type="spellStart"/>
+            <w:r>
+              <w:rPr>
+                <w:rFonts w:ascii="Cambria" w:hAnsi="Cambria"/>
+                <w:b/>
+                <w:bCs/>
+                <w:color w:val="000000" w:themeColor="text1"/>
+                <w:sz w:val="23"/>
+                <w:szCs w:val="23"/>
+              </w:rPr>
+              <w:t>dibagi</w:t>
+            </w:r>
+            <w:proofErr w:type="spellEnd"/>
+            <w:r>
+              <w:rPr>
+                <w:rFonts w:ascii="Cambria" w:hAnsi="Cambria"/>
+                <w:b/>
+                <w:bCs/>
+                <w:color w:val="000000" w:themeColor="text1"/>
+                <w:sz w:val="23"/>
+                <w:szCs w:val="23"/>
+              </w:rPr>
+              <w:t xml:space="preserve"> </w:t>
+            </w:r>
+            <w:proofErr w:type="spellStart"/>
+            <w:r>
+              <w:rPr>
+                <w:rFonts w:ascii="Cambria" w:hAnsi="Cambria"/>
+                <w:b/>
+                <w:bCs/>
+                <w:color w:val="000000" w:themeColor="text1"/>
+                <w:sz w:val="23"/>
+                <w:szCs w:val="23"/>
+              </w:rPr>
+              <w:t>dengan</w:t>
+            </w:r>
+            <w:proofErr w:type="spellEnd"/>
+            <w:r>
+              <w:rPr>
+                <w:rFonts w:ascii="Cambria" w:hAnsi="Cambria"/>
+                <w:b/>
+                <w:bCs/>
+                <w:color w:val="000000" w:themeColor="text1"/>
+                <w:sz w:val="23"/>
+                <w:szCs w:val="23"/>
+              </w:rPr>
+              <w:t xml:space="preserve"> </w:t>
+            </w:r>
+            <w:proofErr w:type="spellStart"/>
+            <w:r>
+              <w:rPr>
+                <w:rFonts w:ascii="Cambria" w:hAnsi="Cambria"/>
+                <w:b/>
+                <w:bCs/>
+                <w:color w:val="000000" w:themeColor="text1"/>
+                <w:sz w:val="23"/>
+                <w:szCs w:val="23"/>
+              </w:rPr>
+              <w:t>jumlah</w:t>
+            </w:r>
+            <w:proofErr w:type="spellEnd"/>
+            <w:r>
+              <w:rPr>
+                <w:rFonts w:ascii="Cambria" w:hAnsi="Cambria"/>
+                <w:b/>
+                <w:bCs/>
+                <w:color w:val="000000" w:themeColor="text1"/>
+                <w:sz w:val="23"/>
+                <w:szCs w:val="23"/>
+              </w:rPr>
+              <w:t xml:space="preserve"> semua </w:t>
+            </w:r>
+            <w:proofErr w:type="spellStart"/>
+            <w:r>
+              <w:rPr>
+                <w:rFonts w:ascii="Cambria" w:hAnsi="Cambria"/>
+                <w:b/>
+                <w:bCs/>
+                <w:color w:val="000000" w:themeColor="text1"/>
+                <w:sz w:val="23"/>
+                <w:szCs w:val="23"/>
+              </w:rPr>
+              <w:t>penilai</w:t>
+            </w:r>
+            <w:proofErr w:type="spellEnd"/>
+            <w:r>
+              <w:rPr>
+                <w:rFonts w:ascii="Cambria" w:hAnsi="Cambria"/>
+                <w:b/>
+                <w:bCs/>
+                <w:color w:val="000000" w:themeColor="text1"/>
+                <w:sz w:val="23"/>
+                <w:szCs w:val="23"/>
+              </w:rPr>
+              <w:t>)</w:t>
             </w:r>
           </w:p>
         </w:tc>
@@ -972,6 +1460,7 @@
                 <w:szCs w:val="24"/>
               </w:rPr>
             </w:pPr>
+            <w:proofErr w:type="spellStart"/>
             <w:r>
               <w:rPr>
                 <w:rFonts w:ascii="Cambria" w:hAnsi="Cambria"/>
@@ -980,8 +1469,31 @@
                 <w:sz w:val="24"/>
                 <w:szCs w:val="24"/>
               </w:rPr>
-              <w:t>Komponen Penilaian</w:t>
-            </w:r>
+              <w:t>Komponen</w:t>
+            </w:r>
+            <w:proofErr w:type="spellEnd"/>
+            <w:r>
+              <w:rPr>
+                <w:rFonts w:ascii="Cambria" w:hAnsi="Cambria"/>
+                <w:b/>
+                <w:color w:val="000000" w:themeColor="text1"/>
+                <w:sz w:val="24"/>
+                <w:szCs w:val="24"/>
+              </w:rPr>
+              <w:t xml:space="preserve"> </w:t>
+            </w:r>
+            <w:proofErr w:type="spellStart"/>
+            <w:r>
+              <w:rPr>
+                <w:rFonts w:ascii="Cambria" w:hAnsi="Cambria"/>
+                <w:b/>
+                <w:color w:val="000000" w:themeColor="text1"/>
+                <w:sz w:val="24"/>
+                <w:szCs w:val="24"/>
+              </w:rPr>
+              <w:t>Penilaian</w:t>
+            </w:r>
+            <w:proofErr w:type="spellEnd"/>
           </w:p>
           <w:p>
             <w:pPr>
@@ -1088,6 +1600,7 @@
                 <w:szCs w:val="24"/>
               </w:rPr>
             </w:pPr>
+            <w:proofErr w:type="spellStart"/>
             <w:r>
               <w:rPr>
                 <w:rFonts w:ascii="Cambria" w:hAnsi="Cambria"/>
@@ -1096,7 +1609,18 @@
                 <w:sz w:val="24"/>
                 <w:szCs w:val="24"/>
               </w:rPr>
-              <w:t xml:space="preserve">Keterangan </w:t>
+              <w:t>Keterangan</w:t>
+            </w:r>
+            <w:proofErr w:type="spellEnd"/>
+            <w:r>
+              <w:rPr>
+                <w:rFonts w:ascii="Cambria" w:hAnsi="Cambria"/>
+                <w:b/>
+                <w:color w:val="000000" w:themeColor="text1"/>
+                <w:sz w:val="24"/>
+                <w:szCs w:val="24"/>
+              </w:rPr>
+              <w:t xml:space="preserve"> </w:t>
             </w:r>
           </w:p>
         </w:tc>
@@ -1156,13 +1680,23 @@
                 <w:color w:val="000000" w:themeColor="text1"/>
               </w:rPr>
             </w:pPr>
-            <w:r>
-              <w:rPr>
-                <w:rFonts w:ascii="Cambria" w:hAnsi="Cambria"/>
-                <w:b/>
-                <w:color w:val="000000" w:themeColor="text1"/>
-              </w:rPr>
-              <w:t>Penilai 1</w:t>
+            <w:proofErr w:type="spellStart"/>
+            <w:r>
+              <w:rPr>
+                <w:rFonts w:ascii="Cambria" w:hAnsi="Cambria"/>
+                <w:b/>
+                <w:color w:val="000000" w:themeColor="text1"/>
+              </w:rPr>
+              <w:t>Penilai</w:t>
+            </w:r>
+            <w:proofErr w:type="spellEnd"/>
+            <w:r>
+              <w:rPr>
+                <w:rFonts w:ascii="Cambria" w:hAnsi="Cambria"/>
+                <w:b/>
+                <w:color w:val="000000" w:themeColor="text1"/>
+              </w:rPr>
+              <w:t xml:space="preserve"> 1</w:t>
             </w:r>
           </w:p>
         </w:tc>
@@ -1332,13 +1866,23 @@
                 <w:color w:val="000000" w:themeColor="text1"/>
               </w:rPr>
             </w:pPr>
-            <w:r>
-              <w:rPr>
-                <w:rFonts w:ascii="Cambria" w:hAnsi="Cambria"/>
-                <w:b/>
-                <w:color w:val="000000" w:themeColor="text1"/>
-              </w:rPr>
-              <w:t>Penilai 2</w:t>
+            <w:proofErr w:type="spellStart"/>
+            <w:r>
+              <w:rPr>
+                <w:rFonts w:ascii="Cambria" w:hAnsi="Cambria"/>
+                <w:b/>
+                <w:color w:val="000000" w:themeColor="text1"/>
+              </w:rPr>
+              <w:t>Penilai</w:t>
+            </w:r>
+            <w:proofErr w:type="spellEnd"/>
+            <w:r>
+              <w:rPr>
+                <w:rFonts w:ascii="Cambria" w:hAnsi="Cambria"/>
+                <w:b/>
+                <w:color w:val="000000" w:themeColor="text1"/>
+              </w:rPr>
+              <w:t xml:space="preserve"> 2</w:t>
             </w:r>
           </w:p>
         </w:tc>
@@ -1671,7 +2215,39 @@
                 <w:rFonts w:ascii="Cambria" w:hAnsi="Cambria"/>
                 <w:color w:val="000000" w:themeColor="text1"/>
               </w:rPr>
-              <w:t>$(nilai akhir rata rata)</w:t>
+              <w:t>$(</w:t>
+            </w:r>
+            <w:proofErr w:type="spellStart"/>
+            <w:r>
+              <w:rPr>
+                <w:rFonts w:ascii="Cambria" w:hAnsi="Cambria"/>
+                <w:color w:val="000000" w:themeColor="text1"/>
+              </w:rPr>
+              <w:t>nilai</w:t>
+            </w:r>
+            <w:proofErr w:type="spellEnd"/>
+            <w:r>
+              <w:rPr>
+                <w:rFonts w:ascii="Cambria" w:hAnsi="Cambria"/>
+                <w:color w:val="000000" w:themeColor="text1"/>
+              </w:rPr>
+              <w:t xml:space="preserve"> </w:t>
+            </w:r>
+            <w:proofErr w:type="spellStart"/>
+            <w:r>
+              <w:rPr>
+                <w:rFonts w:ascii="Cambria" w:hAnsi="Cambria"/>
+                <w:color w:val="000000" w:themeColor="text1"/>
+              </w:rPr>
+              <w:t>akhir</w:t>
+            </w:r>
+            <w:proofErr w:type="spellEnd"/>
+            <w:r>
+              <w:rPr>
+                <w:rFonts w:ascii="Cambria" w:hAnsi="Cambria"/>
+                <w:color w:val="000000" w:themeColor="text1"/>
+              </w:rPr>
+              <w:t xml:space="preserve"> rata rata)</w:t>
             </w:r>
           </w:p>
         </w:tc>
@@ -1768,7 +2344,25 @@
                 <w:b/>
                 <w:color w:val="000000" w:themeColor="text1"/>
               </w:rPr>
-              <w:t>Nilai Akhir (Indeks)</w:t>
+              <w:t>Nilai Akhir (</w:t>
+            </w:r>
+            <w:proofErr w:type="spellStart"/>
+            <w:r>
+              <w:rPr>
+                <w:rFonts w:ascii="Cambria" w:hAnsi="Cambria"/>
+                <w:b/>
+                <w:color w:val="000000" w:themeColor="text1"/>
+              </w:rPr>
+              <w:t>Indeks</w:t>
+            </w:r>
+            <w:proofErr w:type="spellEnd"/>
+            <w:r>
+              <w:rPr>
+                <w:rFonts w:ascii="Cambria" w:hAnsi="Cambria"/>
+                <w:b/>
+                <w:color w:val="000000" w:themeColor="text1"/>
+              </w:rPr>
+              <w:t>)</w:t>
             </w:r>
           </w:p>
         </w:tc>
@@ -1799,7 +2393,55 @@
                 <w:rFonts w:ascii="Cambria" w:hAnsi="Cambria"/>
                 <w:color w:val="000000" w:themeColor="text1"/>
               </w:rPr>
-              <w:t>$(nilai akhir indeks)</w:t>
+              <w:t>$(</w:t>
+            </w:r>
+            <w:proofErr w:type="spellStart"/>
+            <w:r>
+              <w:rPr>
+                <w:rFonts w:ascii="Cambria" w:hAnsi="Cambria"/>
+                <w:color w:val="000000" w:themeColor="text1"/>
+              </w:rPr>
+              <w:t>nilai</w:t>
+            </w:r>
+            <w:proofErr w:type="spellEnd"/>
+            <w:r>
+              <w:rPr>
+                <w:rFonts w:ascii="Cambria" w:hAnsi="Cambria"/>
+                <w:color w:val="000000" w:themeColor="text1"/>
+              </w:rPr>
+              <w:t xml:space="preserve"> </w:t>
+            </w:r>
+            <w:proofErr w:type="spellStart"/>
+            <w:r>
+              <w:rPr>
+                <w:rFonts w:ascii="Cambria" w:hAnsi="Cambria"/>
+                <w:color w:val="000000" w:themeColor="text1"/>
+              </w:rPr>
+              <w:t>akhir</w:t>
+            </w:r>
+            <w:proofErr w:type="spellEnd"/>
+            <w:r>
+              <w:rPr>
+                <w:rFonts w:ascii="Cambria" w:hAnsi="Cambria"/>
+                <w:color w:val="000000" w:themeColor="text1"/>
+              </w:rPr>
+              <w:t xml:space="preserve"> </w:t>
+            </w:r>
+            <w:proofErr w:type="spellStart"/>
+            <w:r>
+              <w:rPr>
+                <w:rFonts w:ascii="Cambria" w:hAnsi="Cambria"/>
+                <w:color w:val="000000" w:themeColor="text1"/>
+              </w:rPr>
+              <w:t>indeks</w:t>
+            </w:r>
+            <w:proofErr w:type="spellEnd"/>
+            <w:r>
+              <w:rPr>
+                <w:rFonts w:ascii="Cambria" w:hAnsi="Cambria"/>
+                <w:color w:val="000000" w:themeColor="text1"/>
+              </w:rPr>
+              <w:t>)</w:t>
             </w:r>
           </w:p>
         </w:tc>
@@ -1822,12 +2464,21 @@
                 <w:color w:val="000000" w:themeColor="text1"/>
               </w:rPr>
             </w:pPr>
-            <w:r>
-              <w:rPr>
-                <w:rFonts w:ascii="Cambria" w:hAnsi="Cambria"/>
-                <w:color w:val="000000" w:themeColor="text1"/>
-              </w:rPr>
-              <w:t xml:space="preserve">Indeks:   </w:t>
+            <w:proofErr w:type="spellStart"/>
+            <w:r>
+              <w:rPr>
+                <w:rFonts w:ascii="Cambria" w:hAnsi="Cambria"/>
+                <w:color w:val="000000" w:themeColor="text1"/>
+              </w:rPr>
+              <w:t>Indeks</w:t>
+            </w:r>
+            <w:proofErr w:type="spellEnd"/>
+            <w:r>
+              <w:rPr>
+                <w:rFonts w:ascii="Cambria" w:hAnsi="Cambria"/>
+                <w:color w:val="000000" w:themeColor="text1"/>
+              </w:rPr>
+              <w:t xml:space="preserve">:   </w:t>
             </w:r>
             <w:r>
               <w:rPr>
@@ -2057,6 +2708,7 @@
           <w:szCs w:val="24"/>
         </w:rPr>
       </w:pPr>
+      <w:proofErr w:type="spellStart"/>
       <w:r>
         <w:rPr>
           <w:rFonts w:ascii="Cambria" w:hAnsi="Cambria"/>
@@ -2065,7 +2717,40 @@
           <w:color w:val="000000" w:themeColor="text1"/>
           <w:szCs w:val="24"/>
         </w:rPr>
-        <w:t xml:space="preserve">Tanggal penilaian: </w:t>
+        <w:t>Tanggal</w:t>
+      </w:r>
+      <w:proofErr w:type="spellEnd"/>
+      <w:r>
+        <w:rPr>
+          <w:rFonts w:ascii="Cambria" w:hAnsi="Cambria"/>
+          <w:b/>
+          <w:bCs/>
+          <w:color w:val="000000" w:themeColor="text1"/>
+          <w:szCs w:val="24"/>
+        </w:rPr>
+        <w:t xml:space="preserve"> </w:t>
+      </w:r>
+      <w:proofErr w:type="spellStart"/>
+      <w:r>
+        <w:rPr>
+          <w:rFonts w:ascii="Cambria" w:hAnsi="Cambria"/>
+          <w:b/>
+          <w:bCs/>
+          <w:color w:val="000000" w:themeColor="text1"/>
+          <w:szCs w:val="24"/>
+        </w:rPr>
+        <w:t>penilaian</w:t>
+      </w:r>
+      <w:proofErr w:type="spellEnd"/>
+      <w:r>
+        <w:rPr>
+          <w:rFonts w:ascii="Cambria" w:hAnsi="Cambria"/>
+          <w:b/>
+          <w:bCs/>
+          <w:color w:val="000000" w:themeColor="text1"/>
+          <w:szCs w:val="24"/>
+        </w:rPr>
+        <w:t xml:space="preserve">: </w:t>
       </w:r>
       <w:r>
         <w:rPr>
@@ -2087,13 +2772,41 @@
         </w:rPr>
         <w:t>(</w:t>
       </w:r>
+      <w:proofErr w:type="spellStart"/>
       <w:r>
         <w:rPr>
           <w:rFonts w:ascii="Cambria" w:hAnsi="Cambria"/>
           <w:color w:val="000000" w:themeColor="text1"/>
           <w:szCs w:val="24"/>
         </w:rPr>
-        <w:t>tgl create penilaian)</w:t>
+        <w:t>tgl</w:t>
+      </w:r>
+      <w:proofErr w:type="spellEnd"/>
+      <w:r>
+        <w:rPr>
+          <w:rFonts w:ascii="Cambria" w:hAnsi="Cambria"/>
+          <w:color w:val="000000" w:themeColor="text1"/>
+          <w:szCs w:val="24"/>
+        </w:rPr>
+        <w:t xml:space="preserve"> create </w:t>
+      </w:r>
+      <w:proofErr w:type="spellStart"/>
+      <w:r>
+        <w:rPr>
+          <w:rFonts w:ascii="Cambria" w:hAnsi="Cambria"/>
+          <w:color w:val="000000" w:themeColor="text1"/>
+          <w:szCs w:val="24"/>
+        </w:rPr>
+        <w:t>penilaian</w:t>
+      </w:r>
+      <w:proofErr w:type="spellEnd"/>
+      <w:r>
+        <w:rPr>
+          <w:rFonts w:ascii="Cambria" w:hAnsi="Cambria"/>
+          <w:color w:val="000000" w:themeColor="text1"/>
+          <w:szCs w:val="24"/>
+        </w:rPr>
+        <w:t>)</w:t>
       </w:r>
     </w:p>
     <w:p>
@@ -2130,52 +2843,6 @@
           <w:b/>
           <w:bCs/>
           <w:color w:val="000000" w:themeColor="text1"/>
-          <w:sz w:val="20"/>
-          <w:szCs w:val="24"/>
-          <w:lang w:val="fi-FI"/>
-        </w:rPr>
-      </w:pPr>
-    </w:p>
-    <w:p>
-      <w:pPr>
-        <w:spacing w:after="0" w:line="240" w:lineRule="auto"/>
-        <w:ind w:left="4678"/>
-        <w:rPr>
-          <w:rFonts w:ascii="Cambria" w:hAnsi="Cambria"/>
-          <w:b/>
-          <w:bCs/>
-          <w:color w:val="000000" w:themeColor="text1"/>
-          <w:sz w:val="20"/>
-          <w:szCs w:val="24"/>
-          <w:lang w:val="fi-FI"/>
-        </w:rPr>
-      </w:pPr>
-    </w:p>
-    <w:p>
-      <w:pPr>
-        <w:spacing w:after="0" w:line="240" w:lineRule="auto"/>
-        <w:ind w:left="4678"/>
-        <w:rPr>
-          <w:rFonts w:ascii="Cambria" w:hAnsi="Cambria"/>
-          <w:b/>
-          <w:bCs/>
-          <w:color w:val="000000" w:themeColor="text1"/>
-          <w:sz w:val="20"/>
-          <w:szCs w:val="24"/>
-          <w:lang w:val="fi-FI"/>
-        </w:rPr>
-      </w:pPr>
-    </w:p>
-    <w:p>
-      <w:pPr>
-        <w:spacing w:after="0" w:line="240" w:lineRule="auto"/>
-        <w:ind w:left="4678"/>
-        <w:rPr>
-          <w:rFonts w:ascii="Cambria" w:hAnsi="Cambria"/>
-          <w:b/>
-          <w:bCs/>
-          <w:color w:val="000000" w:themeColor="text1"/>
-          <w:sz w:val="20"/>
           <w:szCs w:val="24"/>
           <w:lang w:val="fi-FI"/>
         </w:rPr>
@@ -2297,7 +2964,43 @@
           <w:color w:val="000000" w:themeColor="text1"/>
           <w:szCs w:val="24"/>
         </w:rPr>
-        <w:t>(nip ketua pembimbing)</w:t>
+        <w:t xml:space="preserve">(nip </w:t>
+      </w:r>
+      <w:proofErr w:type="spellStart"/>
+      <w:r>
+        <w:rPr>
+          <w:rFonts w:ascii="Cambria" w:hAnsi="Cambria"/>
+          <w:color w:val="000000" w:themeColor="text1"/>
+          <w:szCs w:val="24"/>
+        </w:rPr>
+        <w:t>ketua</w:t>
+      </w:r>
+      <w:proofErr w:type="spellEnd"/>
+      <w:r>
+        <w:rPr>
+          <w:rFonts w:ascii="Cambria" w:hAnsi="Cambria"/>
+          <w:color w:val="000000" w:themeColor="text1"/>
+          <w:szCs w:val="24"/>
+        </w:rPr>
+        <w:t xml:space="preserve"> </w:t>
+      </w:r>
+      <w:proofErr w:type="spellStart"/>
+      <w:r>
+        <w:rPr>
+          <w:rFonts w:ascii="Cambria" w:hAnsi="Cambria"/>
+          <w:color w:val="000000" w:themeColor="text1"/>
+          <w:szCs w:val="24"/>
+        </w:rPr>
+        <w:t>pembimbing</w:t>
+      </w:r>
+      <w:proofErr w:type="spellEnd"/>
+      <w:r>
+        <w:rPr>
+          <w:rFonts w:ascii="Cambria" w:hAnsi="Cambria"/>
+          <w:color w:val="000000" w:themeColor="text1"/>
+          <w:szCs w:val="24"/>
+        </w:rPr>
+        <w:t>)</w:t>
       </w:r>
     </w:p>
     <w:sectPr>

--- a/template/pROPOSAL/BA proposal.docx
+++ b/template/pROPOSAL/BA proposal.docx
@@ -1714,6 +1714,7 @@
             <w:pPr>
               <w:spacing w:after="0" w:line="240" w:lineRule="auto"/>
               <w:ind w:left="-90"/>
+              <w:jc w:val="center"/>
               <w:rPr>
                 <w:rFonts w:ascii="Cambria" w:hAnsi="Cambria"/>
                 <w:color w:val="000000" w:themeColor="text1"/>

--- a/template/pROPOSAL/BA proposal.docx
+++ b/template/pROPOSAL/BA proposal.docx
@@ -110,29 +110,16 @@
                 <w:szCs w:val="23"/>
               </w:rPr>
             </w:pPr>
-            <w:proofErr w:type="spellStart"/>
-            <w:r>
-              <w:rPr>
-                <w:rFonts w:ascii="Cambria" w:hAnsi="Cambria"/>
-                <w:b/>
-                <w:bCs/>
-                <w:color w:val="000000" w:themeColor="text1"/>
-                <w:sz w:val="23"/>
-                <w:szCs w:val="23"/>
-              </w:rPr>
-              <w:t>Judul</w:t>
-            </w:r>
-            <w:proofErr w:type="spellEnd"/>
-            <w:r>
-              <w:rPr>
-                <w:rFonts w:ascii="Cambria" w:hAnsi="Cambria"/>
-                <w:b/>
-                <w:bCs/>
-                <w:color w:val="000000" w:themeColor="text1"/>
-                <w:sz w:val="23"/>
-                <w:szCs w:val="23"/>
-              </w:rPr>
-              <w:t xml:space="preserve"> Proposal </w:t>
+            <w:r>
+              <w:rPr>
+                <w:rFonts w:ascii="Cambria" w:hAnsi="Cambria"/>
+                <w:b/>
+                <w:bCs/>
+                <w:color w:val="000000" w:themeColor="text1"/>
+                <w:sz w:val="23"/>
+                <w:szCs w:val="23"/>
+              </w:rPr>
+              <w:t xml:space="preserve">Judul Proposal </w:t>
             </w:r>
             <w:r>
               <w:rPr>
@@ -219,21 +206,12 @@
               </w:rPr>
               <w:t>(</w:t>
             </w:r>
-            <w:proofErr w:type="spellStart"/>
             <w:r>
               <w:rPr>
                 <w:rFonts w:ascii="Segoe UI" w:hAnsi="Segoe UI" w:cs="Segoe UI"/>
                 <w:color w:val="000000" w:themeColor="text1"/>
               </w:rPr>
-              <w:t>judul</w:t>
-            </w:r>
-            <w:proofErr w:type="spellEnd"/>
-            <w:r>
-              <w:rPr>
-                <w:rFonts w:ascii="Segoe UI" w:hAnsi="Segoe UI" w:cs="Segoe UI"/>
-                <w:color w:val="000000" w:themeColor="text1"/>
-              </w:rPr>
-              <w:t>)</w:t>
+              <w:t>judul)</w:t>
             </w:r>
           </w:p>
         </w:tc>
@@ -273,31 +251,7 @@
                 <w:sz w:val="23"/>
                 <w:szCs w:val="23"/>
               </w:rPr>
-              <w:t xml:space="preserve">Nama </w:t>
-            </w:r>
-            <w:proofErr w:type="spellStart"/>
-            <w:r>
-              <w:rPr>
-                <w:rFonts w:ascii="Cambria" w:hAnsi="Cambria"/>
-                <w:b/>
-                <w:bCs/>
-                <w:color w:val="000000" w:themeColor="text1"/>
-                <w:sz w:val="23"/>
-                <w:szCs w:val="23"/>
-              </w:rPr>
-              <w:t>Mahasiswa</w:t>
-            </w:r>
-            <w:proofErr w:type="spellEnd"/>
-            <w:r>
-              <w:rPr>
-                <w:rFonts w:ascii="Cambria" w:hAnsi="Cambria"/>
-                <w:b/>
-                <w:bCs/>
-                <w:color w:val="000000" w:themeColor="text1"/>
-                <w:sz w:val="23"/>
-                <w:szCs w:val="23"/>
-              </w:rPr>
-              <w:t xml:space="preserve">       </w:t>
+              <w:t xml:space="preserve">Nama Mahasiswa       </w:t>
             </w:r>
           </w:p>
         </w:tc>
@@ -373,23 +327,7 @@
                 <w:rFonts w:ascii="Segoe UI" w:hAnsi="Segoe UI" w:cs="Segoe UI"/>
                 <w:color w:val="000000" w:themeColor="text1"/>
               </w:rPr>
-              <w:t xml:space="preserve">nama </w:t>
-            </w:r>
-            <w:proofErr w:type="spellStart"/>
-            <w:r>
-              <w:rPr>
-                <w:rFonts w:ascii="Segoe UI" w:hAnsi="Segoe UI" w:cs="Segoe UI"/>
-                <w:color w:val="000000" w:themeColor="text1"/>
-              </w:rPr>
-              <w:t>mhs</w:t>
-            </w:r>
-            <w:proofErr w:type="spellEnd"/>
-            <w:r>
-              <w:rPr>
-                <w:rFonts w:ascii="Segoe UI" w:hAnsi="Segoe UI" w:cs="Segoe UI"/>
-                <w:color w:val="000000" w:themeColor="text1"/>
-              </w:rPr>
-              <w:t>)</w:t>
+              <w:t>nama mhs)</w:t>
             </w:r>
           </w:p>
         </w:tc>
@@ -486,31 +424,7 @@
                 <w:sz w:val="23"/>
                 <w:szCs w:val="23"/>
               </w:rPr>
-              <w:t xml:space="preserve">Nama </w:t>
-            </w:r>
-            <w:proofErr w:type="spellStart"/>
-            <w:r>
-              <w:rPr>
-                <w:rFonts w:ascii="Cambria" w:hAnsi="Cambria"/>
-                <w:b/>
-                <w:bCs/>
-                <w:color w:val="000000" w:themeColor="text1"/>
-                <w:sz w:val="23"/>
-                <w:szCs w:val="23"/>
-              </w:rPr>
-              <w:t>Pembimbing</w:t>
-            </w:r>
-            <w:proofErr w:type="spellEnd"/>
-            <w:r>
-              <w:rPr>
-                <w:rFonts w:ascii="Cambria" w:hAnsi="Cambria"/>
-                <w:b/>
-                <w:bCs/>
-                <w:color w:val="000000" w:themeColor="text1"/>
-                <w:sz w:val="23"/>
-                <w:szCs w:val="23"/>
-              </w:rPr>
-              <w:t xml:space="preserve">         </w:t>
+              <w:t xml:space="preserve">Nama Pembimbing         </w:t>
             </w:r>
           </w:p>
         </w:tc>
@@ -576,39 +490,7 @@
                 <w:rFonts w:ascii="Segoe UI" w:hAnsi="Segoe UI" w:cs="Segoe UI"/>
                 <w:color w:val="000000" w:themeColor="text1"/>
               </w:rPr>
-              <w:t xml:space="preserve">(nama </w:t>
-            </w:r>
-            <w:proofErr w:type="spellStart"/>
-            <w:r>
-              <w:rPr>
-                <w:rFonts w:ascii="Segoe UI" w:hAnsi="Segoe UI" w:cs="Segoe UI"/>
-                <w:color w:val="000000" w:themeColor="text1"/>
-              </w:rPr>
-              <w:t>ketua</w:t>
-            </w:r>
-            <w:proofErr w:type="spellEnd"/>
-            <w:r>
-              <w:rPr>
-                <w:rFonts w:ascii="Segoe UI" w:hAnsi="Segoe UI" w:cs="Segoe UI"/>
-                <w:color w:val="000000" w:themeColor="text1"/>
-              </w:rPr>
-              <w:t xml:space="preserve"> </w:t>
-            </w:r>
-            <w:proofErr w:type="spellStart"/>
-            <w:r>
-              <w:rPr>
-                <w:rFonts w:ascii="Segoe UI" w:hAnsi="Segoe UI" w:cs="Segoe UI"/>
-                <w:color w:val="000000" w:themeColor="text1"/>
-              </w:rPr>
-              <w:t>pembimbing</w:t>
-            </w:r>
-            <w:proofErr w:type="spellEnd"/>
-            <w:r>
-              <w:rPr>
-                <w:rFonts w:ascii="Segoe UI" w:hAnsi="Segoe UI" w:cs="Segoe UI"/>
-                <w:color w:val="000000" w:themeColor="text1"/>
-              </w:rPr>
-              <w:t>)</w:t>
+              <w:t>(nama ketua pembimbing)</w:t>
             </w:r>
           </w:p>
         </w:tc>
@@ -648,55 +530,7 @@
                 <w:sz w:val="23"/>
                 <w:szCs w:val="23"/>
               </w:rPr>
-              <w:t xml:space="preserve">Nama </w:t>
-            </w:r>
-            <w:proofErr w:type="spellStart"/>
-            <w:r>
-              <w:rPr>
-                <w:rFonts w:ascii="Cambria" w:hAnsi="Cambria"/>
-                <w:b/>
-                <w:bCs/>
-                <w:color w:val="000000" w:themeColor="text1"/>
-                <w:sz w:val="23"/>
-                <w:szCs w:val="23"/>
-              </w:rPr>
-              <w:t>Anggota</w:t>
-            </w:r>
-            <w:proofErr w:type="spellEnd"/>
-            <w:r>
-              <w:rPr>
-                <w:rFonts w:ascii="Cambria" w:hAnsi="Cambria"/>
-                <w:b/>
-                <w:bCs/>
-                <w:color w:val="000000" w:themeColor="text1"/>
-                <w:sz w:val="23"/>
-                <w:szCs w:val="23"/>
-              </w:rPr>
-              <w:t xml:space="preserve"> </w:t>
-            </w:r>
-            <w:proofErr w:type="spellStart"/>
-            <w:r>
-              <w:rPr>
-                <w:rFonts w:ascii="Cambria" w:hAnsi="Cambria"/>
-                <w:b/>
-                <w:bCs/>
-                <w:color w:val="000000" w:themeColor="text1"/>
-                <w:sz w:val="23"/>
-                <w:szCs w:val="23"/>
-              </w:rPr>
-              <w:t>Pembimbing</w:t>
-            </w:r>
-            <w:proofErr w:type="spellEnd"/>
-            <w:r>
-              <w:rPr>
-                <w:rFonts w:ascii="Cambria" w:hAnsi="Cambria"/>
-                <w:b/>
-                <w:bCs/>
-                <w:color w:val="000000" w:themeColor="text1"/>
-                <w:sz w:val="23"/>
-                <w:szCs w:val="23"/>
-              </w:rPr>
-              <w:t xml:space="preserve"> I</w:t>
+              <w:t>Nama Anggota Pembimbing I</w:t>
             </w:r>
           </w:p>
           <w:p>
@@ -775,23 +609,7 @@
                 <w:rFonts w:ascii="Segoe UI" w:hAnsi="Segoe UI" w:cs="Segoe UI"/>
                 <w:color w:val="000000" w:themeColor="text1"/>
               </w:rPr>
-              <w:t xml:space="preserve">(nama </w:t>
-            </w:r>
-            <w:proofErr w:type="spellStart"/>
-            <w:r>
-              <w:rPr>
-                <w:rFonts w:ascii="Segoe UI" w:hAnsi="Segoe UI" w:cs="Segoe UI"/>
-                <w:color w:val="000000" w:themeColor="text1"/>
-              </w:rPr>
-              <w:t>pembimbing</w:t>
-            </w:r>
-            <w:proofErr w:type="spellEnd"/>
-            <w:r>
-              <w:rPr>
-                <w:rFonts w:ascii="Segoe UI" w:hAnsi="Segoe UI" w:cs="Segoe UI"/>
-                <w:color w:val="000000" w:themeColor="text1"/>
-              </w:rPr>
-              <w:t xml:space="preserve"> I)</w:t>
+              <w:t>(nama pembimbing I)</w:t>
             </w:r>
           </w:p>
         </w:tc>
@@ -831,55 +649,7 @@
                 <w:sz w:val="23"/>
                 <w:szCs w:val="23"/>
               </w:rPr>
-              <w:t xml:space="preserve">Nama </w:t>
-            </w:r>
-            <w:proofErr w:type="spellStart"/>
-            <w:r>
-              <w:rPr>
-                <w:rFonts w:ascii="Cambria" w:hAnsi="Cambria"/>
-                <w:b/>
-                <w:bCs/>
-                <w:color w:val="000000" w:themeColor="text1"/>
-                <w:sz w:val="23"/>
-                <w:szCs w:val="23"/>
-              </w:rPr>
-              <w:t>Anggota</w:t>
-            </w:r>
-            <w:proofErr w:type="spellEnd"/>
-            <w:r>
-              <w:rPr>
-                <w:rFonts w:ascii="Cambria" w:hAnsi="Cambria"/>
-                <w:b/>
-                <w:bCs/>
-                <w:color w:val="000000" w:themeColor="text1"/>
-                <w:sz w:val="23"/>
-                <w:szCs w:val="23"/>
-              </w:rPr>
-              <w:t xml:space="preserve"> </w:t>
-            </w:r>
-            <w:proofErr w:type="spellStart"/>
-            <w:r>
-              <w:rPr>
-                <w:rFonts w:ascii="Cambria" w:hAnsi="Cambria"/>
-                <w:b/>
-                <w:bCs/>
-                <w:color w:val="000000" w:themeColor="text1"/>
-                <w:sz w:val="23"/>
-                <w:szCs w:val="23"/>
-              </w:rPr>
-              <w:t>Pembimbing</w:t>
-            </w:r>
-            <w:proofErr w:type="spellEnd"/>
-            <w:r>
-              <w:rPr>
-                <w:rFonts w:ascii="Cambria" w:hAnsi="Cambria"/>
-                <w:b/>
-                <w:bCs/>
-                <w:color w:val="000000" w:themeColor="text1"/>
-                <w:sz w:val="23"/>
-                <w:szCs w:val="23"/>
-              </w:rPr>
-              <w:t xml:space="preserve"> II</w:t>
+              <w:t>Nama Anggota Pembimbing II</w:t>
             </w:r>
           </w:p>
         </w:tc>
@@ -949,31 +719,7 @@
                 <w:sz w:val="23"/>
                 <w:szCs w:val="23"/>
               </w:rPr>
-              <w:t xml:space="preserve">(nama </w:t>
-            </w:r>
-            <w:proofErr w:type="spellStart"/>
-            <w:r>
-              <w:rPr>
-                <w:rFonts w:ascii="Cambria" w:hAnsi="Cambria"/>
-                <w:b/>
-                <w:bCs/>
-                <w:color w:val="000000" w:themeColor="text1"/>
-                <w:sz w:val="23"/>
-                <w:szCs w:val="23"/>
-              </w:rPr>
-              <w:t>pembimbing</w:t>
-            </w:r>
-            <w:proofErr w:type="spellEnd"/>
-            <w:r>
-              <w:rPr>
-                <w:rFonts w:ascii="Cambria" w:hAnsi="Cambria"/>
-                <w:b/>
-                <w:bCs/>
-                <w:color w:val="000000" w:themeColor="text1"/>
-                <w:sz w:val="23"/>
-                <w:szCs w:val="23"/>
-              </w:rPr>
-              <w:t xml:space="preserve"> II)</w:t>
+              <w:t>(nama pembimbing II)</w:t>
             </w:r>
           </w:p>
         </w:tc>
@@ -1091,263 +837,29 @@
                 <w:rFonts w:ascii="Cambria" w:hAnsi="Cambria"/>
                 <w:color w:val="000000" w:themeColor="text1"/>
               </w:rPr>
-              <w:t>$(</w:t>
-            </w:r>
-            <w:proofErr w:type="spellStart"/>
-            <w:r>
-              <w:rPr>
-                <w:rFonts w:ascii="Cambria" w:hAnsi="Cambria"/>
-                <w:color w:val="000000" w:themeColor="text1"/>
-              </w:rPr>
-              <w:t>nilai</w:t>
-            </w:r>
-            <w:proofErr w:type="spellEnd"/>
-            <w:r>
-              <w:rPr>
-                <w:rFonts w:ascii="Cambria" w:hAnsi="Cambria"/>
-                <w:color w:val="000000" w:themeColor="text1"/>
-              </w:rPr>
-              <w:t xml:space="preserve"> rata2 </w:t>
-            </w:r>
-            <w:proofErr w:type="spellStart"/>
-            <w:r>
-              <w:rPr>
-                <w:rFonts w:ascii="Cambria" w:hAnsi="Cambria"/>
-                <w:color w:val="000000" w:themeColor="text1"/>
-              </w:rPr>
-              <w:t>dari</w:t>
-            </w:r>
-            <w:proofErr w:type="spellEnd"/>
-            <w:r>
-              <w:rPr>
-                <w:rFonts w:ascii="Cambria" w:hAnsi="Cambria"/>
-                <w:color w:val="000000" w:themeColor="text1"/>
-              </w:rPr>
-              <w:t xml:space="preserve"> </w:t>
-            </w:r>
-            <w:proofErr w:type="gramStart"/>
-            <w:r>
-              <w:rPr>
-                <w:rFonts w:ascii="Cambria" w:hAnsi="Cambria"/>
-                <w:color w:val="000000" w:themeColor="text1"/>
-              </w:rPr>
-              <w:t>form</w:t>
-            </w:r>
-            <w:proofErr w:type="gramEnd"/>
-            <w:r>
-              <w:rPr>
-                <w:rFonts w:ascii="Cambria" w:hAnsi="Cambria"/>
-                <w:color w:val="000000" w:themeColor="text1"/>
-              </w:rPr>
-              <w:t xml:space="preserve"> </w:t>
-            </w:r>
-            <w:proofErr w:type="spellStart"/>
-            <w:proofErr w:type="gramStart"/>
-            <w:r>
-              <w:rPr>
-                <w:rFonts w:ascii="Cambria" w:hAnsi="Cambria"/>
-                <w:color w:val="000000" w:themeColor="text1"/>
-              </w:rPr>
-              <w:t>penilaian</w:t>
-            </w:r>
-            <w:proofErr w:type="spellEnd"/>
-            <w:r>
-              <w:rPr>
-                <w:rFonts w:ascii="Cambria" w:hAnsi="Cambria"/>
-                <w:color w:val="000000" w:themeColor="text1"/>
-              </w:rPr>
-              <w:t>)</w:t>
-            </w:r>
-            <w:r>
-              <w:rPr>
-                <w:rFonts w:ascii="Cambria" w:hAnsi="Cambria"/>
-                <w:b/>
-                <w:bCs/>
-                <w:color w:val="000000" w:themeColor="text1"/>
-                <w:sz w:val="23"/>
-                <w:szCs w:val="23"/>
-              </w:rPr>
-              <w:t xml:space="preserve">   </w:t>
-            </w:r>
-            <w:proofErr w:type="gramEnd"/>
-            <w:r>
-              <w:rPr>
-                <w:rFonts w:ascii="Cambria" w:hAnsi="Cambria"/>
-                <w:b/>
-                <w:bCs/>
-                <w:color w:val="000000" w:themeColor="text1"/>
-                <w:sz w:val="23"/>
-                <w:szCs w:val="23"/>
-              </w:rPr>
-              <w:t xml:space="preserve">     </w:t>
-            </w:r>
-            <w:proofErr w:type="gramStart"/>
-            <w:r>
-              <w:rPr>
-                <w:rFonts w:ascii="Cambria" w:hAnsi="Cambria"/>
-                <w:b/>
-                <w:bCs/>
-                <w:color w:val="000000" w:themeColor="text1"/>
-                <w:sz w:val="23"/>
-                <w:szCs w:val="23"/>
-              </w:rPr>
-              <w:t xml:space="preserve">   </w:t>
-            </w:r>
-            <w:r>
-              <w:rPr>
-                <w:rFonts w:ascii="Cambria" w:hAnsi="Cambria"/>
-                <w:b/>
-                <w:bCs/>
-                <w:color w:val="000000" w:themeColor="text1"/>
-                <w:sz w:val="23"/>
-                <w:szCs w:val="23"/>
-              </w:rPr>
-              <w:t>(</w:t>
-            </w:r>
-            <w:proofErr w:type="spellStart"/>
-            <w:proofErr w:type="gramEnd"/>
-            <w:r>
-              <w:rPr>
-                <w:rFonts w:ascii="Cambria" w:hAnsi="Cambria"/>
-                <w:b/>
-                <w:bCs/>
-                <w:color w:val="000000" w:themeColor="text1"/>
-                <w:sz w:val="23"/>
-                <w:szCs w:val="23"/>
-              </w:rPr>
-              <w:t>jumlah</w:t>
-            </w:r>
-            <w:proofErr w:type="spellEnd"/>
-            <w:r>
-              <w:rPr>
-                <w:rFonts w:ascii="Cambria" w:hAnsi="Cambria"/>
-                <w:b/>
-                <w:bCs/>
-                <w:color w:val="000000" w:themeColor="text1"/>
-                <w:sz w:val="23"/>
-                <w:szCs w:val="23"/>
-              </w:rPr>
-              <w:t xml:space="preserve"> </w:t>
-            </w:r>
-            <w:proofErr w:type="spellStart"/>
-            <w:r>
-              <w:rPr>
-                <w:rFonts w:ascii="Cambria" w:hAnsi="Cambria"/>
-                <w:b/>
-                <w:bCs/>
-                <w:color w:val="000000" w:themeColor="text1"/>
-                <w:sz w:val="23"/>
-                <w:szCs w:val="23"/>
-              </w:rPr>
-              <w:t>nilai</w:t>
-            </w:r>
-            <w:proofErr w:type="spellEnd"/>
-            <w:r>
-              <w:rPr>
-                <w:rFonts w:ascii="Cambria" w:hAnsi="Cambria"/>
-                <w:b/>
-                <w:bCs/>
-                <w:color w:val="000000" w:themeColor="text1"/>
-                <w:sz w:val="23"/>
-                <w:szCs w:val="23"/>
-              </w:rPr>
-              <w:t xml:space="preserve"> </w:t>
-            </w:r>
-            <w:proofErr w:type="spellStart"/>
-            <w:r>
-              <w:rPr>
-                <w:rFonts w:ascii="Cambria" w:hAnsi="Cambria"/>
-                <w:b/>
-                <w:bCs/>
-                <w:color w:val="000000" w:themeColor="text1"/>
-                <w:sz w:val="23"/>
-                <w:szCs w:val="23"/>
-              </w:rPr>
-              <w:t>dibagi</w:t>
-            </w:r>
-            <w:proofErr w:type="spellEnd"/>
-            <w:r>
-              <w:rPr>
-                <w:rFonts w:ascii="Cambria" w:hAnsi="Cambria"/>
-                <w:b/>
-                <w:bCs/>
-                <w:color w:val="000000" w:themeColor="text1"/>
-                <w:sz w:val="23"/>
-                <w:szCs w:val="23"/>
-              </w:rPr>
-              <w:t xml:space="preserve"> </w:t>
-            </w:r>
-            <w:proofErr w:type="spellStart"/>
-            <w:r>
-              <w:rPr>
-                <w:rFonts w:ascii="Cambria" w:hAnsi="Cambria"/>
-                <w:b/>
-                <w:bCs/>
-                <w:color w:val="000000" w:themeColor="text1"/>
-                <w:sz w:val="23"/>
-                <w:szCs w:val="23"/>
-              </w:rPr>
-              <w:t>dengan</w:t>
-            </w:r>
-            <w:proofErr w:type="spellEnd"/>
-            <w:r>
-              <w:rPr>
-                <w:rFonts w:ascii="Cambria" w:hAnsi="Cambria"/>
-                <w:b/>
-                <w:bCs/>
-                <w:color w:val="000000" w:themeColor="text1"/>
-                <w:sz w:val="23"/>
-                <w:szCs w:val="23"/>
-              </w:rPr>
-              <w:t xml:space="preserve"> </w:t>
-            </w:r>
-            <w:proofErr w:type="spellStart"/>
-            <w:r>
-              <w:rPr>
-                <w:rFonts w:ascii="Cambria" w:hAnsi="Cambria"/>
-                <w:b/>
-                <w:bCs/>
-                <w:color w:val="000000" w:themeColor="text1"/>
-                <w:sz w:val="23"/>
-                <w:szCs w:val="23"/>
-              </w:rPr>
-              <w:t>jumlah</w:t>
-            </w:r>
-            <w:proofErr w:type="spellEnd"/>
-            <w:r>
-              <w:rPr>
-                <w:rFonts w:ascii="Cambria" w:hAnsi="Cambria"/>
-                <w:b/>
-                <w:bCs/>
-                <w:color w:val="000000" w:themeColor="text1"/>
-                <w:sz w:val="23"/>
-                <w:szCs w:val="23"/>
-              </w:rPr>
-              <w:t xml:space="preserve"> semua </w:t>
-            </w:r>
-            <w:proofErr w:type="spellStart"/>
-            <w:r>
-              <w:rPr>
-                <w:rFonts w:ascii="Cambria" w:hAnsi="Cambria"/>
-                <w:b/>
-                <w:bCs/>
-                <w:color w:val="000000" w:themeColor="text1"/>
-                <w:sz w:val="23"/>
-                <w:szCs w:val="23"/>
-              </w:rPr>
-              <w:t>penilai</w:t>
-            </w:r>
-            <w:proofErr w:type="spellEnd"/>
-            <w:r>
-              <w:rPr>
-                <w:rFonts w:ascii="Cambria" w:hAnsi="Cambria"/>
-                <w:b/>
-                <w:bCs/>
-                <w:color w:val="000000" w:themeColor="text1"/>
-                <w:sz w:val="23"/>
-                <w:szCs w:val="23"/>
-              </w:rPr>
-              <w:t>)</w:t>
+              <w:t>$(nilai rata2 dari form penilaian)</w:t>
+            </w:r>
+            <w:r>
+              <w:rPr>
+                <w:rFonts w:ascii="Cambria" w:hAnsi="Cambria"/>
+                <w:b/>
+                <w:bCs/>
+                <w:color w:val="000000" w:themeColor="text1"/>
+                <w:sz w:val="23"/>
+                <w:szCs w:val="23"/>
+              </w:rPr>
+              <w:t xml:space="preserve">           </w:t>
+            </w:r>
+            <w:r>
+              <w:rPr>
+                <w:rFonts w:ascii="Cambria" w:hAnsi="Cambria"/>
+                <w:b/>
+                <w:bCs/>
+                <w:color w:val="000000" w:themeColor="text1"/>
+                <w:sz w:val="23"/>
+                <w:szCs w:val="23"/>
+              </w:rPr>
+              <w:t>(jumlah nilai dibagi dengan jumlah semua penilai)</w:t>
             </w:r>
           </w:p>
         </w:tc>
@@ -1460,7 +972,6 @@
                 <w:szCs w:val="24"/>
               </w:rPr>
             </w:pPr>
-            <w:proofErr w:type="spellStart"/>
             <w:r>
               <w:rPr>
                 <w:rFonts w:ascii="Cambria" w:hAnsi="Cambria"/>
@@ -1469,31 +980,8 @@
                 <w:sz w:val="24"/>
                 <w:szCs w:val="24"/>
               </w:rPr>
-              <w:t>Komponen</w:t>
-            </w:r>
-            <w:proofErr w:type="spellEnd"/>
-            <w:r>
-              <w:rPr>
-                <w:rFonts w:ascii="Cambria" w:hAnsi="Cambria"/>
-                <w:b/>
-                <w:color w:val="000000" w:themeColor="text1"/>
-                <w:sz w:val="24"/>
-                <w:szCs w:val="24"/>
-              </w:rPr>
-              <w:t xml:space="preserve"> </w:t>
-            </w:r>
-            <w:proofErr w:type="spellStart"/>
-            <w:r>
-              <w:rPr>
-                <w:rFonts w:ascii="Cambria" w:hAnsi="Cambria"/>
-                <w:b/>
-                <w:color w:val="000000" w:themeColor="text1"/>
-                <w:sz w:val="24"/>
-                <w:szCs w:val="24"/>
-              </w:rPr>
-              <w:t>Penilaian</w:t>
-            </w:r>
-            <w:proofErr w:type="spellEnd"/>
+              <w:t>Komponen Penilaian</w:t>
+            </w:r>
           </w:p>
           <w:p>
             <w:pPr>
@@ -1600,7 +1088,6 @@
                 <w:szCs w:val="24"/>
               </w:rPr>
             </w:pPr>
-            <w:proofErr w:type="spellStart"/>
             <w:r>
               <w:rPr>
                 <w:rFonts w:ascii="Cambria" w:hAnsi="Cambria"/>
@@ -1609,18 +1096,7 @@
                 <w:sz w:val="24"/>
                 <w:szCs w:val="24"/>
               </w:rPr>
-              <w:t>Keterangan</w:t>
-            </w:r>
-            <w:proofErr w:type="spellEnd"/>
-            <w:r>
-              <w:rPr>
-                <w:rFonts w:ascii="Cambria" w:hAnsi="Cambria"/>
-                <w:b/>
-                <w:color w:val="000000" w:themeColor="text1"/>
-                <w:sz w:val="24"/>
-                <w:szCs w:val="24"/>
-              </w:rPr>
-              <w:t xml:space="preserve"> </w:t>
+              <w:t xml:space="preserve">Keterangan </w:t>
             </w:r>
           </w:p>
         </w:tc>
@@ -1680,23 +1156,13 @@
                 <w:color w:val="000000" w:themeColor="text1"/>
               </w:rPr>
             </w:pPr>
-            <w:proofErr w:type="spellStart"/>
-            <w:r>
-              <w:rPr>
-                <w:rFonts w:ascii="Cambria" w:hAnsi="Cambria"/>
-                <w:b/>
-                <w:color w:val="000000" w:themeColor="text1"/>
-              </w:rPr>
-              <w:t>Penilai</w:t>
-            </w:r>
-            <w:proofErr w:type="spellEnd"/>
-            <w:r>
-              <w:rPr>
-                <w:rFonts w:ascii="Cambria" w:hAnsi="Cambria"/>
-                <w:b/>
-                <w:color w:val="000000" w:themeColor="text1"/>
-              </w:rPr>
-              <w:t xml:space="preserve"> 1</w:t>
+            <w:r>
+              <w:rPr>
+                <w:rFonts w:ascii="Cambria" w:hAnsi="Cambria"/>
+                <w:b/>
+                <w:color w:val="000000" w:themeColor="text1"/>
+              </w:rPr>
+              <w:t>Penilai 1</w:t>
             </w:r>
           </w:p>
         </w:tc>
@@ -1867,23 +1333,13 @@
                 <w:color w:val="000000" w:themeColor="text1"/>
               </w:rPr>
             </w:pPr>
-            <w:proofErr w:type="spellStart"/>
-            <w:r>
-              <w:rPr>
-                <w:rFonts w:ascii="Cambria" w:hAnsi="Cambria"/>
-                <w:b/>
-                <w:color w:val="000000" w:themeColor="text1"/>
-              </w:rPr>
-              <w:t>Penilai</w:t>
-            </w:r>
-            <w:proofErr w:type="spellEnd"/>
-            <w:r>
-              <w:rPr>
-                <w:rFonts w:ascii="Cambria" w:hAnsi="Cambria"/>
-                <w:b/>
-                <w:color w:val="000000" w:themeColor="text1"/>
-              </w:rPr>
-              <w:t xml:space="preserve"> 2</w:t>
+            <w:r>
+              <w:rPr>
+                <w:rFonts w:ascii="Cambria" w:hAnsi="Cambria"/>
+                <w:b/>
+                <w:color w:val="000000" w:themeColor="text1"/>
+              </w:rPr>
+              <w:t>Penilai 2</w:t>
             </w:r>
           </w:p>
         </w:tc>
@@ -2216,39 +1672,7 @@
                 <w:rFonts w:ascii="Cambria" w:hAnsi="Cambria"/>
                 <w:color w:val="000000" w:themeColor="text1"/>
               </w:rPr>
-              <w:t>$(</w:t>
-            </w:r>
-            <w:proofErr w:type="spellStart"/>
-            <w:r>
-              <w:rPr>
-                <w:rFonts w:ascii="Cambria" w:hAnsi="Cambria"/>
-                <w:color w:val="000000" w:themeColor="text1"/>
-              </w:rPr>
-              <w:t>nilai</w:t>
-            </w:r>
-            <w:proofErr w:type="spellEnd"/>
-            <w:r>
-              <w:rPr>
-                <w:rFonts w:ascii="Cambria" w:hAnsi="Cambria"/>
-                <w:color w:val="000000" w:themeColor="text1"/>
-              </w:rPr>
-              <w:t xml:space="preserve"> </w:t>
-            </w:r>
-            <w:proofErr w:type="spellStart"/>
-            <w:r>
-              <w:rPr>
-                <w:rFonts w:ascii="Cambria" w:hAnsi="Cambria"/>
-                <w:color w:val="000000" w:themeColor="text1"/>
-              </w:rPr>
-              <w:t>akhir</w:t>
-            </w:r>
-            <w:proofErr w:type="spellEnd"/>
-            <w:r>
-              <w:rPr>
-                <w:rFonts w:ascii="Cambria" w:hAnsi="Cambria"/>
-                <w:color w:val="000000" w:themeColor="text1"/>
-              </w:rPr>
-              <w:t xml:space="preserve"> rata rata)</w:t>
+              <w:t>$(nilai akhir rata rata)</w:t>
             </w:r>
           </w:p>
         </w:tc>
@@ -2345,25 +1769,7 @@
                 <w:b/>
                 <w:color w:val="000000" w:themeColor="text1"/>
               </w:rPr>
-              <w:t>Nilai Akhir (</w:t>
-            </w:r>
-            <w:proofErr w:type="spellStart"/>
-            <w:r>
-              <w:rPr>
-                <w:rFonts w:ascii="Cambria" w:hAnsi="Cambria"/>
-                <w:b/>
-                <w:color w:val="000000" w:themeColor="text1"/>
-              </w:rPr>
-              <w:t>Indeks</w:t>
-            </w:r>
-            <w:proofErr w:type="spellEnd"/>
-            <w:r>
-              <w:rPr>
-                <w:rFonts w:ascii="Cambria" w:hAnsi="Cambria"/>
-                <w:b/>
-                <w:color w:val="000000" w:themeColor="text1"/>
-              </w:rPr>
-              <w:t>)</w:t>
+              <w:t>Nilai Akhir (Indeks)</w:t>
             </w:r>
           </w:p>
         </w:tc>
@@ -2394,55 +1800,7 @@
                 <w:rFonts w:ascii="Cambria" w:hAnsi="Cambria"/>
                 <w:color w:val="000000" w:themeColor="text1"/>
               </w:rPr>
-              <w:t>$(</w:t>
-            </w:r>
-            <w:proofErr w:type="spellStart"/>
-            <w:r>
-              <w:rPr>
-                <w:rFonts w:ascii="Cambria" w:hAnsi="Cambria"/>
-                <w:color w:val="000000" w:themeColor="text1"/>
-              </w:rPr>
-              <w:t>nilai</w:t>
-            </w:r>
-            <w:proofErr w:type="spellEnd"/>
-            <w:r>
-              <w:rPr>
-                <w:rFonts w:ascii="Cambria" w:hAnsi="Cambria"/>
-                <w:color w:val="000000" w:themeColor="text1"/>
-              </w:rPr>
-              <w:t xml:space="preserve"> </w:t>
-            </w:r>
-            <w:proofErr w:type="spellStart"/>
-            <w:r>
-              <w:rPr>
-                <w:rFonts w:ascii="Cambria" w:hAnsi="Cambria"/>
-                <w:color w:val="000000" w:themeColor="text1"/>
-              </w:rPr>
-              <w:t>akhir</w:t>
-            </w:r>
-            <w:proofErr w:type="spellEnd"/>
-            <w:r>
-              <w:rPr>
-                <w:rFonts w:ascii="Cambria" w:hAnsi="Cambria"/>
-                <w:color w:val="000000" w:themeColor="text1"/>
-              </w:rPr>
-              <w:t xml:space="preserve"> </w:t>
-            </w:r>
-            <w:proofErr w:type="spellStart"/>
-            <w:r>
-              <w:rPr>
-                <w:rFonts w:ascii="Cambria" w:hAnsi="Cambria"/>
-                <w:color w:val="000000" w:themeColor="text1"/>
-              </w:rPr>
-              <w:t>indeks</w:t>
-            </w:r>
-            <w:proofErr w:type="spellEnd"/>
-            <w:r>
-              <w:rPr>
-                <w:rFonts w:ascii="Cambria" w:hAnsi="Cambria"/>
-                <w:color w:val="000000" w:themeColor="text1"/>
-              </w:rPr>
-              <w:t>)</w:t>
+              <w:t>$(nilai akhir indeks)</w:t>
             </w:r>
           </w:p>
         </w:tc>
@@ -2465,21 +1823,12 @@
                 <w:color w:val="000000" w:themeColor="text1"/>
               </w:rPr>
             </w:pPr>
-            <w:proofErr w:type="spellStart"/>
-            <w:r>
-              <w:rPr>
-                <w:rFonts w:ascii="Cambria" w:hAnsi="Cambria"/>
-                <w:color w:val="000000" w:themeColor="text1"/>
-              </w:rPr>
-              <w:t>Indeks</w:t>
-            </w:r>
-            <w:proofErr w:type="spellEnd"/>
-            <w:r>
-              <w:rPr>
-                <w:rFonts w:ascii="Cambria" w:hAnsi="Cambria"/>
-                <w:color w:val="000000" w:themeColor="text1"/>
-              </w:rPr>
-              <w:t xml:space="preserve">:   </w:t>
+            <w:r>
+              <w:rPr>
+                <w:rFonts w:ascii="Cambria" w:hAnsi="Cambria"/>
+                <w:color w:val="000000" w:themeColor="text1"/>
+              </w:rPr>
+              <w:t xml:space="preserve">Indeks:   </w:t>
             </w:r>
             <w:r>
               <w:rPr>
@@ -2709,7 +2058,6 @@
           <w:szCs w:val="24"/>
         </w:rPr>
       </w:pPr>
-      <w:proofErr w:type="spellStart"/>
       <w:r>
         <w:rPr>
           <w:rFonts w:ascii="Cambria" w:hAnsi="Cambria"/>
@@ -2718,40 +2066,7 @@
           <w:color w:val="000000" w:themeColor="text1"/>
           <w:szCs w:val="24"/>
         </w:rPr>
-        <w:t>Tanggal</w:t>
-      </w:r>
-      <w:proofErr w:type="spellEnd"/>
-      <w:r>
-        <w:rPr>
-          <w:rFonts w:ascii="Cambria" w:hAnsi="Cambria"/>
-          <w:b/>
-          <w:bCs/>
-          <w:color w:val="000000" w:themeColor="text1"/>
-          <w:szCs w:val="24"/>
-        </w:rPr>
-        <w:t xml:space="preserve"> </w:t>
-      </w:r>
-      <w:proofErr w:type="spellStart"/>
-      <w:r>
-        <w:rPr>
-          <w:rFonts w:ascii="Cambria" w:hAnsi="Cambria"/>
-          <w:b/>
-          <w:bCs/>
-          <w:color w:val="000000" w:themeColor="text1"/>
-          <w:szCs w:val="24"/>
-        </w:rPr>
-        <w:t>penilaian</w:t>
-      </w:r>
-      <w:proofErr w:type="spellEnd"/>
-      <w:r>
-        <w:rPr>
-          <w:rFonts w:ascii="Cambria" w:hAnsi="Cambria"/>
-          <w:b/>
-          <w:bCs/>
-          <w:color w:val="000000" w:themeColor="text1"/>
-          <w:szCs w:val="24"/>
-        </w:rPr>
-        <w:t xml:space="preserve">: </w:t>
+        <w:t xml:space="preserve">Tanggal penilaian: </w:t>
       </w:r>
       <w:r>
         <w:rPr>
@@ -2773,41 +2088,13 @@
         </w:rPr>
         <w:t>(</w:t>
       </w:r>
-      <w:proofErr w:type="spellStart"/>
       <w:r>
         <w:rPr>
           <w:rFonts w:ascii="Cambria" w:hAnsi="Cambria"/>
           <w:color w:val="000000" w:themeColor="text1"/>
           <w:szCs w:val="24"/>
         </w:rPr>
-        <w:t>tgl</w:t>
-      </w:r>
-      <w:proofErr w:type="spellEnd"/>
-      <w:r>
-        <w:rPr>
-          <w:rFonts w:ascii="Cambria" w:hAnsi="Cambria"/>
-          <w:color w:val="000000" w:themeColor="text1"/>
-          <w:szCs w:val="24"/>
-        </w:rPr>
-        <w:t xml:space="preserve"> create </w:t>
-      </w:r>
-      <w:proofErr w:type="spellStart"/>
-      <w:r>
-        <w:rPr>
-          <w:rFonts w:ascii="Cambria" w:hAnsi="Cambria"/>
-          <w:color w:val="000000" w:themeColor="text1"/>
-          <w:szCs w:val="24"/>
-        </w:rPr>
-        <w:t>penilaian</w:t>
-      </w:r>
-      <w:proofErr w:type="spellEnd"/>
-      <w:r>
-        <w:rPr>
-          <w:rFonts w:ascii="Cambria" w:hAnsi="Cambria"/>
-          <w:color w:val="000000" w:themeColor="text1"/>
-          <w:szCs w:val="24"/>
-        </w:rPr>
-        <w:t>)</w:t>
+        <w:t>tgl create penilaian)</w:t>
       </w:r>
     </w:p>
     <w:p>
@@ -2924,7 +2211,31 @@
           <w:szCs w:val="24"/>
           <w:lang w:val="fi-FI"/>
         </w:rPr>
-        <w:t>(Nama ketua pembimbing)</w:t>
+        <w:t xml:space="preserve">(Nama ketua </w:t>
+      </w:r>
+      <w:r>
+        <w:rPr>
+          <w:rFonts w:ascii="Cambria" w:hAnsi="Cambria"/>
+          <w:b/>
+          <w:bCs/>
+          <w:color w:val="000000" w:themeColor="text1"/>
+          <w:sz w:val="20"/>
+          <w:szCs w:val="24"/>
+          <w:lang w:val="fi-FI"/>
+        </w:rPr>
+        <w:t>sidang</w:t>
+      </w:r>
+      <w:r>
+        <w:rPr>
+          <w:rFonts w:ascii="Cambria" w:hAnsi="Cambria"/>
+          <w:b/>
+          <w:bCs/>
+          <w:color w:val="000000" w:themeColor="text1"/>
+          <w:sz w:val="20"/>
+          <w:szCs w:val="24"/>
+          <w:lang w:val="fi-FI"/>
+        </w:rPr>
+        <w:t>)</w:t>
       </w:r>
     </w:p>
     <w:p>
@@ -2965,36 +2276,20 @@
           <w:color w:val="000000" w:themeColor="text1"/>
           <w:szCs w:val="24"/>
         </w:rPr>
-        <w:t xml:space="preserve">(nip </w:t>
+        <w:t xml:space="preserve">(nip ketua </w:t>
       </w:r>
-      <w:proofErr w:type="spellStart"/>
       <w:r>
         <w:rPr>
           <w:rFonts w:ascii="Cambria" w:hAnsi="Cambria"/>
+          <w:b/>
+          <w:bCs/>
           <w:color w:val="000000" w:themeColor="text1"/>
+          <w:sz w:val="20"/>
           <w:szCs w:val="24"/>
+          <w:lang w:val="fi-FI"/>
         </w:rPr>
-        <w:t>ketua</w:t>
+        <w:t>sidang</w:t>
       </w:r>
-      <w:proofErr w:type="spellEnd"/>
-      <w:r>
-        <w:rPr>
-          <w:rFonts w:ascii="Cambria" w:hAnsi="Cambria"/>
-          <w:color w:val="000000" w:themeColor="text1"/>
-          <w:szCs w:val="24"/>
-        </w:rPr>
-        <w:t xml:space="preserve"> </w:t>
-      </w:r>
-      <w:proofErr w:type="spellStart"/>
-      <w:r>
-        <w:rPr>
-          <w:rFonts w:ascii="Cambria" w:hAnsi="Cambria"/>
-          <w:color w:val="000000" w:themeColor="text1"/>
-          <w:szCs w:val="24"/>
-        </w:rPr>
-        <w:t>pembimbing</w:t>
-      </w:r>
-      <w:proofErr w:type="spellEnd"/>
       <w:r>
         <w:rPr>
           <w:rFonts w:ascii="Cambria" w:hAnsi="Cambria"/>

--- a/template/pROPOSAL/BA proposal.docx
+++ b/template/pROPOSAL/BA proposal.docx
@@ -110,16 +110,29 @@
                 <w:szCs w:val="23"/>
               </w:rPr>
             </w:pPr>
-            <w:r>
-              <w:rPr>
-                <w:rFonts w:ascii="Cambria" w:hAnsi="Cambria"/>
-                <w:b/>
-                <w:bCs/>
-                <w:color w:val="000000" w:themeColor="text1"/>
-                <w:sz w:val="23"/>
-                <w:szCs w:val="23"/>
-              </w:rPr>
-              <w:t xml:space="preserve">Judul Proposal </w:t>
+            <w:proofErr w:type="spellStart"/>
+            <w:r>
+              <w:rPr>
+                <w:rFonts w:ascii="Cambria" w:hAnsi="Cambria"/>
+                <w:b/>
+                <w:bCs/>
+                <w:color w:val="000000" w:themeColor="text1"/>
+                <w:sz w:val="23"/>
+                <w:szCs w:val="23"/>
+              </w:rPr>
+              <w:t>Judul</w:t>
+            </w:r>
+            <w:proofErr w:type="spellEnd"/>
+            <w:r>
+              <w:rPr>
+                <w:rFonts w:ascii="Cambria" w:hAnsi="Cambria"/>
+                <w:b/>
+                <w:bCs/>
+                <w:color w:val="000000" w:themeColor="text1"/>
+                <w:sz w:val="23"/>
+                <w:szCs w:val="23"/>
+              </w:rPr>
+              <w:t xml:space="preserve"> Proposal </w:t>
             </w:r>
             <w:r>
               <w:rPr>
@@ -206,12 +219,21 @@
               </w:rPr>
               <w:t>(</w:t>
             </w:r>
+            <w:proofErr w:type="spellStart"/>
             <w:r>
               <w:rPr>
                 <w:rFonts w:ascii="Segoe UI" w:hAnsi="Segoe UI" w:cs="Segoe UI"/>
                 <w:color w:val="000000" w:themeColor="text1"/>
               </w:rPr>
-              <w:t>judul)</w:t>
+              <w:t>judul</w:t>
+            </w:r>
+            <w:proofErr w:type="spellEnd"/>
+            <w:r>
+              <w:rPr>
+                <w:rFonts w:ascii="Segoe UI" w:hAnsi="Segoe UI" w:cs="Segoe UI"/>
+                <w:color w:val="000000" w:themeColor="text1"/>
+              </w:rPr>
+              <w:t>)</w:t>
             </w:r>
           </w:p>
         </w:tc>
@@ -251,7 +273,31 @@
                 <w:sz w:val="23"/>
                 <w:szCs w:val="23"/>
               </w:rPr>
-              <w:t xml:space="preserve">Nama Mahasiswa       </w:t>
+              <w:t xml:space="preserve">Nama </w:t>
+            </w:r>
+            <w:proofErr w:type="spellStart"/>
+            <w:r>
+              <w:rPr>
+                <w:rFonts w:ascii="Cambria" w:hAnsi="Cambria"/>
+                <w:b/>
+                <w:bCs/>
+                <w:color w:val="000000" w:themeColor="text1"/>
+                <w:sz w:val="23"/>
+                <w:szCs w:val="23"/>
+              </w:rPr>
+              <w:t>Mahasiswa</w:t>
+            </w:r>
+            <w:proofErr w:type="spellEnd"/>
+            <w:r>
+              <w:rPr>
+                <w:rFonts w:ascii="Cambria" w:hAnsi="Cambria"/>
+                <w:b/>
+                <w:bCs/>
+                <w:color w:val="000000" w:themeColor="text1"/>
+                <w:sz w:val="23"/>
+                <w:szCs w:val="23"/>
+              </w:rPr>
+              <w:t xml:space="preserve">       </w:t>
             </w:r>
           </w:p>
         </w:tc>
@@ -327,7 +373,23 @@
                 <w:rFonts w:ascii="Segoe UI" w:hAnsi="Segoe UI" w:cs="Segoe UI"/>
                 <w:color w:val="000000" w:themeColor="text1"/>
               </w:rPr>
-              <w:t>nama mhs)</w:t>
+              <w:t xml:space="preserve">nama </w:t>
+            </w:r>
+            <w:proofErr w:type="spellStart"/>
+            <w:r>
+              <w:rPr>
+                <w:rFonts w:ascii="Segoe UI" w:hAnsi="Segoe UI" w:cs="Segoe UI"/>
+                <w:color w:val="000000" w:themeColor="text1"/>
+              </w:rPr>
+              <w:t>mhs</w:t>
+            </w:r>
+            <w:proofErr w:type="spellEnd"/>
+            <w:r>
+              <w:rPr>
+                <w:rFonts w:ascii="Segoe UI" w:hAnsi="Segoe UI" w:cs="Segoe UI"/>
+                <w:color w:val="000000" w:themeColor="text1"/>
+              </w:rPr>
+              <w:t>)</w:t>
             </w:r>
           </w:p>
         </w:tc>
@@ -424,7 +486,31 @@
                 <w:sz w:val="23"/>
                 <w:szCs w:val="23"/>
               </w:rPr>
-              <w:t xml:space="preserve">Nama Pembimbing         </w:t>
+              <w:t xml:space="preserve">Nama </w:t>
+            </w:r>
+            <w:proofErr w:type="spellStart"/>
+            <w:r>
+              <w:rPr>
+                <w:rFonts w:ascii="Cambria" w:hAnsi="Cambria"/>
+                <w:b/>
+                <w:bCs/>
+                <w:color w:val="000000" w:themeColor="text1"/>
+                <w:sz w:val="23"/>
+                <w:szCs w:val="23"/>
+              </w:rPr>
+              <w:t>Pembimbing</w:t>
+            </w:r>
+            <w:proofErr w:type="spellEnd"/>
+            <w:r>
+              <w:rPr>
+                <w:rFonts w:ascii="Cambria" w:hAnsi="Cambria"/>
+                <w:b/>
+                <w:bCs/>
+                <w:color w:val="000000" w:themeColor="text1"/>
+                <w:sz w:val="23"/>
+                <w:szCs w:val="23"/>
+              </w:rPr>
+              <w:t xml:space="preserve">         </w:t>
             </w:r>
           </w:p>
         </w:tc>
@@ -490,7 +576,39 @@
                 <w:rFonts w:ascii="Segoe UI" w:hAnsi="Segoe UI" w:cs="Segoe UI"/>
                 <w:color w:val="000000" w:themeColor="text1"/>
               </w:rPr>
-              <w:t>(nama ketua pembimbing)</w:t>
+              <w:t xml:space="preserve">(nama </w:t>
+            </w:r>
+            <w:proofErr w:type="spellStart"/>
+            <w:r>
+              <w:rPr>
+                <w:rFonts w:ascii="Segoe UI" w:hAnsi="Segoe UI" w:cs="Segoe UI"/>
+                <w:color w:val="000000" w:themeColor="text1"/>
+              </w:rPr>
+              <w:t>ketua</w:t>
+            </w:r>
+            <w:proofErr w:type="spellEnd"/>
+            <w:r>
+              <w:rPr>
+                <w:rFonts w:ascii="Segoe UI" w:hAnsi="Segoe UI" w:cs="Segoe UI"/>
+                <w:color w:val="000000" w:themeColor="text1"/>
+              </w:rPr>
+              <w:t xml:space="preserve"> </w:t>
+            </w:r>
+            <w:proofErr w:type="spellStart"/>
+            <w:r>
+              <w:rPr>
+                <w:rFonts w:ascii="Segoe UI" w:hAnsi="Segoe UI" w:cs="Segoe UI"/>
+                <w:color w:val="000000" w:themeColor="text1"/>
+              </w:rPr>
+              <w:t>pembimbing</w:t>
+            </w:r>
+            <w:proofErr w:type="spellEnd"/>
+            <w:r>
+              <w:rPr>
+                <w:rFonts w:ascii="Segoe UI" w:hAnsi="Segoe UI" w:cs="Segoe UI"/>
+                <w:color w:val="000000" w:themeColor="text1"/>
+              </w:rPr>
+              <w:t>)</w:t>
             </w:r>
           </w:p>
         </w:tc>
@@ -530,7 +648,55 @@
                 <w:sz w:val="23"/>
                 <w:szCs w:val="23"/>
               </w:rPr>
-              <w:t>Nama Anggota Pembimbing I</w:t>
+              <w:t xml:space="preserve">Nama </w:t>
+            </w:r>
+            <w:proofErr w:type="spellStart"/>
+            <w:r>
+              <w:rPr>
+                <w:rFonts w:ascii="Cambria" w:hAnsi="Cambria"/>
+                <w:b/>
+                <w:bCs/>
+                <w:color w:val="000000" w:themeColor="text1"/>
+                <w:sz w:val="23"/>
+                <w:szCs w:val="23"/>
+              </w:rPr>
+              <w:t>Anggota</w:t>
+            </w:r>
+            <w:proofErr w:type="spellEnd"/>
+            <w:r>
+              <w:rPr>
+                <w:rFonts w:ascii="Cambria" w:hAnsi="Cambria"/>
+                <w:b/>
+                <w:bCs/>
+                <w:color w:val="000000" w:themeColor="text1"/>
+                <w:sz w:val="23"/>
+                <w:szCs w:val="23"/>
+              </w:rPr>
+              <w:t xml:space="preserve"> </w:t>
+            </w:r>
+            <w:proofErr w:type="spellStart"/>
+            <w:r>
+              <w:rPr>
+                <w:rFonts w:ascii="Cambria" w:hAnsi="Cambria"/>
+                <w:b/>
+                <w:bCs/>
+                <w:color w:val="000000" w:themeColor="text1"/>
+                <w:sz w:val="23"/>
+                <w:szCs w:val="23"/>
+              </w:rPr>
+              <w:t>Pembimbing</w:t>
+            </w:r>
+            <w:proofErr w:type="spellEnd"/>
+            <w:r>
+              <w:rPr>
+                <w:rFonts w:ascii="Cambria" w:hAnsi="Cambria"/>
+                <w:b/>
+                <w:bCs/>
+                <w:color w:val="000000" w:themeColor="text1"/>
+                <w:sz w:val="23"/>
+                <w:szCs w:val="23"/>
+              </w:rPr>
+              <w:t xml:space="preserve"> I</w:t>
             </w:r>
           </w:p>
           <w:p>
@@ -609,7 +775,23 @@
                 <w:rFonts w:ascii="Segoe UI" w:hAnsi="Segoe UI" w:cs="Segoe UI"/>
                 <w:color w:val="000000" w:themeColor="text1"/>
               </w:rPr>
-              <w:t>(nama pembimbing I)</w:t>
+              <w:t xml:space="preserve">(nama </w:t>
+            </w:r>
+            <w:proofErr w:type="spellStart"/>
+            <w:r>
+              <w:rPr>
+                <w:rFonts w:ascii="Segoe UI" w:hAnsi="Segoe UI" w:cs="Segoe UI"/>
+                <w:color w:val="000000" w:themeColor="text1"/>
+              </w:rPr>
+              <w:t>pembimbing</w:t>
+            </w:r>
+            <w:proofErr w:type="spellEnd"/>
+            <w:r>
+              <w:rPr>
+                <w:rFonts w:ascii="Segoe UI" w:hAnsi="Segoe UI" w:cs="Segoe UI"/>
+                <w:color w:val="000000" w:themeColor="text1"/>
+              </w:rPr>
+              <w:t xml:space="preserve"> I)</w:t>
             </w:r>
           </w:p>
         </w:tc>
@@ -649,7 +831,55 @@
                 <w:sz w:val="23"/>
                 <w:szCs w:val="23"/>
               </w:rPr>
-              <w:t>Nama Anggota Pembimbing II</w:t>
+              <w:t xml:space="preserve">Nama </w:t>
+            </w:r>
+            <w:proofErr w:type="spellStart"/>
+            <w:r>
+              <w:rPr>
+                <w:rFonts w:ascii="Cambria" w:hAnsi="Cambria"/>
+                <w:b/>
+                <w:bCs/>
+                <w:color w:val="000000" w:themeColor="text1"/>
+                <w:sz w:val="23"/>
+                <w:szCs w:val="23"/>
+              </w:rPr>
+              <w:t>Anggota</w:t>
+            </w:r>
+            <w:proofErr w:type="spellEnd"/>
+            <w:r>
+              <w:rPr>
+                <w:rFonts w:ascii="Cambria" w:hAnsi="Cambria"/>
+                <w:b/>
+                <w:bCs/>
+                <w:color w:val="000000" w:themeColor="text1"/>
+                <w:sz w:val="23"/>
+                <w:szCs w:val="23"/>
+              </w:rPr>
+              <w:t xml:space="preserve"> </w:t>
+            </w:r>
+            <w:proofErr w:type="spellStart"/>
+            <w:r>
+              <w:rPr>
+                <w:rFonts w:ascii="Cambria" w:hAnsi="Cambria"/>
+                <w:b/>
+                <w:bCs/>
+                <w:color w:val="000000" w:themeColor="text1"/>
+                <w:sz w:val="23"/>
+                <w:szCs w:val="23"/>
+              </w:rPr>
+              <w:t>Pembimbing</w:t>
+            </w:r>
+            <w:proofErr w:type="spellEnd"/>
+            <w:r>
+              <w:rPr>
+                <w:rFonts w:ascii="Cambria" w:hAnsi="Cambria"/>
+                <w:b/>
+                <w:bCs/>
+                <w:color w:val="000000" w:themeColor="text1"/>
+                <w:sz w:val="23"/>
+                <w:szCs w:val="23"/>
+              </w:rPr>
+              <w:t xml:space="preserve"> II</w:t>
             </w:r>
           </w:p>
         </w:tc>
@@ -719,7 +949,31 @@
                 <w:sz w:val="23"/>
                 <w:szCs w:val="23"/>
               </w:rPr>
-              <w:t>(nama pembimbing II)</w:t>
+              <w:t xml:space="preserve">(nama </w:t>
+            </w:r>
+            <w:proofErr w:type="spellStart"/>
+            <w:r>
+              <w:rPr>
+                <w:rFonts w:ascii="Cambria" w:hAnsi="Cambria"/>
+                <w:b/>
+                <w:bCs/>
+                <w:color w:val="000000" w:themeColor="text1"/>
+                <w:sz w:val="23"/>
+                <w:szCs w:val="23"/>
+              </w:rPr>
+              <w:t>pembimbing</w:t>
+            </w:r>
+            <w:proofErr w:type="spellEnd"/>
+            <w:r>
+              <w:rPr>
+                <w:rFonts w:ascii="Cambria" w:hAnsi="Cambria"/>
+                <w:b/>
+                <w:bCs/>
+                <w:color w:val="000000" w:themeColor="text1"/>
+                <w:sz w:val="23"/>
+                <w:szCs w:val="23"/>
+              </w:rPr>
+              <w:t xml:space="preserve"> II)</w:t>
             </w:r>
           </w:p>
         </w:tc>
@@ -837,29 +1091,263 @@
                 <w:rFonts w:ascii="Cambria" w:hAnsi="Cambria"/>
                 <w:color w:val="000000" w:themeColor="text1"/>
               </w:rPr>
-              <w:t>$(nilai rata2 dari form penilaian)</w:t>
-            </w:r>
-            <w:r>
-              <w:rPr>
-                <w:rFonts w:ascii="Cambria" w:hAnsi="Cambria"/>
-                <w:b/>
-                <w:bCs/>
-                <w:color w:val="000000" w:themeColor="text1"/>
-                <w:sz w:val="23"/>
-                <w:szCs w:val="23"/>
-              </w:rPr>
-              <w:t xml:space="preserve">           </w:t>
-            </w:r>
-            <w:r>
-              <w:rPr>
-                <w:rFonts w:ascii="Cambria" w:hAnsi="Cambria"/>
-                <w:b/>
-                <w:bCs/>
-                <w:color w:val="000000" w:themeColor="text1"/>
-                <w:sz w:val="23"/>
-                <w:szCs w:val="23"/>
-              </w:rPr>
-              <w:t>(jumlah nilai dibagi dengan jumlah semua penilai)</w:t>
+              <w:t>$(</w:t>
+            </w:r>
+            <w:proofErr w:type="spellStart"/>
+            <w:r>
+              <w:rPr>
+                <w:rFonts w:ascii="Cambria" w:hAnsi="Cambria"/>
+                <w:color w:val="000000" w:themeColor="text1"/>
+              </w:rPr>
+              <w:t>nilai</w:t>
+            </w:r>
+            <w:proofErr w:type="spellEnd"/>
+            <w:r>
+              <w:rPr>
+                <w:rFonts w:ascii="Cambria" w:hAnsi="Cambria"/>
+                <w:color w:val="000000" w:themeColor="text1"/>
+              </w:rPr>
+              <w:t xml:space="preserve"> rata2 </w:t>
+            </w:r>
+            <w:proofErr w:type="spellStart"/>
+            <w:r>
+              <w:rPr>
+                <w:rFonts w:ascii="Cambria" w:hAnsi="Cambria"/>
+                <w:color w:val="000000" w:themeColor="text1"/>
+              </w:rPr>
+              <w:t>dari</w:t>
+            </w:r>
+            <w:proofErr w:type="spellEnd"/>
+            <w:r>
+              <w:rPr>
+                <w:rFonts w:ascii="Cambria" w:hAnsi="Cambria"/>
+                <w:color w:val="000000" w:themeColor="text1"/>
+              </w:rPr>
+              <w:t xml:space="preserve"> </w:t>
+            </w:r>
+            <w:proofErr w:type="gramStart"/>
+            <w:r>
+              <w:rPr>
+                <w:rFonts w:ascii="Cambria" w:hAnsi="Cambria"/>
+                <w:color w:val="000000" w:themeColor="text1"/>
+              </w:rPr>
+              <w:t>form</w:t>
+            </w:r>
+            <w:proofErr w:type="gramEnd"/>
+            <w:r>
+              <w:rPr>
+                <w:rFonts w:ascii="Cambria" w:hAnsi="Cambria"/>
+                <w:color w:val="000000" w:themeColor="text1"/>
+              </w:rPr>
+              <w:t xml:space="preserve"> </w:t>
+            </w:r>
+            <w:proofErr w:type="spellStart"/>
+            <w:proofErr w:type="gramStart"/>
+            <w:r>
+              <w:rPr>
+                <w:rFonts w:ascii="Cambria" w:hAnsi="Cambria"/>
+                <w:color w:val="000000" w:themeColor="text1"/>
+              </w:rPr>
+              <w:t>penilaian</w:t>
+            </w:r>
+            <w:proofErr w:type="spellEnd"/>
+            <w:r>
+              <w:rPr>
+                <w:rFonts w:ascii="Cambria" w:hAnsi="Cambria"/>
+                <w:color w:val="000000" w:themeColor="text1"/>
+              </w:rPr>
+              <w:t>)</w:t>
+            </w:r>
+            <w:r>
+              <w:rPr>
+                <w:rFonts w:ascii="Cambria" w:hAnsi="Cambria"/>
+                <w:b/>
+                <w:bCs/>
+                <w:color w:val="000000" w:themeColor="text1"/>
+                <w:sz w:val="23"/>
+                <w:szCs w:val="23"/>
+              </w:rPr>
+              <w:t xml:space="preserve">   </w:t>
+            </w:r>
+            <w:proofErr w:type="gramEnd"/>
+            <w:r>
+              <w:rPr>
+                <w:rFonts w:ascii="Cambria" w:hAnsi="Cambria"/>
+                <w:b/>
+                <w:bCs/>
+                <w:color w:val="000000" w:themeColor="text1"/>
+                <w:sz w:val="23"/>
+                <w:szCs w:val="23"/>
+              </w:rPr>
+              <w:t xml:space="preserve">     </w:t>
+            </w:r>
+            <w:proofErr w:type="gramStart"/>
+            <w:r>
+              <w:rPr>
+                <w:rFonts w:ascii="Cambria" w:hAnsi="Cambria"/>
+                <w:b/>
+                <w:bCs/>
+                <w:color w:val="000000" w:themeColor="text1"/>
+                <w:sz w:val="23"/>
+                <w:szCs w:val="23"/>
+              </w:rPr>
+              <w:t xml:space="preserve">   </w:t>
+            </w:r>
+            <w:r>
+              <w:rPr>
+                <w:rFonts w:ascii="Cambria" w:hAnsi="Cambria"/>
+                <w:b/>
+                <w:bCs/>
+                <w:color w:val="000000" w:themeColor="text1"/>
+                <w:sz w:val="23"/>
+                <w:szCs w:val="23"/>
+              </w:rPr>
+              <w:t>(</w:t>
+            </w:r>
+            <w:proofErr w:type="spellStart"/>
+            <w:proofErr w:type="gramEnd"/>
+            <w:r>
+              <w:rPr>
+                <w:rFonts w:ascii="Cambria" w:hAnsi="Cambria"/>
+                <w:b/>
+                <w:bCs/>
+                <w:color w:val="000000" w:themeColor="text1"/>
+                <w:sz w:val="23"/>
+                <w:szCs w:val="23"/>
+              </w:rPr>
+              <w:t>jumlah</w:t>
+            </w:r>
+            <w:proofErr w:type="spellEnd"/>
+            <w:r>
+              <w:rPr>
+                <w:rFonts w:ascii="Cambria" w:hAnsi="Cambria"/>
+                <w:b/>
+                <w:bCs/>
+                <w:color w:val="000000" w:themeColor="text1"/>
+                <w:sz w:val="23"/>
+                <w:szCs w:val="23"/>
+              </w:rPr>
+              <w:t xml:space="preserve"> </w:t>
+            </w:r>
+            <w:proofErr w:type="spellStart"/>
+            <w:r>
+              <w:rPr>
+                <w:rFonts w:ascii="Cambria" w:hAnsi="Cambria"/>
+                <w:b/>
+                <w:bCs/>
+                <w:color w:val="000000" w:themeColor="text1"/>
+                <w:sz w:val="23"/>
+                <w:szCs w:val="23"/>
+              </w:rPr>
+              <w:t>nilai</w:t>
+            </w:r>
+            <w:proofErr w:type="spellEnd"/>
+            <w:r>
+              <w:rPr>
+                <w:rFonts w:ascii="Cambria" w:hAnsi="Cambria"/>
+                <w:b/>
+                <w:bCs/>
+                <w:color w:val="000000" w:themeColor="text1"/>
+                <w:sz w:val="23"/>
+                <w:szCs w:val="23"/>
+              </w:rPr>
+              <w:t xml:space="preserve"> </w:t>
+            </w:r>
+            <w:proofErr w:type="spellStart"/>
+            <w:r>
+              <w:rPr>
+                <w:rFonts w:ascii="Cambria" w:hAnsi="Cambria"/>
+                <w:b/>
+                <w:bCs/>
+                <w:color w:val="000000" w:themeColor="text1"/>
+                <w:sz w:val="23"/>
+                <w:szCs w:val="23"/>
+              </w:rPr>
+              <w:t>dibagi</w:t>
+            </w:r>
+            <w:proofErr w:type="spellEnd"/>
+            <w:r>
+              <w:rPr>
+                <w:rFonts w:ascii="Cambria" w:hAnsi="Cambria"/>
+                <w:b/>
+                <w:bCs/>
+                <w:color w:val="000000" w:themeColor="text1"/>
+                <w:sz w:val="23"/>
+                <w:szCs w:val="23"/>
+              </w:rPr>
+              <w:t xml:space="preserve"> </w:t>
+            </w:r>
+            <w:proofErr w:type="spellStart"/>
+            <w:r>
+              <w:rPr>
+                <w:rFonts w:ascii="Cambria" w:hAnsi="Cambria"/>
+                <w:b/>
+                <w:bCs/>
+                <w:color w:val="000000" w:themeColor="text1"/>
+                <w:sz w:val="23"/>
+                <w:szCs w:val="23"/>
+              </w:rPr>
+              <w:t>dengan</w:t>
+            </w:r>
+            <w:proofErr w:type="spellEnd"/>
+            <w:r>
+              <w:rPr>
+                <w:rFonts w:ascii="Cambria" w:hAnsi="Cambria"/>
+                <w:b/>
+                <w:bCs/>
+                <w:color w:val="000000" w:themeColor="text1"/>
+                <w:sz w:val="23"/>
+                <w:szCs w:val="23"/>
+              </w:rPr>
+              <w:t xml:space="preserve"> </w:t>
+            </w:r>
+            <w:proofErr w:type="spellStart"/>
+            <w:r>
+              <w:rPr>
+                <w:rFonts w:ascii="Cambria" w:hAnsi="Cambria"/>
+                <w:b/>
+                <w:bCs/>
+                <w:color w:val="000000" w:themeColor="text1"/>
+                <w:sz w:val="23"/>
+                <w:szCs w:val="23"/>
+              </w:rPr>
+              <w:t>jumlah</w:t>
+            </w:r>
+            <w:proofErr w:type="spellEnd"/>
+            <w:r>
+              <w:rPr>
+                <w:rFonts w:ascii="Cambria" w:hAnsi="Cambria"/>
+                <w:b/>
+                <w:bCs/>
+                <w:color w:val="000000" w:themeColor="text1"/>
+                <w:sz w:val="23"/>
+                <w:szCs w:val="23"/>
+              </w:rPr>
+              <w:t xml:space="preserve"> semua </w:t>
+            </w:r>
+            <w:proofErr w:type="spellStart"/>
+            <w:r>
+              <w:rPr>
+                <w:rFonts w:ascii="Cambria" w:hAnsi="Cambria"/>
+                <w:b/>
+                <w:bCs/>
+                <w:color w:val="000000" w:themeColor="text1"/>
+                <w:sz w:val="23"/>
+                <w:szCs w:val="23"/>
+              </w:rPr>
+              <w:t>penilai</w:t>
+            </w:r>
+            <w:proofErr w:type="spellEnd"/>
+            <w:r>
+              <w:rPr>
+                <w:rFonts w:ascii="Cambria" w:hAnsi="Cambria"/>
+                <w:b/>
+                <w:bCs/>
+                <w:color w:val="000000" w:themeColor="text1"/>
+                <w:sz w:val="23"/>
+                <w:szCs w:val="23"/>
+              </w:rPr>
+              <w:t>)</w:t>
             </w:r>
           </w:p>
         </w:tc>
@@ -972,6 +1460,7 @@
                 <w:szCs w:val="24"/>
               </w:rPr>
             </w:pPr>
+            <w:proofErr w:type="spellStart"/>
             <w:r>
               <w:rPr>
                 <w:rFonts w:ascii="Cambria" w:hAnsi="Cambria"/>
@@ -980,8 +1469,31 @@
                 <w:sz w:val="24"/>
                 <w:szCs w:val="24"/>
               </w:rPr>
-              <w:t>Komponen Penilaian</w:t>
-            </w:r>
+              <w:t>Komponen</w:t>
+            </w:r>
+            <w:proofErr w:type="spellEnd"/>
+            <w:r>
+              <w:rPr>
+                <w:rFonts w:ascii="Cambria" w:hAnsi="Cambria"/>
+                <w:b/>
+                <w:color w:val="000000" w:themeColor="text1"/>
+                <w:sz w:val="24"/>
+                <w:szCs w:val="24"/>
+              </w:rPr>
+              <w:t xml:space="preserve"> </w:t>
+            </w:r>
+            <w:proofErr w:type="spellStart"/>
+            <w:r>
+              <w:rPr>
+                <w:rFonts w:ascii="Cambria" w:hAnsi="Cambria"/>
+                <w:b/>
+                <w:color w:val="000000" w:themeColor="text1"/>
+                <w:sz w:val="24"/>
+                <w:szCs w:val="24"/>
+              </w:rPr>
+              <w:t>Penilaian</w:t>
+            </w:r>
+            <w:proofErr w:type="spellEnd"/>
           </w:p>
           <w:p>
             <w:pPr>
@@ -1088,6 +1600,7 @@
                 <w:szCs w:val="24"/>
               </w:rPr>
             </w:pPr>
+            <w:proofErr w:type="spellStart"/>
             <w:r>
               <w:rPr>
                 <w:rFonts w:ascii="Cambria" w:hAnsi="Cambria"/>
@@ -1096,7 +1609,18 @@
                 <w:sz w:val="24"/>
                 <w:szCs w:val="24"/>
               </w:rPr>
-              <w:t xml:space="preserve">Keterangan </w:t>
+              <w:t>Keterangan</w:t>
+            </w:r>
+            <w:proofErr w:type="spellEnd"/>
+            <w:r>
+              <w:rPr>
+                <w:rFonts w:ascii="Cambria" w:hAnsi="Cambria"/>
+                <w:b/>
+                <w:color w:val="000000" w:themeColor="text1"/>
+                <w:sz w:val="24"/>
+                <w:szCs w:val="24"/>
+              </w:rPr>
+              <w:t xml:space="preserve"> </w:t>
             </w:r>
           </w:p>
         </w:tc>
@@ -1156,13 +1680,23 @@
                 <w:color w:val="000000" w:themeColor="text1"/>
               </w:rPr>
             </w:pPr>
-            <w:r>
-              <w:rPr>
-                <w:rFonts w:ascii="Cambria" w:hAnsi="Cambria"/>
-                <w:b/>
-                <w:color w:val="000000" w:themeColor="text1"/>
-              </w:rPr>
-              <w:t>Penilai 1</w:t>
+            <w:proofErr w:type="spellStart"/>
+            <w:r>
+              <w:rPr>
+                <w:rFonts w:ascii="Cambria" w:hAnsi="Cambria"/>
+                <w:b/>
+                <w:color w:val="000000" w:themeColor="text1"/>
+              </w:rPr>
+              <w:t>Penilai</w:t>
+            </w:r>
+            <w:proofErr w:type="spellEnd"/>
+            <w:r>
+              <w:rPr>
+                <w:rFonts w:ascii="Cambria" w:hAnsi="Cambria"/>
+                <w:b/>
+                <w:color w:val="000000" w:themeColor="text1"/>
+              </w:rPr>
+              <w:t xml:space="preserve"> 1</w:t>
             </w:r>
           </w:p>
         </w:tc>
@@ -1333,13 +1867,23 @@
                 <w:color w:val="000000" w:themeColor="text1"/>
               </w:rPr>
             </w:pPr>
-            <w:r>
-              <w:rPr>
-                <w:rFonts w:ascii="Cambria" w:hAnsi="Cambria"/>
-                <w:b/>
-                <w:color w:val="000000" w:themeColor="text1"/>
-              </w:rPr>
-              <w:t>Penilai 2</w:t>
+            <w:proofErr w:type="spellStart"/>
+            <w:r>
+              <w:rPr>
+                <w:rFonts w:ascii="Cambria" w:hAnsi="Cambria"/>
+                <w:b/>
+                <w:color w:val="000000" w:themeColor="text1"/>
+              </w:rPr>
+              <w:t>Penilai</w:t>
+            </w:r>
+            <w:proofErr w:type="spellEnd"/>
+            <w:r>
+              <w:rPr>
+                <w:rFonts w:ascii="Cambria" w:hAnsi="Cambria"/>
+                <w:b/>
+                <w:color w:val="000000" w:themeColor="text1"/>
+              </w:rPr>
+              <w:t xml:space="preserve"> 2</w:t>
             </w:r>
           </w:p>
         </w:tc>
@@ -1672,7 +2216,39 @@
                 <w:rFonts w:ascii="Cambria" w:hAnsi="Cambria"/>
                 <w:color w:val="000000" w:themeColor="text1"/>
               </w:rPr>
-              <w:t>$(nilai akhir rata rata)</w:t>
+              <w:t>$(</w:t>
+            </w:r>
+            <w:proofErr w:type="spellStart"/>
+            <w:r>
+              <w:rPr>
+                <w:rFonts w:ascii="Cambria" w:hAnsi="Cambria"/>
+                <w:color w:val="000000" w:themeColor="text1"/>
+              </w:rPr>
+              <w:t>nilai</w:t>
+            </w:r>
+            <w:proofErr w:type="spellEnd"/>
+            <w:r>
+              <w:rPr>
+                <w:rFonts w:ascii="Cambria" w:hAnsi="Cambria"/>
+                <w:color w:val="000000" w:themeColor="text1"/>
+              </w:rPr>
+              <w:t xml:space="preserve"> </w:t>
+            </w:r>
+            <w:proofErr w:type="spellStart"/>
+            <w:r>
+              <w:rPr>
+                <w:rFonts w:ascii="Cambria" w:hAnsi="Cambria"/>
+                <w:color w:val="000000" w:themeColor="text1"/>
+              </w:rPr>
+              <w:t>akhir</w:t>
+            </w:r>
+            <w:proofErr w:type="spellEnd"/>
+            <w:r>
+              <w:rPr>
+                <w:rFonts w:ascii="Cambria" w:hAnsi="Cambria"/>
+                <w:color w:val="000000" w:themeColor="text1"/>
+              </w:rPr>
+              <w:t xml:space="preserve"> rata rata)</w:t>
             </w:r>
           </w:p>
         </w:tc>
@@ -1769,7 +2345,25 @@
                 <w:b/>
                 <w:color w:val="000000" w:themeColor="text1"/>
               </w:rPr>
-              <w:t>Nilai Akhir (Indeks)</w:t>
+              <w:t>Nilai Akhir (</w:t>
+            </w:r>
+            <w:proofErr w:type="spellStart"/>
+            <w:r>
+              <w:rPr>
+                <w:rFonts w:ascii="Cambria" w:hAnsi="Cambria"/>
+                <w:b/>
+                <w:color w:val="000000" w:themeColor="text1"/>
+              </w:rPr>
+              <w:t>Indeks</w:t>
+            </w:r>
+            <w:proofErr w:type="spellEnd"/>
+            <w:r>
+              <w:rPr>
+                <w:rFonts w:ascii="Cambria" w:hAnsi="Cambria"/>
+                <w:b/>
+                <w:color w:val="000000" w:themeColor="text1"/>
+              </w:rPr>
+              <w:t>)</w:t>
             </w:r>
           </w:p>
         </w:tc>
@@ -1800,7 +2394,55 @@
                 <w:rFonts w:ascii="Cambria" w:hAnsi="Cambria"/>
                 <w:color w:val="000000" w:themeColor="text1"/>
               </w:rPr>
-              <w:t>$(nilai akhir indeks)</w:t>
+              <w:t>$(</w:t>
+            </w:r>
+            <w:proofErr w:type="spellStart"/>
+            <w:r>
+              <w:rPr>
+                <w:rFonts w:ascii="Cambria" w:hAnsi="Cambria"/>
+                <w:color w:val="000000" w:themeColor="text1"/>
+              </w:rPr>
+              <w:t>nilai</w:t>
+            </w:r>
+            <w:proofErr w:type="spellEnd"/>
+            <w:r>
+              <w:rPr>
+                <w:rFonts w:ascii="Cambria" w:hAnsi="Cambria"/>
+                <w:color w:val="000000" w:themeColor="text1"/>
+              </w:rPr>
+              <w:t xml:space="preserve"> </w:t>
+            </w:r>
+            <w:proofErr w:type="spellStart"/>
+            <w:r>
+              <w:rPr>
+                <w:rFonts w:ascii="Cambria" w:hAnsi="Cambria"/>
+                <w:color w:val="000000" w:themeColor="text1"/>
+              </w:rPr>
+              <w:t>akhir</w:t>
+            </w:r>
+            <w:proofErr w:type="spellEnd"/>
+            <w:r>
+              <w:rPr>
+                <w:rFonts w:ascii="Cambria" w:hAnsi="Cambria"/>
+                <w:color w:val="000000" w:themeColor="text1"/>
+              </w:rPr>
+              <w:t xml:space="preserve"> </w:t>
+            </w:r>
+            <w:proofErr w:type="spellStart"/>
+            <w:r>
+              <w:rPr>
+                <w:rFonts w:ascii="Cambria" w:hAnsi="Cambria"/>
+                <w:color w:val="000000" w:themeColor="text1"/>
+              </w:rPr>
+              <w:t>indeks</w:t>
+            </w:r>
+            <w:proofErr w:type="spellEnd"/>
+            <w:r>
+              <w:rPr>
+                <w:rFonts w:ascii="Cambria" w:hAnsi="Cambria"/>
+                <w:color w:val="000000" w:themeColor="text1"/>
+              </w:rPr>
+              <w:t>)</w:t>
             </w:r>
           </w:p>
         </w:tc>
@@ -1823,12 +2465,21 @@
                 <w:color w:val="000000" w:themeColor="text1"/>
               </w:rPr>
             </w:pPr>
-            <w:r>
-              <w:rPr>
-                <w:rFonts w:ascii="Cambria" w:hAnsi="Cambria"/>
-                <w:color w:val="000000" w:themeColor="text1"/>
-              </w:rPr>
-              <w:t xml:space="preserve">Indeks:   </w:t>
+            <w:proofErr w:type="spellStart"/>
+            <w:r>
+              <w:rPr>
+                <w:rFonts w:ascii="Cambria" w:hAnsi="Cambria"/>
+                <w:color w:val="000000" w:themeColor="text1"/>
+              </w:rPr>
+              <w:t>Indeks</w:t>
+            </w:r>
+            <w:proofErr w:type="spellEnd"/>
+            <w:r>
+              <w:rPr>
+                <w:rFonts w:ascii="Cambria" w:hAnsi="Cambria"/>
+                <w:color w:val="000000" w:themeColor="text1"/>
+              </w:rPr>
+              <w:t xml:space="preserve">:   </w:t>
             </w:r>
             <w:r>
               <w:rPr>
@@ -2058,6 +2709,7 @@
           <w:szCs w:val="24"/>
         </w:rPr>
       </w:pPr>
+      <w:proofErr w:type="spellStart"/>
       <w:r>
         <w:rPr>
           <w:rFonts w:ascii="Cambria" w:hAnsi="Cambria"/>
@@ -2066,7 +2718,40 @@
           <w:color w:val="000000" w:themeColor="text1"/>
           <w:szCs w:val="24"/>
         </w:rPr>
-        <w:t xml:space="preserve">Tanggal penilaian: </w:t>
+        <w:t>Tanggal</w:t>
+      </w:r>
+      <w:proofErr w:type="spellEnd"/>
+      <w:r>
+        <w:rPr>
+          <w:rFonts w:ascii="Cambria" w:hAnsi="Cambria"/>
+          <w:b/>
+          <w:bCs/>
+          <w:color w:val="000000" w:themeColor="text1"/>
+          <w:szCs w:val="24"/>
+        </w:rPr>
+        <w:t xml:space="preserve"> </w:t>
+      </w:r>
+      <w:proofErr w:type="spellStart"/>
+      <w:r>
+        <w:rPr>
+          <w:rFonts w:ascii="Cambria" w:hAnsi="Cambria"/>
+          <w:b/>
+          <w:bCs/>
+          <w:color w:val="000000" w:themeColor="text1"/>
+          <w:szCs w:val="24"/>
+        </w:rPr>
+        <w:t>penilaian</w:t>
+      </w:r>
+      <w:proofErr w:type="spellEnd"/>
+      <w:r>
+        <w:rPr>
+          <w:rFonts w:ascii="Cambria" w:hAnsi="Cambria"/>
+          <w:b/>
+          <w:bCs/>
+          <w:color w:val="000000" w:themeColor="text1"/>
+          <w:szCs w:val="24"/>
+        </w:rPr>
+        <w:t xml:space="preserve">: </w:t>
       </w:r>
       <w:r>
         <w:rPr>
@@ -2088,13 +2773,41 @@
         </w:rPr>
         <w:t>(</w:t>
       </w:r>
+      <w:proofErr w:type="spellStart"/>
       <w:r>
         <w:rPr>
           <w:rFonts w:ascii="Cambria" w:hAnsi="Cambria"/>
           <w:color w:val="000000" w:themeColor="text1"/>
           <w:szCs w:val="24"/>
         </w:rPr>
-        <w:t>tgl create penilaian)</w:t>
+        <w:t>tgl</w:t>
+      </w:r>
+      <w:proofErr w:type="spellEnd"/>
+      <w:r>
+        <w:rPr>
+          <w:rFonts w:ascii="Cambria" w:hAnsi="Cambria"/>
+          <w:color w:val="000000" w:themeColor="text1"/>
+          <w:szCs w:val="24"/>
+        </w:rPr>
+        <w:t xml:space="preserve"> create </w:t>
+      </w:r>
+      <w:proofErr w:type="spellStart"/>
+      <w:r>
+        <w:rPr>
+          <w:rFonts w:ascii="Cambria" w:hAnsi="Cambria"/>
+          <w:color w:val="000000" w:themeColor="text1"/>
+          <w:szCs w:val="24"/>
+        </w:rPr>
+        <w:t>penilaian</w:t>
+      </w:r>
+      <w:proofErr w:type="spellEnd"/>
+      <w:r>
+        <w:rPr>
+          <w:rFonts w:ascii="Cambria" w:hAnsi="Cambria"/>
+          <w:color w:val="000000" w:themeColor="text1"/>
+          <w:szCs w:val="24"/>
+        </w:rPr>
+        <w:t>)</w:t>
       </w:r>
     </w:p>
     <w:p>
@@ -2186,6 +2899,7 @@
           <w:color w:val="000000" w:themeColor="text1"/>
           <w:sz w:val="20"/>
           <w:szCs w:val="24"/>
+          <w:u w:val="single"/>
           <w:lang w:val="fi-FI"/>
         </w:rPr>
       </w:pPr>
@@ -2197,6 +2911,7 @@
           <w:color w:val="000000" w:themeColor="text1"/>
           <w:sz w:val="20"/>
           <w:szCs w:val="24"/>
+          <w:u w:val="single"/>
           <w:lang w:val="fi-FI"/>
         </w:rPr>
         <w:t>$</w:t>
@@ -2209,6 +2924,7 @@
           <w:color w:val="000000" w:themeColor="text1"/>
           <w:sz w:val="20"/>
           <w:szCs w:val="24"/>
+          <w:u w:val="single"/>
           <w:lang w:val="fi-FI"/>
         </w:rPr>
         <w:t xml:space="preserve">(Nama ketua </w:t>
@@ -2221,6 +2937,7 @@
           <w:color w:val="000000" w:themeColor="text1"/>
           <w:sz w:val="20"/>
           <w:szCs w:val="24"/>
+          <w:u w:val="single"/>
           <w:lang w:val="fi-FI"/>
         </w:rPr>
         <w:t>sidang</w:t>
@@ -2233,6 +2950,7 @@
           <w:color w:val="000000" w:themeColor="text1"/>
           <w:sz w:val="20"/>
           <w:szCs w:val="24"/>
+          <w:u w:val="single"/>
           <w:lang w:val="fi-FI"/>
         </w:rPr>
         <w:t>)</w:t>
@@ -2244,6 +2962,7 @@
         <w:ind w:left="4678"/>
         <w:rPr>
           <w:color w:val="000000" w:themeColor="text1"/>
+          <w:lang w:val="fi-FI"/>
         </w:rPr>
       </w:pPr>
       <w:r>
@@ -2251,6 +2970,7 @@
           <w:rFonts w:ascii="Cambria" w:hAnsi="Cambria"/>
           <w:color w:val="000000" w:themeColor="text1"/>
           <w:szCs w:val="24"/>
+          <w:lang w:val="fi-FI"/>
         </w:rPr>
         <w:t>NIP</w:t>
       </w:r>
@@ -2259,6 +2979,7 @@
           <w:rFonts w:ascii="Cambria" w:hAnsi="Cambria"/>
           <w:color w:val="000000" w:themeColor="text1"/>
           <w:szCs w:val="24"/>
+          <w:lang w:val="fi-FI"/>
         </w:rPr>
         <w:t xml:space="preserve"> </w:t>
       </w:r>
@@ -2267,6 +2988,7 @@
           <w:rFonts w:ascii="Cambria" w:hAnsi="Cambria"/>
           <w:color w:val="000000" w:themeColor="text1"/>
           <w:szCs w:val="24"/>
+          <w:lang w:val="fi-FI"/>
         </w:rPr>
         <w:t>$</w:t>
       </w:r>
@@ -2275,6 +2997,7 @@
           <w:rFonts w:ascii="Cambria" w:hAnsi="Cambria"/>
           <w:color w:val="000000" w:themeColor="text1"/>
           <w:szCs w:val="24"/>
+          <w:lang w:val="fi-FI"/>
         </w:rPr>
         <w:t xml:space="preserve">(nip ketua </w:t>
       </w:r>
@@ -2295,6 +3018,7 @@
           <w:rFonts w:ascii="Cambria" w:hAnsi="Cambria"/>
           <w:color w:val="000000" w:themeColor="text1"/>
           <w:szCs w:val="24"/>
+          <w:lang w:val="fi-FI"/>
         </w:rPr>
         <w:t>)</w:t>
       </w:r>
